--- a/Business Plan Draft - Updated.docx
+++ b/Business Plan Draft - Updated.docx
@@ -157,9 +157,30 @@
     <w:p>
       <w:pPr>
         <w:pStyle w:val="8"/>
-      </w:pPr>
-      <w:r>
-        <w:t>The visual clue appears before students are expected to rely on a translation. Students can make a prediction, reveal the meaning when necessary, and then connect the word to the image and the campus setting.</w:t>
+        <w:rPr>
+          <w:rFonts w:eastAsia="宋体"/>
+        </w:rPr>
+      </w:pPr>
+      <w:r>
+        <w:t>The visual clue appears before students are expected to rely on a translation. Students can make a predicti</w:t>
+      </w:r>
+      <w:r>
+        <w:rPr>
+          <w:rFonts w:eastAsia="宋体"/>
+        </w:rPr>
+        <w:t>on, reveal the meaning when necessary, and then connect the word to the image and the campus setting.</w:t>
+      </w:r>
+    </w:p>
+    <w:p>
+      <w:pPr>
+        <w:pStyle w:val="8"/>
+      </w:pPr>
+      <w:r>
+        <w:rPr>
+          <w:rFonts w:eastAsia="宋体"/>
+          <w:lang w:val="en-US" w:eastAsia="zh-CN"/>
+        </w:rPr>
+        <w:t>Students can also tap the speaker icon to hear the pronunciation of each target word, helping them connect its written form, visual meaning, and spoken form before using it in a sentence.</w:t>
       </w:r>
     </w:p>
     <w:p>
@@ -292,6 +313,95 @@
     </w:p>
     <w:p>
       <w:pPr>
+        <w:keepNext w:val="0"/>
+        <w:keepLines w:val="0"/>
+        <w:widowControl/>
+        <w:suppressLineNumbers w:val="0"/>
+        <w:jc w:val="center"/>
+      </w:pPr>
+      <w:r>
+        <w:drawing>
+          <wp:inline distT="0" distB="0" distL="114300" distR="114300">
+            <wp:extent cx="2464435" cy="2437765"/>
+            <wp:effectExtent l="0" t="0" r="24765" b="635"/>
+            <wp:docPr id="4" name="Picture 4" descr="Screenshot 2026-09-13 at 23.10.56"/>
+            <wp:cNvGraphicFramePr>
+              <a:graphicFrameLocks xmlns:a="http://schemas.openxmlformats.org/drawingml/2006/main" noChangeAspect="1"/>
+            </wp:cNvGraphicFramePr>
+            <a:graphic xmlns:a="http://schemas.openxmlformats.org/drawingml/2006/main">
+              <a:graphicData uri="http://schemas.openxmlformats.org/drawingml/2006/picture">
+                <pic:pic xmlns:pic="http://schemas.openxmlformats.org/drawingml/2006/picture">
+                  <pic:nvPicPr>
+                    <pic:cNvPr id="4" name="Picture 4" descr="Screenshot 2026-09-13 at 23.10.56"/>
+                    <pic:cNvPicPr>
+                      <a:picLocks noChangeAspect="1"/>
+                    </pic:cNvPicPr>
+                  </pic:nvPicPr>
+                  <pic:blipFill>
+                    <a:blip r:embed="rId4"/>
+                    <a:stretch>
+                      <a:fillRect/>
+                    </a:stretch>
+                  </pic:blipFill>
+                  <pic:spPr>
+                    <a:xfrm>
+                      <a:off x="0" y="0"/>
+                      <a:ext cx="2464435" cy="2437765"/>
+                    </a:xfrm>
+                    <a:prstGeom prst="rect">
+                      <a:avLst/>
+                    </a:prstGeom>
+                  </pic:spPr>
+                </pic:pic>
+              </a:graphicData>
+            </a:graphic>
+          </wp:inline>
+        </w:drawing>
+      </w:r>
+    </w:p>
+    <w:p>
+      <w:pPr>
+        <w:keepNext w:val="0"/>
+        <w:keepLines w:val="0"/>
+        <w:widowControl/>
+        <w:suppressLineNumbers w:val="0"/>
+        <w:jc w:val="center"/>
+        <w:rPr>
+          <w:rFonts w:asciiTheme="minorHAnsi" w:hAnsiTheme="minorHAnsi" w:eastAsiaTheme="minorEastAsia" w:cstheme="minorBidi"/>
+          <w:i/>
+          <w:color w:val="596763"/>
+          <w:sz w:val="18"/>
+          <w:lang w:val="en-US" w:eastAsia="zh-CN" w:bidi="ar-SA"/>
+        </w:rPr>
+      </w:pPr>
+      <w:r>
+        <w:rPr>
+          <w:rFonts w:asciiTheme="minorHAnsi" w:hAnsiTheme="minorHAnsi" w:eastAsiaTheme="minorEastAsia" w:cstheme="minorBidi"/>
+          <w:i/>
+          <w:color w:val="596763"/>
+          <w:sz w:val="18"/>
+          <w:lang w:val="en-US" w:eastAsia="zh-CN" w:bidi="ar-SA"/>
+        </w:rPr>
+        <w:t>Figure 3. Sentence production and safe feedback fallback. The student combines “prerequisite” and “assignment,” receives a targeted grammar suggestion</w:t>
+      </w:r>
+      <w:r>
+        <w:rPr>
+          <w:rFonts w:hint="default" w:asciiTheme="minorHAnsi" w:hAnsiTheme="minorHAnsi" w:eastAsiaTheme="minorEastAsia" w:cstheme="minorBidi"/>
+          <w:i/>
+          <w:color w:val="596763"/>
+          <w:sz w:val="18"/>
+          <w:lang w:val="en-US" w:eastAsia="zh-CN" w:bidi="ar-SA"/>
+        </w:rPr>
+        <w:t>.</w:t>
+      </w:r>
+    </w:p>
+    <w:p>
+      <w:pPr>
+        <w:pStyle w:val="8"/>
+      </w:pPr>
+    </w:p>
+    <w:p>
+      <w:pPr>
         <w:pStyle w:val="8"/>
         <w:keepNext w:val="0"/>
         <w:keepLines w:val="0"/>
@@ -996,294 +1106,300 @@
     </w:p>
     <w:p>
       <w:pPr>
-        <w:pStyle w:val="8"/>
-        <w:keepNext w:val="0"/>
-        <w:keepLines w:val="0"/>
-        <w:widowControl/>
-        <w:suppressLineNumbers w:val="0"/>
-      </w:pPr>
-      <w:r>
-        <w:t>The next stage is structured testing with real students.</w:t>
-      </w:r>
-    </w:p>
-    <w:p>
-      <w:pPr>
-        <w:pStyle w:val="8"/>
-        <w:keepNext w:val="0"/>
-        <w:keepLines w:val="0"/>
-        <w:widowControl/>
-        <w:suppressLineNumbers w:val="0"/>
-      </w:pPr>
-      <w:r>
-        <w:t>Testing Procedure:</w:t>
-      </w:r>
-    </w:p>
-    <w:p>
-      <w:pPr>
-        <w:pStyle w:val="8"/>
-        <w:keepNext w:val="0"/>
-        <w:keepLines w:val="0"/>
-        <w:widowControl/>
-        <w:suppressLineNumbers w:val="0"/>
-      </w:pPr>
-      <w:r>
-        <w:t>Step 1: Students complete a short vocabulary pre-test.</w:t>
-      </w:r>
-    </w:p>
-    <w:p>
-      <w:pPr>
-        <w:pStyle w:val="8"/>
-        <w:keepNext w:val="0"/>
-        <w:keepLines w:val="0"/>
-        <w:widowControl/>
-        <w:suppressLineNumbers w:val="0"/>
-      </w:pPr>
-      <w:r>
-        <w:t>Step 2: Students learn a set of unfamiliar vocabulary words through the platform.</w:t>
-      </w:r>
-    </w:p>
-    <w:p>
-      <w:pPr>
-        <w:pStyle w:val="8"/>
-        <w:keepNext w:val="0"/>
-        <w:keepLines w:val="0"/>
-        <w:widowControl/>
-        <w:suppressLineNumbers w:val="0"/>
-      </w:pPr>
-      <w:r>
-        <w:t>Step 3: They use the vocabulary to complete campus-building sentence tasks.</w:t>
-      </w:r>
-    </w:p>
-    <w:p>
-      <w:pPr>
-        <w:pStyle w:val="8"/>
-        <w:keepNext w:val="0"/>
-        <w:keepLines w:val="0"/>
-        <w:widowControl/>
-        <w:suppressLineNumbers w:val="0"/>
-      </w:pPr>
-      <w:r>
-        <w:t>Step 4: They receive AI feedback and revise incorrect sentences.</w:t>
-      </w:r>
-    </w:p>
-    <w:p>
-      <w:pPr>
-        <w:pStyle w:val="8"/>
-        <w:keepNext w:val="0"/>
-        <w:keepLines w:val="0"/>
-        <w:widowControl/>
-        <w:suppressLineNumbers w:val="0"/>
-      </w:pPr>
-      <w:r>
-        <w:t>Step 5: Students complete a post-test.</w:t>
-      </w:r>
-    </w:p>
-    <w:p>
-      <w:pPr>
-        <w:pStyle w:val="8"/>
-        <w:keepNext w:val="0"/>
-        <w:keepLines w:val="0"/>
-        <w:widowControl/>
-        <w:suppressLineNumbers w:val="0"/>
-      </w:pPr>
-      <w:r>
-        <w:t>Step 6: A delayed test can be conducted several days later to measure vocabulary retention.</w:t>
-      </w:r>
-    </w:p>
-    <w:p>
-      <w:pPr>
-        <w:pStyle w:val="8"/>
-        <w:keepNext w:val="0"/>
-        <w:keepLines w:val="0"/>
-        <w:widowControl/>
-        <w:suppressLineNumbers w:val="0"/>
-      </w:pPr>
-      <w:r>
-        <w:t>The testing will measure vocabulary recall, ability to use vocabulary correctly in sentences, number of grammar errors, successful revisions after AI feedback, task completion rate, and student engagement.</w:t>
-      </w:r>
-    </w:p>
-    <w:p>
-      <w:pPr>
-        <w:pStyle w:val="8"/>
-        <w:keepNext w:val="0"/>
-        <w:keepLines w:val="0"/>
-        <w:widowControl/>
-        <w:suppressLineNumbers w:val="0"/>
-      </w:pPr>
-      <w:r>
-        <w:t>We will also collect teacher observations and student feedback about the images, game mechanics, sentence hints, and AI explanations.</w:t>
-      </w:r>
-    </w:p>
-    <w:p>
-      <w:pPr>
-        <w:pStyle w:val="8"/>
-      </w:pPr>
-      <w:r>
-        <w:t>To make the results interpretable, recognition and sentence production should be measured separately. The same target vocabulary can be used across the pre-test, post-test, and delayed test, with the item order changed to reduce simple memorization of the test sequence. A delayed test after several days, ideally three to seven days, will provide an initial indication of retention.</w:t>
-      </w:r>
-    </w:p>
-    <w:p>
-      <w:pPr>
-        <w:pStyle w:val="8"/>
-      </w:pPr>
-      <w:r>
-        <w:t>Suggested pilot success criteria:</w:t>
-      </w:r>
-    </w:p>
-    <w:p>
-      <w:pPr>
-        <w:pStyle w:val="8"/>
-      </w:pPr>
-      <w:r>
-        <w:t>Post-test performance is higher than pre-test performance.</w:t>
-      </w:r>
-    </w:p>
-    <w:p>
-      <w:pPr>
-        <w:pStyle w:val="8"/>
-      </w:pPr>
-      <w:r>
-        <w:t>Students retain a meaningful portion of the improvement on the delayed test.</w:t>
-      </w:r>
-    </w:p>
-    <w:p>
-      <w:pPr>
-        <w:pStyle w:val="8"/>
-      </w:pPr>
-      <w:r>
-        <w:t>Students make fewer target-word and grammar errors after revising with feedback.</w:t>
-      </w:r>
-    </w:p>
-    <w:p>
-      <w:pPr>
-        <w:pStyle w:val="8"/>
-      </w:pPr>
-      <w:r>
-        <w:t>Most students can complete the activity without teacher intervention for every sentence.</w:t>
-      </w:r>
-    </w:p>
-    <w:p>
-      <w:pPr>
-        <w:pStyle w:val="8"/>
-      </w:pPr>
-      <w:r>
-        <w:t>Students and teachers report that the visual clues, campus progress, and feedback make practice more useful than a word list alone.</w:t>
-      </w:r>
-    </w:p>
-    <w:p>
-      <w:pPr>
-        <w:pStyle w:val="8"/>
-      </w:pPr>
-      <w:r>
-        <w:t>The exact targets should be defined before testing, for example: [SET TARGET FOR VOCABULARY GAIN], [SET TARGET FOR RETENTION], and [SET TARGET FOR TASK COMPLETION]. No learning-outcome claims should be made until these measures have been collected.</w:t>
-      </w:r>
-    </w:p>
-    <w:p>
-      <w:pPr>
-        <w:pStyle w:val="8"/>
-        <w:keepNext w:val="0"/>
-        <w:keepLines w:val="0"/>
-        <w:widowControl/>
-        <w:suppressLineNumbers w:val="0"/>
-      </w:pPr>
-      <w:r>
-        <w:t>Current user-testing evidence:</w:t>
-      </w:r>
-    </w:p>
-    <w:p>
-      <w:pPr>
-        <w:pStyle w:val="8"/>
-        <w:keepNext w:val="0"/>
-        <w:keepLines w:val="0"/>
-        <w:widowControl/>
-        <w:suppressLineNumbers w:val="0"/>
-      </w:pPr>
-      <w:r>
-        <w:t>Number of students tested: [INSERT]</w:t>
-      </w:r>
-    </w:p>
-    <w:p>
-      <w:pPr>
-        <w:pStyle w:val="8"/>
-        <w:keepNext w:val="0"/>
-        <w:keepLines w:val="0"/>
-        <w:widowControl/>
-        <w:suppressLineNumbers w:val="0"/>
-      </w:pPr>
-      <w:r>
-        <w:t>Grade or age: [INSERT]</w:t>
-      </w:r>
-    </w:p>
-    <w:p>
-      <w:pPr>
-        <w:pStyle w:val="8"/>
-        <w:keepNext w:val="0"/>
-        <w:keepLines w:val="0"/>
-        <w:widowControl/>
-        <w:suppressLineNumbers w:val="0"/>
-      </w:pPr>
-      <w:r>
-        <w:t>Testing environment: [INSERT]</w:t>
-      </w:r>
-    </w:p>
-    <w:p>
-      <w:pPr>
-        <w:pStyle w:val="8"/>
-        <w:keepNext w:val="0"/>
-        <w:keepLines w:val="0"/>
-        <w:widowControl/>
-        <w:suppressLineNumbers w:val="0"/>
-      </w:pPr>
-      <w:r>
-        <w:t>Length of session: [INSERT]</w:t>
-      </w:r>
-    </w:p>
-    <w:p>
-      <w:pPr>
-        <w:pStyle w:val="8"/>
-        <w:keepNext w:val="0"/>
-        <w:keepLines w:val="0"/>
-        <w:widowControl/>
-        <w:suppressLineNumbers w:val="0"/>
-      </w:pPr>
-      <w:r>
-        <w:t>Vocabulary tested: [INSERT]</w:t>
-      </w:r>
-    </w:p>
-    <w:p>
-      <w:pPr>
-        <w:pStyle w:val="8"/>
-        <w:keepNext w:val="0"/>
-        <w:keepLines w:val="0"/>
-        <w:widowControl/>
-        <w:suppressLineNumbers w:val="0"/>
-      </w:pPr>
-      <w:r>
-        <w:t>Pre-test result: [INSERT]</w:t>
-      </w:r>
-    </w:p>
-    <w:p>
-      <w:pPr>
-        <w:pStyle w:val="8"/>
-        <w:keepNext w:val="0"/>
-        <w:keepLines w:val="0"/>
-        <w:widowControl/>
-        <w:suppressLineNumbers w:val="0"/>
-      </w:pPr>
-      <w:r>
-        <w:t>Post-test result: [INSERT]</w:t>
-      </w:r>
-    </w:p>
-    <w:p>
-      <w:pPr>
-        <w:pStyle w:val="8"/>
-        <w:keepNext w:val="0"/>
-        <w:keepLines w:val="0"/>
-        <w:widowControl/>
-        <w:suppressLineNumbers w:val="0"/>
-      </w:pPr>
-      <w:r>
-        <w:t>Retention-test result: [INSERT]</w:t>
+        <w:pStyle w:val="4"/>
+        <w:keepNext/>
+      </w:pPr>
+      <w:r>
+        <w:t>Prototype Interface Examples</w:t>
+      </w:r>
+    </w:p>
+    <w:p>
+      <w:pPr>
+        <w:pStyle w:val="8"/>
+      </w:pPr>
+      <w:r>
+        <w:t>The live prototype illustrates the intended classroom flow: teachers configure a round, students select illustrated vocabulary, produce a meaningful sentence, and use progress on a shared campus map as a visible reason to keep learning. These screenshots are product evidence, not outcome evidence; learning claims still require the real-user testing described below.</w:t>
+      </w:r>
+    </w:p>
+    <w:p>
+      <w:pPr>
+        <w:keepNext/>
+        <w:spacing w:before="80" w:after="40"/>
+        <w:jc w:val="center"/>
+      </w:pPr>
+      <w:r>
+        <w:drawing>
+          <wp:inline distT="0" distB="0" distL="114300" distR="114300">
+            <wp:extent cx="4480560" cy="3111500"/>
+            <wp:effectExtent l="0" t="0" r="15240" b="12700"/>
+            <wp:docPr id="1" name="Picture 1"/>
+            <wp:cNvGraphicFramePr>
+              <a:graphicFrameLocks xmlns:a="http://schemas.openxmlformats.org/drawingml/2006/main" noChangeAspect="1"/>
+            </wp:cNvGraphicFramePr>
+            <a:graphic xmlns:a="http://schemas.openxmlformats.org/drawingml/2006/main">
+              <a:graphicData uri="http://schemas.openxmlformats.org/drawingml/2006/picture">
+                <pic:pic xmlns:pic="http://schemas.openxmlformats.org/drawingml/2006/picture">
+                  <pic:nvPicPr>
+                    <pic:cNvPr id="1" name="Picture 1"/>
+                    <pic:cNvPicPr>
+                      <a:picLocks noChangeAspect="1"/>
+                    </pic:cNvPicPr>
+                  </pic:nvPicPr>
+                  <pic:blipFill>
+                    <a:blip r:embed="rId5"/>
+                    <a:stretch>
+                      <a:fillRect/>
+                    </a:stretch>
+                  </pic:blipFill>
+                  <pic:spPr>
+                    <a:xfrm>
+                      <a:off x="0" y="0"/>
+                      <a:ext cx="4480560" cy="3111500"/>
+                    </a:xfrm>
+                    <a:prstGeom prst="rect">
+                      <a:avLst/>
+                    </a:prstGeom>
+                  </pic:spPr>
+                </pic:pic>
+              </a:graphicData>
+            </a:graphic>
+          </wp:inline>
+        </w:drawing>
+      </w:r>
+    </w:p>
+    <w:p>
+      <w:pPr>
+        <w:spacing w:before="0" w:after="120"/>
+        <w:jc w:val="center"/>
+      </w:pPr>
+      <w:r>
+        <w:rPr>
+          <w:i/>
+          <w:color w:val="596763"/>
+          <w:sz w:val="18"/>
+        </w:rPr>
+        <w:t xml:space="preserve">Figure </w:t>
+      </w:r>
+      <w:r>
+        <w:rPr>
+          <w:rFonts w:hint="default"/>
+          <w:i/>
+          <w:color w:val="596763"/>
+          <w:sz w:val="18"/>
+          <w:lang w:val="en-US"/>
+        </w:rPr>
+        <w:t>2</w:t>
+      </w:r>
+      <w:r>
+        <w:rPr>
+          <w:i/>
+          <w:color w:val="596763"/>
+          <w:sz w:val="18"/>
+        </w:rPr>
+        <w:t>. Teacher lesson setup with classroom mode, language-level, and round configuration controls.</w:t>
+      </w:r>
+    </w:p>
+    <w:p>
+      <w:pPr>
+        <w:keepNext/>
+        <w:spacing w:before="80" w:after="40"/>
+        <w:jc w:val="center"/>
+      </w:pPr>
+      <w:r>
+        <w:drawing>
+          <wp:inline distT="0" distB="0" distL="114300" distR="114300">
+            <wp:extent cx="4480560" cy="3111500"/>
+            <wp:effectExtent l="0" t="0" r="15240" b="12700"/>
+            <wp:docPr id="2" name="Picture 2"/>
+            <wp:cNvGraphicFramePr>
+              <a:graphicFrameLocks xmlns:a="http://schemas.openxmlformats.org/drawingml/2006/main" noChangeAspect="1"/>
+            </wp:cNvGraphicFramePr>
+            <a:graphic xmlns:a="http://schemas.openxmlformats.org/drawingml/2006/main">
+              <a:graphicData uri="http://schemas.openxmlformats.org/drawingml/2006/picture">
+                <pic:pic xmlns:pic="http://schemas.openxmlformats.org/drawingml/2006/picture">
+                  <pic:nvPicPr>
+                    <pic:cNvPr id="2" name="Picture 2"/>
+                    <pic:cNvPicPr>
+                      <a:picLocks noChangeAspect="1"/>
+                    </pic:cNvPicPr>
+                  </pic:nvPicPr>
+                  <pic:blipFill>
+                    <a:blip r:embed="rId6"/>
+                    <a:stretch>
+                      <a:fillRect/>
+                    </a:stretch>
+                  </pic:blipFill>
+                  <pic:spPr>
+                    <a:xfrm>
+                      <a:off x="0" y="0"/>
+                      <a:ext cx="4480560" cy="3111500"/>
+                    </a:xfrm>
+                    <a:prstGeom prst="rect">
+                      <a:avLst/>
+                    </a:prstGeom>
+                  </pic:spPr>
+                </pic:pic>
+              </a:graphicData>
+            </a:graphic>
+          </wp:inline>
+        </w:drawing>
+      </w:r>
+    </w:p>
+    <w:p>
+      <w:pPr>
+        <w:keepNext w:val="0"/>
+        <w:keepLines w:val="0"/>
+        <w:widowControl/>
+        <w:suppressLineNumbers w:val="0"/>
+        <w:jc w:val="left"/>
+        <w:rPr>
+          <w:i/>
+          <w:color w:val="596763"/>
+          <w:sz w:val="18"/>
+          <w:lang w:val="en-US" w:eastAsia="zh-CN"/>
+        </w:rPr>
+      </w:pPr>
+      <w:r>
+        <w:rPr>
+          <w:i/>
+          <w:color w:val="596763"/>
+          <w:sz w:val="18"/>
+        </w:rPr>
+        <w:t>Figu</w:t>
+      </w:r>
+      <w:r>
+        <w:rPr>
+          <w:i/>
+          <w:color w:val="596763"/>
+          <w:sz w:val="18"/>
+          <w:lang w:val="en-US" w:eastAsia="zh-CN"/>
+        </w:rPr>
+        <w:t xml:space="preserve">re </w:t>
+      </w:r>
+      <w:r>
+        <w:rPr>
+          <w:rFonts w:hint="default"/>
+          <w:i/>
+          <w:color w:val="596763"/>
+          <w:sz w:val="18"/>
+          <w:lang w:val="en-US" w:eastAsia="zh-CN"/>
+        </w:rPr>
+        <w:t>3</w:t>
+      </w:r>
+      <w:r>
+        <w:rPr>
+          <w:i/>
+          <w:color w:val="596763"/>
+          <w:sz w:val="18"/>
+          <w:lang w:val="en-US" w:eastAsia="zh-CN"/>
+        </w:rPr>
+        <w:t>. Student practice view with illustrated word cards, pronunciation audio, sentence input, and live progress indicators.</w:t>
+      </w:r>
+    </w:p>
+    <w:p>
+      <w:pPr>
+        <w:spacing w:before="0" w:after="120"/>
+        <w:jc w:val="center"/>
+      </w:pPr>
+    </w:p>
+    <w:p>
+      <w:pPr>
+        <w:keepNext/>
+        <w:spacing w:before="80" w:after="40"/>
+        <w:jc w:val="center"/>
+      </w:pPr>
+      <w:r>
+        <w:drawing>
+          <wp:inline distT="0" distB="0" distL="114300" distR="114300">
+            <wp:extent cx="4480560" cy="2489200"/>
+            <wp:effectExtent l="0" t="0" r="15240" b="0"/>
+            <wp:docPr id="3" name="Picture 3"/>
+            <wp:cNvGraphicFramePr>
+              <a:graphicFrameLocks xmlns:a="http://schemas.openxmlformats.org/drawingml/2006/main" noChangeAspect="1"/>
+            </wp:cNvGraphicFramePr>
+            <a:graphic xmlns:a="http://schemas.openxmlformats.org/drawingml/2006/main">
+              <a:graphicData uri="http://schemas.openxmlformats.org/drawingml/2006/picture">
+                <pic:pic xmlns:pic="http://schemas.openxmlformats.org/drawingml/2006/picture">
+                  <pic:nvPicPr>
+                    <pic:cNvPr id="3" name="Picture 3"/>
+                    <pic:cNvPicPr>
+                      <a:picLocks noChangeAspect="1"/>
+                    </pic:cNvPicPr>
+                  </pic:nvPicPr>
+                  <pic:blipFill>
+                    <a:blip r:embed="rId7"/>
+                    <a:stretch>
+                      <a:fillRect/>
+                    </a:stretch>
+                  </pic:blipFill>
+                  <pic:spPr>
+                    <a:xfrm>
+                      <a:off x="0" y="0"/>
+                      <a:ext cx="4480560" cy="2489200"/>
+                    </a:xfrm>
+                    <a:prstGeom prst="rect">
+                      <a:avLst/>
+                    </a:prstGeom>
+                  </pic:spPr>
+                </pic:pic>
+              </a:graphicData>
+            </a:graphic>
+          </wp:inline>
+        </w:drawing>
+      </w:r>
+    </w:p>
+    <w:p>
+      <w:pPr>
+        <w:spacing w:before="0" w:after="120"/>
+        <w:jc w:val="center"/>
+      </w:pPr>
+      <w:r>
+        <w:rPr>
+          <w:i/>
+          <w:color w:val="596763"/>
+          <w:sz w:val="18"/>
+        </w:rPr>
+        <w:t xml:space="preserve">Figure </w:t>
+      </w:r>
+      <w:r>
+        <w:rPr>
+          <w:rFonts w:hint="default"/>
+          <w:i/>
+          <w:color w:val="596763"/>
+          <w:sz w:val="18"/>
+          <w:lang w:val="en-US"/>
+        </w:rPr>
+        <w:t>4</w:t>
+      </w:r>
+      <w:r>
+        <w:rPr>
+          <w:i/>
+          <w:color w:val="596763"/>
+          <w:sz w:val="18"/>
+        </w:rPr>
+        <w:t>. Campus map and discovery log that turn sentence use into visible building and mystery-campus progress.</w:t>
+      </w:r>
+    </w:p>
+    <w:p>
+      <w:pPr>
+        <w:pStyle w:val="8"/>
+        <w:keepNext w:val="0"/>
+        <w:keepLines w:val="0"/>
+        <w:widowControl/>
+        <w:suppressLineNumbers w:val="0"/>
+      </w:pPr>
+      <w:r>
+        <w:t xml:space="preserve">The next stage is </w:t>
+      </w:r>
+      <w:r>
+        <w:rPr>
+          <w:rFonts w:hint="default"/>
+          <w:lang w:val="en-US"/>
+        </w:rPr>
+        <w:t>getting feedback from teachers</w:t>
+      </w:r>
+      <w:r>
+        <w:t>.</w:t>
       </w:r>
     </w:p>
     <w:p>
@@ -1307,897 +1423,1038 @@
         <w:suppressLineNumbers w:val="0"/>
       </w:pPr>
       <w:r>
-        <w:t>Teacher observation: [INSERT]</w:t>
-      </w:r>
-    </w:p>
-    <w:p>
-      <w:pPr>
-        <w:pStyle w:val="8"/>
-        <w:keepNext w:val="0"/>
-        <w:keepLines w:val="0"/>
-        <w:widowControl/>
-        <w:suppressLineNumbers w:val="0"/>
-      </w:pPr>
-      <w:r>
-        <w:t>The purpose of this testing is not only to demonstrate that the technology works, but also to determine whether it improves real learning outcomes.</w:t>
-      </w:r>
-    </w:p>
-    <w:p>
-      <w:pPr>
-        <w:pStyle w:val="3"/>
-        <w:keepNext w:val="0"/>
-        <w:keepLines w:val="0"/>
-        <w:widowControl/>
-        <w:suppressLineNumbers w:val="0"/>
-      </w:pPr>
-      <w:r>
-        <w:t>6. Innovation vs. Existing Tools</w:t>
-      </w:r>
-    </w:p>
-    <w:p>
-      <w:pPr>
-        <w:pStyle w:val="8"/>
-        <w:keepNext w:val="0"/>
-        <w:keepLines w:val="0"/>
-        <w:widowControl/>
-        <w:suppressLineNumbers w:val="0"/>
-      </w:pPr>
-      <w:r>
-        <w:t>Many existing vocabulary-learning tools focus on flashcards, definitions, spelling, repetition, or multiple-choice exercises.</w:t>
-      </w:r>
-    </w:p>
-    <w:p>
-      <w:pPr>
-        <w:pStyle w:val="8"/>
-        <w:keepNext w:val="0"/>
-        <w:keepLines w:val="0"/>
-        <w:widowControl/>
-        <w:suppressLineNumbers w:val="0"/>
-      </w:pPr>
-      <w:r>
-        <w:t>Grammar tools usually correct writing after students have already completed a piece of work, while general AI chatbots are not specifically designed around a structured vocabulary-learning process.</w:t>
-      </w:r>
-    </w:p>
-    <w:p>
-      <w:pPr>
-        <w:pStyle w:val="8"/>
-        <w:keepNext w:val="0"/>
-        <w:keepLines w:val="0"/>
-        <w:widowControl/>
-        <w:suppressLineNumbers w:val="0"/>
-      </w:pPr>
-      <w:r>
-        <w:t>Our project combines these different functions into one learning system.</w:t>
-      </w:r>
-    </w:p>
-    <w:p>
-      <w:pPr>
-        <w:pStyle w:val="8"/>
-        <w:keepNext w:val="0"/>
-        <w:keepLines w:val="0"/>
-        <w:widowControl/>
-        <w:suppressLineNumbers w:val="0"/>
-      </w:pPr>
-      <w:r>
-        <w:t>The learning process is:</w:t>
-      </w:r>
-    </w:p>
-    <w:p>
-      <w:pPr>
-        <w:pStyle w:val="8"/>
-        <w:keepNext w:val="0"/>
-        <w:keepLines w:val="0"/>
-        <w:widowControl/>
-        <w:suppressLineNumbers w:val="0"/>
-      </w:pPr>
-      <w:r>
-        <w:t>Vocabulary → Visualization → Context → Sentence Production → AI Feedback → Game Progress.</w:t>
-      </w:r>
-    </w:p>
-    <w:p>
-      <w:pPr>
-        <w:pStyle w:val="8"/>
-        <w:keepNext w:val="0"/>
-        <w:keepLines w:val="0"/>
-        <w:widowControl/>
-        <w:suppressLineNumbers w:val="0"/>
-      </w:pPr>
-      <w:r>
-        <w:t>Students do not receive progress simply by recognizing the correct definition. They have to actively use the vocabulary.</w:t>
-      </w:r>
-    </w:p>
-    <w:p>
-      <w:pPr>
-        <w:pStyle w:val="8"/>
-        <w:keepNext w:val="0"/>
-        <w:keepLines w:val="0"/>
-        <w:widowControl/>
-        <w:suppressLineNumbers w:val="0"/>
-      </w:pPr>
-      <w:r>
-        <w:t>Another important difference is that the vocabulary exists inside one connected environment. Words such as “observatory,” “auditorium,” “cafeteria,” and “dormitory” all become part of the same virtual campus.</w:t>
-      </w:r>
-    </w:p>
-    <w:p>
-      <w:pPr>
-        <w:pStyle w:val="8"/>
-        <w:keepNext w:val="0"/>
-        <w:keepLines w:val="0"/>
-        <w:widowControl/>
-        <w:suppressLineNumbers w:val="0"/>
-      </w:pPr>
-      <w:r>
-        <w:t>The innovation is therefore not simply that the project uses an AI API.</w:t>
-      </w:r>
-    </w:p>
-    <w:p>
-      <w:pPr>
-        <w:pStyle w:val="8"/>
-        <w:keepNext w:val="0"/>
-        <w:keepLines w:val="0"/>
-        <w:widowControl/>
-        <w:suppressLineNumbers w:val="0"/>
-      </w:pPr>
-      <w:r>
-        <w:t>The innovation lies in how AI is embedded into a structured educational mechanism that combines visual inference, gamification, contextual learning, sentence production, revision, personalized feedback, differentiation, and teacher control.</w:t>
-      </w:r>
-    </w:p>
-    <w:p>
-      <w:pPr>
-        <w:pStyle w:val="8"/>
-      </w:pPr>
-      <w:r>
-        <w:t>The key difference is the learning unit: students progress by using and improving a word, not merely by recognizing its definition. The campus gives that language work a visible purpose, while the teacher remains in control of the vocabulary and learning goals.</w:t>
-      </w:r>
-    </w:p>
-    <w:p>
-      <w:pPr>
-        <w:pStyle w:val="3"/>
-        <w:keepNext w:val="0"/>
-        <w:keepLines w:val="0"/>
-        <w:widowControl/>
-        <w:suppressLineNumbers w:val="0"/>
-      </w:pPr>
-      <w:r>
-        <w:t>7. SDG Impact</w:t>
-      </w:r>
-    </w:p>
-    <w:p>
-      <w:pPr>
-        <w:pStyle w:val="8"/>
-        <w:keepNext w:val="0"/>
-        <w:keepLines w:val="0"/>
-        <w:widowControl/>
-        <w:suppressLineNumbers w:val="0"/>
-      </w:pPr>
-      <w:r>
-        <w:t>The project primarily contributes to SDG 4: Quality Education.</w:t>
-      </w:r>
-    </w:p>
-    <w:p>
-      <w:pPr>
-        <w:pStyle w:val="8"/>
-        <w:keepNext w:val="0"/>
-        <w:keepLines w:val="0"/>
-        <w:widowControl/>
-        <w:suppressLineNumbers w:val="0"/>
-      </w:pPr>
-      <w:r>
-        <w:t>One challenge in traditional classrooms is that teachers cannot always provide immediate individual feedback to every student.</w:t>
-      </w:r>
-    </w:p>
-    <w:p>
-      <w:pPr>
-        <w:pStyle w:val="8"/>
-        <w:keepNext w:val="0"/>
-        <w:keepLines w:val="0"/>
-        <w:widowControl/>
-        <w:suppressLineNumbers w:val="0"/>
-      </w:pPr>
-      <w:r>
-        <w:t>For example, one teacher may have twenty or thirty students, each producing different sentences and making different grammar mistakes.</w:t>
-      </w:r>
-    </w:p>
-    <w:p>
-      <w:pPr>
-        <w:pStyle w:val="8"/>
-        <w:keepNext w:val="0"/>
-        <w:keepLines w:val="0"/>
-        <w:widowControl/>
-        <w:suppressLineNumbers w:val="0"/>
-      </w:pPr>
-      <w:r>
-        <w:t>AI makes individualized feedback more scalable.</w:t>
-      </w:r>
-    </w:p>
-    <w:p>
-      <w:pPr>
-        <w:pStyle w:val="8"/>
-        <w:keepNext w:val="0"/>
-        <w:keepLines w:val="0"/>
-        <w:widowControl/>
-        <w:suppressLineNumbers w:val="0"/>
-      </w:pPr>
-      <w:r>
-        <w:t>The platform can provide immediate language feedback, differentiated vocabulary, sentence-building support, independent practice, and engaging classroom activities.</w:t>
-      </w:r>
-    </w:p>
-    <w:p>
-      <w:pPr>
-        <w:pStyle w:val="8"/>
-        <w:keepNext w:val="0"/>
-        <w:keepLines w:val="0"/>
-        <w:widowControl/>
-        <w:suppressLineNumbers w:val="0"/>
-      </w:pPr>
-      <w:r>
-        <w:t>The group mode also makes the system more accessible because teachers can use one large screen instead of requiring every student to own an individual device.</w:t>
-      </w:r>
-    </w:p>
-    <w:p>
-      <w:pPr>
-        <w:pStyle w:val="8"/>
-        <w:keepNext w:val="0"/>
-        <w:keepLines w:val="0"/>
-        <w:widowControl/>
-        <w:suppressLineNumbers w:val="0"/>
-      </w:pPr>
-      <w:r>
-        <w:t>The long-term goal is to make personalized English-learning support more accessible to students with different ability levels and different levels of access to educational resources.</w:t>
-      </w:r>
-    </w:p>
-    <w:p>
-      <w:pPr>
-        <w:pStyle w:val="8"/>
-        <w:keepNext w:val="0"/>
-        <w:keepLines w:val="0"/>
-        <w:widowControl/>
-        <w:suppressLineNumbers w:val="0"/>
-      </w:pPr>
-      <w:r>
-        <w:t>Possible impact indicators include vocabulary improvement, sentence accuracy, vocabulary retention, successful revision after feedback, student engagement, teacher time saved, accessibility of group mode, and number of students reached.</w:t>
-      </w:r>
-    </w:p>
-    <w:p>
-      <w:pPr>
-        <w:pStyle w:val="8"/>
-      </w:pPr>
-      <w:r>
-        <w:t>Any impact claim should be based on pre-test, post-test, delayed-test, usability, and teacher-observation data rather than on completion counts alone.</w:t>
-      </w:r>
-    </w:p>
-    <w:p>
-      <w:pPr>
-        <w:pStyle w:val="3"/>
-        <w:keepNext w:val="0"/>
-        <w:keepLines w:val="0"/>
-        <w:widowControl/>
-        <w:suppressLineNumbers w:val="0"/>
-      </w:pPr>
-      <w:r>
-        <w:t>8. Market / Business Model</w:t>
-      </w:r>
-    </w:p>
-    <w:p>
-      <w:pPr>
-        <w:pStyle w:val="8"/>
-        <w:keepNext w:val="0"/>
-        <w:keepLines w:val="0"/>
-        <w:widowControl/>
-        <w:suppressLineNumbers w:val="0"/>
-      </w:pPr>
-      <w:r>
-        <w:t>Our initial target market is upper-elementary and middle-school English education.</w:t>
-      </w:r>
-    </w:p>
-    <w:p>
-      <w:pPr>
-        <w:pStyle w:val="8"/>
-        <w:keepNext w:val="0"/>
-        <w:keepLines w:val="0"/>
-        <w:widowControl/>
-        <w:suppressLineNumbers w:val="0"/>
-      </w:pPr>
-      <w:r>
-        <w:t>B2C Model: Students and Parents</w:t>
-      </w:r>
-    </w:p>
-    <w:p>
-      <w:pPr>
-        <w:pStyle w:val="8"/>
-        <w:keepNext w:val="0"/>
-        <w:keepLines w:val="0"/>
-        <w:widowControl/>
-        <w:suppressLineNumbers w:val="0"/>
-      </w:pPr>
-      <w:r>
-        <w:t>Individual learners could access a free basic version of the platform.</w:t>
-      </w:r>
-    </w:p>
-    <w:p>
-      <w:pPr>
-        <w:pStyle w:val="8"/>
-        <w:keepNext w:val="0"/>
-        <w:keepLines w:val="0"/>
-        <w:widowControl/>
-        <w:suppressLineNumbers w:val="0"/>
-      </w:pPr>
-      <w:r>
-        <w:t>The free version could include basic vocabulary sets, a limited number of campus-building activities, and basic AI feedback.</w:t>
-      </w:r>
-    </w:p>
-    <w:p>
-      <w:pPr>
-        <w:pStyle w:val="8"/>
-        <w:keepNext w:val="0"/>
-        <w:keepLines w:val="0"/>
-        <w:widowControl/>
-        <w:suppressLineNumbers w:val="0"/>
-      </w:pPr>
-      <w:r>
-        <w:t>A premium version could provide larger vocabulary libraries, personalized vocabulary levels, adaptive review, learning history, and additional AI-generated materials.</w:t>
-      </w:r>
-    </w:p>
-    <w:p>
-      <w:pPr>
-        <w:pStyle w:val="8"/>
-        <w:keepNext w:val="0"/>
-        <w:keepLines w:val="0"/>
-        <w:widowControl/>
-        <w:suppressLineNumbers w:val="0"/>
-      </w:pPr>
-      <w:r>
-        <w:t>B2B Model: Schools, Teachers, and Tutoring Programs</w:t>
-      </w:r>
-    </w:p>
-    <w:p>
-      <w:pPr>
-        <w:pStyle w:val="8"/>
-        <w:keepNext w:val="0"/>
-        <w:keepLines w:val="0"/>
-        <w:widowControl/>
-        <w:suppressLineNumbers w:val="0"/>
-      </w:pPr>
-      <w:r>
-        <w:t>Schools and teachers could use a classroom version of the platform.</w:t>
-      </w:r>
-    </w:p>
-    <w:p>
-      <w:pPr>
-        <w:pStyle w:val="8"/>
-        <w:keepNext w:val="0"/>
-        <w:keepLines w:val="0"/>
-        <w:widowControl/>
-        <w:suppressLineNumbers w:val="0"/>
-      </w:pPr>
-      <w:r>
-        <w:t>Teachers could define vocabulary lists, control word difficulty, use the group game mode, monitor student progress, and identify common errors.</w:t>
-      </w:r>
-    </w:p>
-    <w:p>
-      <w:pPr>
-        <w:pStyle w:val="8"/>
-        <w:keepNext w:val="0"/>
-        <w:keepLines w:val="0"/>
-        <w:widowControl/>
-        <w:suppressLineNumbers w:val="0"/>
-      </w:pPr>
-      <w:r>
-        <w:t>Future versions could also include a teacher dashboard for assignments, class performance, and learning analytics.</w:t>
-      </w:r>
-    </w:p>
-    <w:p>
-      <w:pPr>
-        <w:pStyle w:val="8"/>
-        <w:keepNext w:val="0"/>
-        <w:keepLines w:val="0"/>
-        <w:widowControl/>
-        <w:suppressLineNumbers w:val="0"/>
-      </w:pPr>
-      <w:r>
-        <w:t>The platform is designed to support teachers rather than replace them.</w:t>
-      </w:r>
-    </w:p>
-    <w:p>
-      <w:pPr>
-        <w:pStyle w:val="8"/>
-        <w:keepNext w:val="0"/>
-        <w:keepLines w:val="0"/>
-        <w:widowControl/>
-        <w:suppressLineNumbers w:val="0"/>
-      </w:pPr>
-      <w:r>
-        <w:t>Teachers remain responsible for choosing learning objectives and vocabulary, while AI helps provide scalable materials and individualized feedback.</w:t>
-      </w:r>
-    </w:p>
-    <w:p>
-      <w:pPr>
-        <w:pStyle w:val="3"/>
-        <w:keepNext w:val="0"/>
-        <w:keepLines w:val="0"/>
-        <w:widowControl/>
-        <w:suppressLineNumbers w:val="0"/>
-      </w:pPr>
-      <w:r>
-        <w:t>9. Responsible AI</w:t>
-      </w:r>
-    </w:p>
-    <w:p>
-      <w:pPr>
-        <w:pStyle w:val="8"/>
-        <w:keepNext w:val="0"/>
-        <w:keepLines w:val="0"/>
-        <w:widowControl/>
-        <w:suppressLineNumbers w:val="0"/>
-      </w:pPr>
-      <w:r>
-        <w:t>Responsible AI is especially important because the target users include children.</w:t>
-      </w:r>
-    </w:p>
-    <w:p>
-      <w:pPr>
-        <w:pStyle w:val="8"/>
-        <w:keepNext w:val="0"/>
-        <w:keepLines w:val="0"/>
-        <w:widowControl/>
-        <w:suppressLineNumbers w:val="0"/>
-      </w:pPr>
-      <w:r>
-        <w:t>Principle 1: AI Supports Thinking Instead of Replacing It</w:t>
-      </w:r>
-    </w:p>
-    <w:p>
-      <w:pPr>
-        <w:pStyle w:val="8"/>
-        <w:keepNext w:val="0"/>
-        <w:keepLines w:val="0"/>
-        <w:widowControl/>
-        <w:suppressLineNumbers w:val="0"/>
-      </w:pPr>
-      <w:r>
-        <w:t>Students must first attempt their own sentence before receiving AI feedback.</w:t>
-      </w:r>
-    </w:p>
-    <w:p>
-      <w:pPr>
-        <w:pStyle w:val="8"/>
-        <w:keepNext w:val="0"/>
-        <w:keepLines w:val="0"/>
-        <w:widowControl/>
-        <w:suppressLineNumbers w:val="0"/>
-      </w:pPr>
-      <w:r>
-        <w:t>The system does not encourage students to ask AI to complete the learning task for them.</w:t>
-      </w:r>
-    </w:p>
-    <w:p>
-      <w:pPr>
-        <w:pStyle w:val="8"/>
-        <w:keepNext w:val="0"/>
-        <w:keepLines w:val="0"/>
-        <w:widowControl/>
-        <w:suppressLineNumbers w:val="0"/>
-      </w:pPr>
-      <w:r>
-        <w:t>Principle 2: Teacher Control</w:t>
-      </w:r>
-    </w:p>
-    <w:p>
-      <w:pPr>
-        <w:pStyle w:val="8"/>
-        <w:keepNext w:val="0"/>
-        <w:keepLines w:val="0"/>
-        <w:widowControl/>
-        <w:suppressLineNumbers w:val="0"/>
-      </w:pPr>
-      <w:r>
-        <w:t>Teachers can define the vocabulary, difficulty level, and learning objectives.</w:t>
-      </w:r>
-    </w:p>
-    <w:p>
-      <w:pPr>
-        <w:pStyle w:val="8"/>
-        <w:keepNext w:val="0"/>
-        <w:keepLines w:val="0"/>
-        <w:widowControl/>
-        <w:suppressLineNumbers w:val="0"/>
-      </w:pPr>
-      <w:r>
-        <w:t>AI supports these decisions rather than controlling the curriculum independently.</w:t>
-      </w:r>
-    </w:p>
-    <w:p>
-      <w:pPr>
-        <w:pStyle w:val="8"/>
-        <w:keepNext w:val="0"/>
-        <w:keepLines w:val="0"/>
-        <w:widowControl/>
-        <w:suppressLineNumbers w:val="0"/>
-      </w:pPr>
-      <w:r>
-        <w:t>Principle 3: Data Privacy</w:t>
-      </w:r>
-    </w:p>
-    <w:p>
-      <w:pPr>
-        <w:pStyle w:val="8"/>
-        <w:keepNext w:val="0"/>
-        <w:keepLines w:val="0"/>
-        <w:widowControl/>
-        <w:suppressLineNumbers w:val="0"/>
-      </w:pPr>
-      <w:r>
-        <w:t>The basic classroom experience does not require every student to create an account.</w:t>
-      </w:r>
-    </w:p>
-    <w:p>
-      <w:pPr>
-        <w:pStyle w:val="8"/>
-        <w:keepNext w:val="0"/>
-        <w:keepLines w:val="0"/>
-        <w:widowControl/>
-        <w:suppressLineNumbers w:val="0"/>
-      </w:pPr>
-      <w:r>
-        <w:t>This reduces unnecessary collection of personal information, especially for younger users.</w:t>
-      </w:r>
-    </w:p>
-    <w:p>
-      <w:pPr>
-        <w:pStyle w:val="8"/>
-        <w:keepNext w:val="0"/>
-        <w:keepLines w:val="0"/>
-        <w:widowControl/>
-        <w:suppressLineNumbers w:val="0"/>
-      </w:pPr>
-      <w:r>
-        <w:t>Principle 4: AI Accuracy</w:t>
-      </w:r>
-    </w:p>
-    <w:p>
-      <w:pPr>
-        <w:pStyle w:val="8"/>
-        <w:keepNext w:val="0"/>
-        <w:keepLines w:val="0"/>
-        <w:widowControl/>
-        <w:suppressLineNumbers w:val="0"/>
-      </w:pPr>
-      <w:r>
-        <w:t>Generative AI may occasionally produce incorrect feedback or unsuitable content.</w:t>
-      </w:r>
-    </w:p>
-    <w:p>
-      <w:pPr>
-        <w:pStyle w:val="8"/>
-        <w:keepNext w:val="0"/>
-        <w:keepLines w:val="0"/>
-        <w:widowControl/>
-        <w:suppressLineNumbers w:val="0"/>
-      </w:pPr>
-      <w:r>
-        <w:t>Therefore, AI responses should be limited to specific educational tasks, and teachers should be able to review important learning materials.</w:t>
-      </w:r>
-    </w:p>
-    <w:p>
-      <w:pPr>
-        <w:pStyle w:val="8"/>
-        <w:keepNext w:val="0"/>
-        <w:keepLines w:val="0"/>
-        <w:widowControl/>
-        <w:suppressLineNumbers w:val="0"/>
-      </w:pPr>
-      <w:r>
-        <w:t>Principle 5: Age-Appropriate Content</w:t>
-      </w:r>
-    </w:p>
-    <w:p>
-      <w:pPr>
-        <w:pStyle w:val="8"/>
-        <w:keepNext w:val="0"/>
-        <w:keepLines w:val="0"/>
-        <w:widowControl/>
-        <w:suppressLineNumbers w:val="0"/>
-      </w:pPr>
-      <w:r>
-        <w:t>AI-generated images and explanations should remain appropriate for younger learners and should avoid irrelevant or unsafe content.</w:t>
-      </w:r>
-    </w:p>
-    <w:p>
-      <w:pPr>
-        <w:pStyle w:val="8"/>
-      </w:pPr>
-      <w:r>
-        <w:t>Principle 6: Human Review and Minimal Data</w:t>
-      </w:r>
-    </w:p>
-    <w:p>
-      <w:pPr>
-        <w:pStyle w:val="8"/>
-      </w:pPr>
-      <w:r>
-        <w:t>AI feedback should support classroom learning rather than function as an unquestionable final grade. Teachers and students should be able to question or report unclear feedback, and important materials should be reviewed before classroom use. The system should collect only the information needed for the activity, avoid storing student audio by default, and present results in aggregate whenever individual identification is not necessary.</w:t>
-      </w:r>
-    </w:p>
-    <w:p>
-      <w:pPr>
-        <w:pStyle w:val="8"/>
-      </w:pPr>
-      <w:r>
-        <w:t>Principle 7: Clear System Boundaries</w:t>
-      </w:r>
-    </w:p>
-    <w:p>
-      <w:pPr>
-        <w:pStyle w:val="8"/>
-      </w:pPr>
-      <w:r>
-        <w:t>The interface should make clear when feedback comes from an AI service, a simple practice check, or a teacher. If the AI service is unavailable or its response is uncertain, the platform should explain the limitation and let the student continue safely without presenting the result as authoritative.</w:t>
-      </w:r>
-    </w:p>
-    <w:p>
-      <w:pPr>
-        <w:pStyle w:val="8"/>
-        <w:keepNext w:val="0"/>
-        <w:keepLines w:val="0"/>
-        <w:widowControl/>
-        <w:suppressLineNumbers w:val="0"/>
-      </w:pPr>
-      <w:r>
-        <w:t>Our main Responsible AI principle is:</w:t>
-      </w:r>
-    </w:p>
-    <w:p>
-      <w:pPr>
-        <w:pStyle w:val="8"/>
-        <w:keepNext w:val="0"/>
-        <w:keepLines w:val="0"/>
-        <w:widowControl/>
-        <w:suppressLineNumbers w:val="0"/>
-      </w:pPr>
-      <w:r>
-        <w:t>AI should increase students’ ability to learn independently rather than increase their dependence on AI.</w:t>
-      </w:r>
-    </w:p>
-    <w:p>
-      <w:pPr>
-        <w:pStyle w:val="3"/>
-        <w:keepNext w:val="0"/>
-        <w:keepLines w:val="0"/>
-        <w:widowControl/>
-        <w:suppressLineNumbers w:val="0"/>
-      </w:pPr>
-      <w:r>
-        <w:t>10. Roadmap / Team</w:t>
-      </w:r>
-    </w:p>
-    <w:p>
-      <w:pPr>
-        <w:pStyle w:val="8"/>
-        <w:keepNext w:val="0"/>
-        <w:keepLines w:val="0"/>
-        <w:widowControl/>
-        <w:suppressLineNumbers w:val="0"/>
-      </w:pPr>
-      <w:r>
-        <w:t>Phase 1: Functional Prototype</w:t>
-      </w:r>
-    </w:p>
-    <w:p>
-      <w:pPr>
-        <w:pStyle w:val="8"/>
-        <w:keepNext w:val="0"/>
-        <w:keepLines w:val="0"/>
-        <w:widowControl/>
-        <w:suppressLineNumbers w:val="0"/>
-      </w:pPr>
-      <w:r>
-        <w:t>The current prototype includes the web-based learning platform, vocabulary system, campus-building game, AI-generated images, AI grammar feedback, speech-to-text, sentence scaffolding, difficulty levels, and classroom learning modes.</w:t>
-      </w:r>
-    </w:p>
-    <w:p>
-      <w:pPr>
-        <w:pStyle w:val="8"/>
-        <w:keepNext w:val="0"/>
-        <w:keepLines w:val="0"/>
-        <w:widowControl/>
-        <w:suppressLineNumbers w:val="0"/>
-      </w:pPr>
-      <w:r>
-        <w:t>Phase 2: Real-User Testing</w:t>
-      </w:r>
-    </w:p>
-    <w:p>
-      <w:pPr>
-        <w:pStyle w:val="8"/>
-        <w:keepNext w:val="0"/>
-        <w:keepLines w:val="0"/>
-        <w:widowControl/>
-        <w:suppressLineNumbers w:val="0"/>
-      </w:pPr>
-      <w:r>
-        <w:t>The next priority is to test the system with students in the target age group.</w:t>
-      </w:r>
-    </w:p>
-    <w:p>
-      <w:pPr>
-        <w:pStyle w:val="8"/>
-        <w:keepNext w:val="0"/>
-        <w:keepLines w:val="0"/>
-        <w:widowControl/>
-        <w:suppressLineNumbers w:val="0"/>
-      </w:pPr>
-      <w:r>
-        <w:t>We will conduct pre-tests and post-tests, collect student and teacher feedback, evaluate the accuracy of AI feedback, and identify usability problems.</w:t>
-      </w:r>
-    </w:p>
-    <w:p>
-      <w:pPr>
-        <w:pStyle w:val="8"/>
-        <w:keepNext w:val="0"/>
-        <w:keepLines w:val="0"/>
-        <w:widowControl/>
-        <w:suppressLineNumbers w:val="0"/>
-      </w:pPr>
-      <w:r>
-        <w:t>Phase 3: Adaptive Learning</w:t>
-      </w:r>
-    </w:p>
-    <w:p>
-      <w:pPr>
-        <w:pStyle w:val="8"/>
-        <w:keepNext w:val="0"/>
-        <w:keepLines w:val="0"/>
-        <w:widowControl/>
-        <w:suppressLineNumbers w:val="0"/>
-      </w:pPr>
-      <w:r>
-        <w:t>The next version could track vocabulary familiarity and repeated grammar mistakes.</w:t>
-      </w:r>
-    </w:p>
-    <w:p>
-      <w:pPr>
-        <w:pStyle w:val="8"/>
-        <w:keepNext w:val="0"/>
-        <w:keepLines w:val="0"/>
-        <w:widowControl/>
-        <w:suppressLineNumbers w:val="0"/>
-      </w:pPr>
-      <w:r>
-        <w:t>The system could then automatically adjust vocabulary difficulty, review frequency, and sentence support according to individual learner performance.</w:t>
-      </w:r>
-    </w:p>
-    <w:p>
-      <w:pPr>
-        <w:pStyle w:val="8"/>
-        <w:keepNext w:val="0"/>
-        <w:keepLines w:val="0"/>
-        <w:widowControl/>
-        <w:suppressLineNumbers w:val="0"/>
-      </w:pPr>
-      <w:r>
-        <w:t>Phase 4: Teacher Dashboard</w:t>
-      </w:r>
-    </w:p>
-    <w:p>
-      <w:pPr>
-        <w:pStyle w:val="8"/>
-        <w:keepNext w:val="0"/>
-        <w:keepLines w:val="0"/>
-        <w:widowControl/>
-        <w:suppressLineNumbers w:val="0"/>
-      </w:pPr>
-      <w:r>
-        <w:t>Future development could allow teachers to upload their own vocabulary lists, define word levels, assign activities, monitor class progress, and identify common student mistakes.</w:t>
-      </w:r>
-    </w:p>
-    <w:p>
-      <w:pPr>
-        <w:pStyle w:val="8"/>
-        <w:keepNext w:val="0"/>
-        <w:keepLines w:val="0"/>
-        <w:widowControl/>
-        <w:suppressLineNumbers w:val="0"/>
-      </w:pPr>
-      <w:r>
-        <w:t>Phase 5: Scaling</w:t>
-      </w:r>
-    </w:p>
-    <w:p>
-      <w:pPr>
-        <w:pStyle w:val="8"/>
-        <w:keepNext w:val="0"/>
-        <w:keepLines w:val="0"/>
-        <w:widowControl/>
-        <w:suppressLineNumbers w:val="0"/>
-      </w:pPr>
-      <w:r>
-        <w:t>After the learning effectiveness has been validated, the platform could be introduced to more schools, tutoring programs, after-school programs, and English teachers.</w:t>
-      </w:r>
-    </w:p>
-    <w:p>
-      <w:pPr>
-        <w:pStyle w:val="8"/>
-        <w:keepNext w:val="0"/>
-        <w:keepLines w:val="0"/>
-        <w:widowControl/>
-        <w:suppressLineNumbers w:val="0"/>
-      </w:pPr>
-      <w:r>
-        <w:t>The project is currently student-led and combines interests in education, curriculum design, game-based learning, and AI.</w:t>
-      </w:r>
-    </w:p>
-    <w:p>
-      <w:pPr>
-        <w:pStyle w:val="8"/>
-        <w:keepNext w:val="0"/>
-        <w:keepLines w:val="0"/>
-        <w:widowControl/>
-        <w:suppressLineNumbers w:val="0"/>
-      </w:pPr>
-      <w:r>
-        <w:t>In the future, collaboration with teachers, students, educational researchers, and technical mentors can help improve the educational design and reliability of the platform.</w:t>
-      </w:r>
-    </w:p>
-    <w:p>
-      <w:pPr>
-        <w:pStyle w:val="8"/>
-        <w:keepNext w:val="0"/>
-        <w:keepLines w:val="0"/>
-        <w:widowControl/>
-        <w:suppressLineNumbers w:val="0"/>
-      </w:pPr>
-      <w:r>
-        <w:t>Long-Term Vision:</w:t>
-      </w:r>
-    </w:p>
-    <w:p>
-      <w:pPr>
-        <w:pStyle w:val="8"/>
-        <w:keepNext w:val="0"/>
-        <w:keepLines w:val="0"/>
-        <w:widowControl/>
-        <w:suppressLineNumbers w:val="0"/>
-      </w:pPr>
-      <w:r>
-        <w:t>Our goal is not to create another vocabulary memorization website or another general AI chatbot.</w:t>
-      </w:r>
-    </w:p>
-    <w:p>
-      <w:pPr>
-        <w:pStyle w:val="8"/>
-        <w:keepNext w:val="0"/>
-        <w:keepLines w:val="0"/>
-        <w:widowControl/>
-        <w:suppressLineNumbers w:val="0"/>
-      </w:pPr>
-      <w:r>
-        <w:t>Our goal is to create a learning environment where students learn a word, understand it visually, use it meaningfully, receive personalized feedback, and apply it again through play.</w:t>
-      </w:r>
-    </w:p>
-    <w:p>
-      <w:pPr>
-        <w:pStyle w:val="8"/>
-        <w:keepNext w:val="0"/>
-        <w:keepLines w:val="0"/>
-        <w:widowControl/>
-        <w:suppressLineNumbers w:val="0"/>
-      </w:pPr>
-      <w:r>
-        <w:rPr>
-          <w:rStyle w:val="9"/>
-        </w:rPr>
-        <w:t>Learn the word → Use the word → Get feedback → Build with the word.</w:t>
-      </w:r>
-    </w:p>
-    <w:p>
-      <w:pPr>
+        <w:t xml:space="preserve">Teacher </w:t>
+      </w:r>
+      <w:r>
         <w:rPr>
           <w:rFonts w:hint="eastAsia"/>
           <w:lang w:val="en-US" w:eastAsia="zh-CN"/>
         </w:rPr>
-      </w:pPr>
+        <w:t>feed</w:t>
+      </w:r>
+      <w:r>
+        <w:rPr>
+          <w:rFonts w:hint="default"/>
+          <w:lang w:val="en-US" w:eastAsia="zh-CN"/>
+        </w:rPr>
+        <w:t>back</w:t>
+      </w:r>
+      <w:r>
+        <w:t>: [INSERT]</w:t>
+      </w:r>
+    </w:p>
+    <w:p>
+      <w:pPr>
+        <w:pStyle w:val="8"/>
+        <w:keepNext w:val="0"/>
+        <w:keepLines w:val="0"/>
+        <w:widowControl/>
+        <w:suppressLineNumbers w:val="0"/>
+      </w:pPr>
+      <w:r>
+        <w:t xml:space="preserve">The purpose of this testing is not only to demonstrate that the technology works, but also to determine whether it </w:t>
+      </w:r>
+      <w:r>
+        <w:rPr>
+          <w:rFonts w:hint="default"/>
+          <w:lang w:val="en-US"/>
+        </w:rPr>
+        <w:t>is a practical way to assist teachers in real classrooms</w:t>
+      </w:r>
+      <w:r>
+        <w:t>.</w:t>
+      </w:r>
+    </w:p>
+    <w:p>
+      <w:pPr>
+        <w:pStyle w:val="3"/>
+        <w:keepNext w:val="0"/>
+        <w:keepLines w:val="0"/>
+        <w:widowControl/>
+        <w:suppressLineNumbers w:val="0"/>
+      </w:pPr>
+      <w:r>
+        <w:t>6. Innovation vs. Existing Tools</w:t>
+      </w:r>
+    </w:p>
+    <w:p>
+      <w:pPr>
+        <w:pStyle w:val="8"/>
+        <w:keepNext w:val="0"/>
+        <w:keepLines w:val="0"/>
+        <w:widowControl/>
+        <w:suppressLineNumbers w:val="0"/>
+      </w:pPr>
+      <w:r>
+        <w:t>Many existing vocabulary-learning tools focus on flashcards, definitions, spelling, repetition, or multiple-choice exercises.</w:t>
+      </w:r>
+    </w:p>
+    <w:p>
+      <w:pPr>
+        <w:pStyle w:val="8"/>
+        <w:keepNext w:val="0"/>
+        <w:keepLines w:val="0"/>
+        <w:widowControl/>
+        <w:suppressLineNumbers w:val="0"/>
+      </w:pPr>
+      <w:r>
+        <w:t>Grammar tools usually correct writing after students have already completed a piece of work, while general AI chatbots are not specifically designed around a structured vocabulary-learning process.</w:t>
+      </w:r>
+    </w:p>
+    <w:p>
+      <w:pPr>
+        <w:pStyle w:val="8"/>
+        <w:keepNext w:val="0"/>
+        <w:keepLines w:val="0"/>
+        <w:widowControl/>
+        <w:suppressLineNumbers w:val="0"/>
+      </w:pPr>
+      <w:r>
+        <w:t>Our project combines these different functions into one learning system.</w:t>
+      </w:r>
+    </w:p>
+    <w:p>
+      <w:pPr>
+        <w:pStyle w:val="8"/>
+        <w:keepNext w:val="0"/>
+        <w:keepLines w:val="0"/>
+        <w:widowControl/>
+        <w:suppressLineNumbers w:val="0"/>
+      </w:pPr>
+      <w:r>
+        <w:t>The learning process is:</w:t>
+      </w:r>
+    </w:p>
+    <w:p>
+      <w:pPr>
+        <w:pStyle w:val="8"/>
+        <w:keepNext w:val="0"/>
+        <w:keepLines w:val="0"/>
+        <w:widowControl/>
+        <w:suppressLineNumbers w:val="0"/>
+      </w:pPr>
+      <w:r>
+        <w:t>Vocabulary → Visualization → Context → Sentence Production → AI Feedback → Game Progress.</w:t>
+      </w:r>
+    </w:p>
+    <w:p>
+      <w:pPr>
+        <w:pStyle w:val="8"/>
+        <w:keepNext w:val="0"/>
+        <w:keepLines w:val="0"/>
+        <w:widowControl/>
+        <w:suppressLineNumbers w:val="0"/>
+      </w:pPr>
+      <w:r>
+        <w:t>Students do not receive progress simply by recognizing the correct definition. They have to actively use the vocabulary.</w:t>
+      </w:r>
+    </w:p>
+    <w:p>
+      <w:pPr>
+        <w:pStyle w:val="8"/>
+        <w:keepNext w:val="0"/>
+        <w:keepLines w:val="0"/>
+        <w:widowControl/>
+        <w:suppressLineNumbers w:val="0"/>
+      </w:pPr>
+      <w:r>
+        <w:t>Another important difference is that the vocabulary exists inside one connected environment. Words such as “observatory,” “auditorium,” “cafeteria,” and “dormitory” all become part of the same virtual campus.</w:t>
+      </w:r>
+    </w:p>
+    <w:p>
+      <w:pPr>
+        <w:pStyle w:val="8"/>
+        <w:keepNext w:val="0"/>
+        <w:keepLines w:val="0"/>
+        <w:widowControl/>
+        <w:suppressLineNumbers w:val="0"/>
+      </w:pPr>
+      <w:r>
+        <w:t>The innovation is therefore not simply that the project uses an AI API.</w:t>
+      </w:r>
+    </w:p>
+    <w:p>
+      <w:pPr>
+        <w:pStyle w:val="8"/>
+        <w:keepNext w:val="0"/>
+        <w:keepLines w:val="0"/>
+        <w:widowControl/>
+        <w:suppressLineNumbers w:val="0"/>
+      </w:pPr>
+      <w:r>
+        <w:t>The innovation lies in how AI is embedded into a structured educational mechanism that combines visual inference, gamification, contextual learning, sentence production, revision, personalized feedback, differentiation, and teacher control.</w:t>
+      </w:r>
+    </w:p>
+    <w:p>
+      <w:pPr>
+        <w:pStyle w:val="8"/>
+      </w:pPr>
+      <w:r>
+        <w:t>The key difference is the learning unit: students progress by using and improving a word, not merely by recognizing its definition. The campus gives that language work a visible purpose, while the teacher remains in control of the vocabulary and learning goals.</w:t>
+      </w:r>
+    </w:p>
+    <w:p>
+      <w:pPr>
+        <w:pStyle w:val="3"/>
+        <w:keepNext w:val="0"/>
+        <w:keepLines w:val="0"/>
+        <w:widowControl/>
+        <w:suppressLineNumbers w:val="0"/>
+      </w:pPr>
+      <w:r>
+        <w:t>7. SDG Impact</w:t>
+      </w:r>
+    </w:p>
+    <w:p>
+      <w:pPr>
+        <w:pStyle w:val="8"/>
+        <w:keepNext w:val="0"/>
+        <w:keepLines w:val="0"/>
+        <w:widowControl/>
+        <w:suppressLineNumbers w:val="0"/>
+      </w:pPr>
+      <w:r>
+        <w:t>The project primarily contributes to SDG 4: Quality Education.</w:t>
+      </w:r>
+    </w:p>
+    <w:p>
+      <w:pPr>
+        <w:pStyle w:val="8"/>
+        <w:keepNext w:val="0"/>
+        <w:keepLines w:val="0"/>
+        <w:widowControl/>
+        <w:suppressLineNumbers w:val="0"/>
+      </w:pPr>
+      <w:r>
+        <w:t>One challenge in traditional classrooms is that teachers cannot always provide immediate individual feedback to every student.</w:t>
+      </w:r>
+    </w:p>
+    <w:p>
+      <w:pPr>
+        <w:pStyle w:val="8"/>
+        <w:keepNext w:val="0"/>
+        <w:keepLines w:val="0"/>
+        <w:widowControl/>
+        <w:suppressLineNumbers w:val="0"/>
+      </w:pPr>
+      <w:r>
+        <w:t>For example, one teacher may have twenty or thirty students, each producing different sentences and making different grammar mistakes.</w:t>
+      </w:r>
+    </w:p>
+    <w:p>
+      <w:pPr>
+        <w:pStyle w:val="8"/>
+        <w:keepNext w:val="0"/>
+        <w:keepLines w:val="0"/>
+        <w:widowControl/>
+        <w:suppressLineNumbers w:val="0"/>
+      </w:pPr>
+      <w:r>
+        <w:t>AI makes individualized feedback more scalable.</w:t>
+      </w:r>
+    </w:p>
+    <w:p>
+      <w:pPr>
+        <w:pStyle w:val="8"/>
+        <w:keepNext w:val="0"/>
+        <w:keepLines w:val="0"/>
+        <w:widowControl/>
+        <w:suppressLineNumbers w:val="0"/>
+      </w:pPr>
+      <w:r>
+        <w:t>The platform can provide immediate language feedback, differentiated vocabulary, sentence-building support, independent practice, and engaging classroom activities.</w:t>
+      </w:r>
+    </w:p>
+    <w:p>
+      <w:pPr>
+        <w:pStyle w:val="8"/>
+        <w:keepNext w:val="0"/>
+        <w:keepLines w:val="0"/>
+        <w:widowControl/>
+        <w:suppressLineNumbers w:val="0"/>
+      </w:pPr>
+      <w:r>
+        <w:t>The group mode also makes the system more accessible because teachers can use one large screen instead of requiring every student to own an individual device.</w:t>
+      </w:r>
+    </w:p>
+    <w:p>
+      <w:pPr>
+        <w:pStyle w:val="8"/>
+        <w:keepNext w:val="0"/>
+        <w:keepLines w:val="0"/>
+        <w:widowControl/>
+        <w:suppressLineNumbers w:val="0"/>
+      </w:pPr>
+      <w:r>
+        <w:t>The long-term goal is to make personalized English-learning support more accessible to students with different ability levels and different levels of access to educational resources.</w:t>
+      </w:r>
+    </w:p>
+    <w:p>
+      <w:pPr>
+        <w:pStyle w:val="8"/>
+        <w:keepNext w:val="0"/>
+        <w:keepLines w:val="0"/>
+        <w:widowControl/>
+        <w:suppressLineNumbers w:val="0"/>
+      </w:pPr>
+      <w:r>
+        <w:t>Possible impact indicators include vocabulary improvement, sentence accuracy, vocabulary retention, successful revision after feedback, student engagement, teacher time saved, accessibility of group mode, and number of students reached.</w:t>
+      </w:r>
+    </w:p>
+    <w:p>
+      <w:pPr>
+        <w:pStyle w:val="8"/>
+      </w:pPr>
+      <w:r>
+        <w:t>Any impact claim should be based on pre-test, post-test, delayed-test, usability, and teacher-observation data rather than on completion counts alone.</w:t>
+      </w:r>
+    </w:p>
+    <w:p>
+      <w:pPr>
+        <w:pStyle w:val="3"/>
+        <w:keepNext w:val="0"/>
+        <w:keepLines w:val="0"/>
+        <w:widowControl/>
+        <w:suppressLineNumbers w:val="0"/>
+      </w:pPr>
+      <w:r>
+        <w:t>8. Market / Business Model</w:t>
+      </w:r>
+    </w:p>
+    <w:p>
+      <w:pPr>
+        <w:pStyle w:val="8"/>
+        <w:keepNext w:val="0"/>
+        <w:keepLines w:val="0"/>
+        <w:widowControl/>
+        <w:suppressLineNumbers w:val="0"/>
+      </w:pPr>
+      <w:r>
+        <w:t>Our initial target market is upper-elementary and middle-school English education.</w:t>
+      </w:r>
+    </w:p>
+    <w:p>
+      <w:pPr>
+        <w:pStyle w:val="8"/>
+        <w:keepNext w:val="0"/>
+        <w:keepLines w:val="0"/>
+        <w:widowControl/>
+        <w:suppressLineNumbers w:val="0"/>
+      </w:pPr>
+      <w:r>
+        <w:t>B2C Model: Students and Parents</w:t>
+      </w:r>
+    </w:p>
+    <w:p>
+      <w:pPr>
+        <w:pStyle w:val="8"/>
+        <w:keepNext w:val="0"/>
+        <w:keepLines w:val="0"/>
+        <w:widowControl/>
+        <w:suppressLineNumbers w:val="0"/>
+      </w:pPr>
+      <w:r>
+        <w:t>Individual learners could access a free basic version of the platform.</w:t>
+      </w:r>
+    </w:p>
+    <w:p>
+      <w:pPr>
+        <w:pStyle w:val="8"/>
+        <w:keepNext w:val="0"/>
+        <w:keepLines w:val="0"/>
+        <w:widowControl/>
+        <w:suppressLineNumbers w:val="0"/>
+      </w:pPr>
+      <w:r>
+        <w:t>The free version could include basic vocabulary sets, a limited number of campus-building activities, and basic AI feedback.</w:t>
+      </w:r>
+    </w:p>
+    <w:p>
+      <w:pPr>
+        <w:pStyle w:val="8"/>
+        <w:keepNext w:val="0"/>
+        <w:keepLines w:val="0"/>
+        <w:widowControl/>
+        <w:suppressLineNumbers w:val="0"/>
+      </w:pPr>
+      <w:r>
+        <w:t>A premium version could provide larger vocabulary libraries, personalized vocabulary levels, adaptive review, learning history, and additional AI-generated materials.</w:t>
+      </w:r>
+    </w:p>
+    <w:p>
+      <w:pPr>
+        <w:pStyle w:val="8"/>
+        <w:keepNext w:val="0"/>
+        <w:keepLines w:val="0"/>
+        <w:widowControl/>
+        <w:suppressLineNumbers w:val="0"/>
+      </w:pPr>
+      <w:r>
+        <w:t>B2B Model: Schools, Teachers, and Tutoring Programs</w:t>
+      </w:r>
+    </w:p>
+    <w:p>
+      <w:pPr>
+        <w:pStyle w:val="8"/>
+        <w:keepNext w:val="0"/>
+        <w:keepLines w:val="0"/>
+        <w:widowControl/>
+        <w:suppressLineNumbers w:val="0"/>
+      </w:pPr>
+      <w:r>
+        <w:t>Schools and teachers could use a classroom version of the platform.</w:t>
+      </w:r>
+    </w:p>
+    <w:p>
+      <w:pPr>
+        <w:pStyle w:val="8"/>
+        <w:keepNext w:val="0"/>
+        <w:keepLines w:val="0"/>
+        <w:widowControl/>
+        <w:suppressLineNumbers w:val="0"/>
+      </w:pPr>
+      <w:r>
+        <w:t>Teachers could define vocabulary lists, control word difficulty, use the group game mode, monitor student progress, and identify common errors.</w:t>
+      </w:r>
+    </w:p>
+    <w:p>
+      <w:pPr>
+        <w:pStyle w:val="8"/>
+        <w:keepNext w:val="0"/>
+        <w:keepLines w:val="0"/>
+        <w:widowControl/>
+        <w:suppressLineNumbers w:val="0"/>
+      </w:pPr>
+      <w:r>
+        <w:t>Future versions could also include a teacher dashboard for assignments, class performance, and learning analytics.</w:t>
+      </w:r>
+    </w:p>
+    <w:p>
+      <w:pPr>
+        <w:pStyle w:val="8"/>
+        <w:keepNext w:val="0"/>
+        <w:keepLines w:val="0"/>
+        <w:widowControl/>
+        <w:suppressLineNumbers w:val="0"/>
+      </w:pPr>
+      <w:r>
+        <w:t>The platform is designed to support teachers rather than replace them.</w:t>
+      </w:r>
+    </w:p>
+    <w:p>
+      <w:pPr>
+        <w:pStyle w:val="8"/>
+        <w:keepNext w:val="0"/>
+        <w:keepLines w:val="0"/>
+        <w:widowControl/>
+        <w:suppressLineNumbers w:val="0"/>
+      </w:pPr>
+      <w:r>
+        <w:t>Teachers remain responsible for choosing learning objectives and vocabulary, while AI helps provide scalable materials and individualized feedback.</w:t>
+      </w:r>
+    </w:p>
+    <w:p>
+      <w:pPr>
+        <w:pStyle w:val="3"/>
+        <w:keepNext w:val="0"/>
+        <w:keepLines w:val="0"/>
+        <w:widowControl/>
+        <w:suppressLineNumbers w:val="0"/>
+      </w:pPr>
+      <w:r>
+        <w:t>9. Responsible AI</w:t>
+      </w:r>
+    </w:p>
+    <w:p>
+      <w:pPr>
+        <w:pStyle w:val="8"/>
+        <w:keepNext w:val="0"/>
+        <w:keepLines w:val="0"/>
+        <w:widowControl/>
+        <w:suppressLineNumbers w:val="0"/>
+      </w:pPr>
+      <w:r>
+        <w:t>Responsible AI is especially important because the target users include children.</w:t>
+      </w:r>
+    </w:p>
+    <w:p>
+      <w:pPr>
+        <w:pStyle w:val="8"/>
+        <w:keepNext w:val="0"/>
+        <w:keepLines w:val="0"/>
+        <w:widowControl/>
+        <w:suppressLineNumbers w:val="0"/>
+      </w:pPr>
+      <w:r>
+        <w:t>Principle 1: AI Supports Thinking Instead of Replacing It</w:t>
+      </w:r>
+    </w:p>
+    <w:p>
+      <w:pPr>
+        <w:pStyle w:val="8"/>
+        <w:keepNext w:val="0"/>
+        <w:keepLines w:val="0"/>
+        <w:widowControl/>
+        <w:suppressLineNumbers w:val="0"/>
+      </w:pPr>
+      <w:r>
+        <w:t>Students must first attempt their own sentence before receiving AI feedback.</w:t>
+      </w:r>
+    </w:p>
+    <w:p>
+      <w:pPr>
+        <w:pStyle w:val="8"/>
+        <w:keepNext w:val="0"/>
+        <w:keepLines w:val="0"/>
+        <w:widowControl/>
+        <w:suppressLineNumbers w:val="0"/>
+      </w:pPr>
+      <w:r>
+        <w:t>The system does not encourage students to ask AI to complete the learning task for them.</w:t>
+      </w:r>
+    </w:p>
+    <w:p>
+      <w:pPr>
+        <w:pStyle w:val="8"/>
+        <w:keepNext w:val="0"/>
+        <w:keepLines w:val="0"/>
+        <w:widowControl/>
+        <w:suppressLineNumbers w:val="0"/>
+      </w:pPr>
+      <w:r>
+        <w:t>Principle 2: Teacher Control</w:t>
+      </w:r>
+    </w:p>
+    <w:p>
+      <w:pPr>
+        <w:pStyle w:val="8"/>
+        <w:keepNext w:val="0"/>
+        <w:keepLines w:val="0"/>
+        <w:widowControl/>
+        <w:suppressLineNumbers w:val="0"/>
+      </w:pPr>
+      <w:r>
+        <w:t>Teachers can define the vocabulary, difficulty level, and learning objectives.</w:t>
+      </w:r>
+    </w:p>
+    <w:p>
+      <w:pPr>
+        <w:pStyle w:val="8"/>
+        <w:keepNext w:val="0"/>
+        <w:keepLines w:val="0"/>
+        <w:widowControl/>
+        <w:suppressLineNumbers w:val="0"/>
+      </w:pPr>
+      <w:r>
+        <w:t>AI supports these decisions rather than controlling the curriculum independently.</w:t>
+      </w:r>
+    </w:p>
+    <w:p>
+      <w:pPr>
+        <w:pStyle w:val="8"/>
+        <w:keepNext w:val="0"/>
+        <w:keepLines w:val="0"/>
+        <w:widowControl/>
+        <w:suppressLineNumbers w:val="0"/>
+      </w:pPr>
+      <w:r>
+        <w:t>Principle 3: Data Privacy</w:t>
+      </w:r>
+    </w:p>
+    <w:p>
+      <w:pPr>
+        <w:pStyle w:val="8"/>
+        <w:keepNext w:val="0"/>
+        <w:keepLines w:val="0"/>
+        <w:widowControl/>
+        <w:suppressLineNumbers w:val="0"/>
+      </w:pPr>
+      <w:r>
+        <w:t>The basic classroom experience does not require every student to create an account.</w:t>
+      </w:r>
+    </w:p>
+    <w:p>
+      <w:pPr>
+        <w:pStyle w:val="8"/>
+        <w:keepNext w:val="0"/>
+        <w:keepLines w:val="0"/>
+        <w:widowControl/>
+        <w:suppressLineNumbers w:val="0"/>
+      </w:pPr>
+      <w:r>
+        <w:t>This reduces unnecessary collection of personal information, especially for younger users.</w:t>
+      </w:r>
+    </w:p>
+    <w:p>
+      <w:pPr>
+        <w:pStyle w:val="8"/>
+        <w:keepNext w:val="0"/>
+        <w:keepLines w:val="0"/>
+        <w:widowControl/>
+        <w:suppressLineNumbers w:val="0"/>
+      </w:pPr>
+      <w:r>
+        <w:t>Principle 4: AI Accuracy</w:t>
+      </w:r>
+    </w:p>
+    <w:p>
+      <w:pPr>
+        <w:pStyle w:val="8"/>
+        <w:keepNext w:val="0"/>
+        <w:keepLines w:val="0"/>
+        <w:widowControl/>
+        <w:suppressLineNumbers w:val="0"/>
+      </w:pPr>
+      <w:r>
+        <w:t>Generative AI may occasionally produce incorrect feedback or unsuitable content.</w:t>
+      </w:r>
+    </w:p>
+    <w:p>
+      <w:pPr>
+        <w:pStyle w:val="8"/>
+        <w:keepNext w:val="0"/>
+        <w:keepLines w:val="0"/>
+        <w:widowControl/>
+        <w:suppressLineNumbers w:val="0"/>
+      </w:pPr>
+      <w:r>
+        <w:t>Therefore, AI responses should be limited to specific educational tasks, and teachers should be able to review important learning materials.</w:t>
+      </w:r>
+    </w:p>
+    <w:p>
+      <w:pPr>
+        <w:pStyle w:val="8"/>
+        <w:keepNext w:val="0"/>
+        <w:keepLines w:val="0"/>
+        <w:widowControl/>
+        <w:suppressLineNumbers w:val="0"/>
+      </w:pPr>
+      <w:r>
+        <w:t>Principle 5: Age-Appropriate Content</w:t>
+      </w:r>
+    </w:p>
+    <w:p>
+      <w:pPr>
+        <w:pStyle w:val="8"/>
+        <w:keepNext w:val="0"/>
+        <w:keepLines w:val="0"/>
+        <w:widowControl/>
+        <w:suppressLineNumbers w:val="0"/>
+      </w:pPr>
+      <w:r>
+        <w:t>AI-generated images and explanations should remain appropriate for younger learners and should avoid irrelevant or unsafe content.</w:t>
+      </w:r>
+    </w:p>
+    <w:p>
+      <w:pPr>
+        <w:pStyle w:val="8"/>
+      </w:pPr>
+      <w:r>
+        <w:t>Principle 6: Human Review and Minimal Data</w:t>
+      </w:r>
+    </w:p>
+    <w:p>
+      <w:pPr>
+        <w:pStyle w:val="8"/>
+      </w:pPr>
+      <w:r>
+        <w:t>AI feedback should support classroom learning rather than function as an unquestionable final grade. Teachers and students should be able to question or report unclear feedback, and important materials should be reviewed before classroom use. The system should collect only the information needed for the activity, avoid storing student audio by default, and present results in aggregate whenever individual identification is not necessary.</w:t>
+      </w:r>
+    </w:p>
+    <w:p>
+      <w:pPr>
+        <w:pStyle w:val="8"/>
+      </w:pPr>
+      <w:r>
+        <w:t>Principle 7: Clear System Boundaries</w:t>
+      </w:r>
+    </w:p>
+    <w:p>
+      <w:pPr>
+        <w:pStyle w:val="8"/>
+      </w:pPr>
+      <w:r>
+        <w:t>The interface should make clear when feedback comes from an AI service, a simple practice check, or a teacher. If the AI service is unavailable or its response is uncertain, the platform should explain the limitation and let the student continue safely without presenting the result as authoritative.</w:t>
+      </w:r>
+    </w:p>
+    <w:p>
+      <w:pPr>
+        <w:pStyle w:val="8"/>
+        <w:keepNext w:val="0"/>
+        <w:keepLines w:val="0"/>
+        <w:widowControl/>
+        <w:suppressLineNumbers w:val="0"/>
+      </w:pPr>
+      <w:r>
+        <w:t>Our main Responsible AI principle is:</w:t>
+      </w:r>
+    </w:p>
+    <w:p>
+      <w:pPr>
+        <w:pStyle w:val="8"/>
+        <w:keepNext w:val="0"/>
+        <w:keepLines w:val="0"/>
+        <w:widowControl/>
+        <w:suppressLineNumbers w:val="0"/>
+      </w:pPr>
+      <w:r>
+        <w:t>AI should increase students’ ability to learn independently rather than increase their dependence on AI.</w:t>
+      </w:r>
+    </w:p>
+    <w:p>
+      <w:pPr>
+        <w:pStyle w:val="3"/>
+        <w:keepNext w:val="0"/>
+        <w:keepLines w:val="0"/>
+        <w:widowControl/>
+        <w:suppressLineNumbers w:val="0"/>
+      </w:pPr>
+      <w:r>
+        <w:t>10. Roadmap / Team</w:t>
+      </w:r>
+    </w:p>
+    <w:p>
+      <w:pPr>
+        <w:pStyle w:val="8"/>
+        <w:keepNext w:val="0"/>
+        <w:keepLines w:val="0"/>
+        <w:widowControl/>
+        <w:suppressLineNumbers w:val="0"/>
+      </w:pPr>
+      <w:r>
+        <w:t>Phase 1: Functional Prototype</w:t>
+      </w:r>
+    </w:p>
+    <w:p>
+      <w:pPr>
+        <w:pStyle w:val="8"/>
+        <w:keepNext w:val="0"/>
+        <w:keepLines w:val="0"/>
+        <w:widowControl/>
+        <w:suppressLineNumbers w:val="0"/>
+      </w:pPr>
+      <w:r>
+        <w:t>The current prototype includes the web-based learning platform, vocabulary system, campus-building game, AI-generated images, AI grammar feedback, speech-to-text, sentence scaffolding, difficulty levels, and classroom learning modes.</w:t>
+      </w:r>
+    </w:p>
+    <w:p>
+      <w:pPr>
+        <w:pStyle w:val="8"/>
+        <w:keepNext w:val="0"/>
+        <w:keepLines w:val="0"/>
+        <w:widowControl/>
+        <w:suppressLineNumbers w:val="0"/>
+      </w:pPr>
+      <w:r>
+        <w:t xml:space="preserve">Phase </w:t>
+      </w:r>
+      <w:r>
+        <w:rPr>
+          <w:rFonts w:hint="default"/>
+          <w:lang w:val="en-US"/>
+        </w:rPr>
+        <w:t>2</w:t>
+      </w:r>
+      <w:r>
+        <w:t>: Adaptive Learning</w:t>
+      </w:r>
+    </w:p>
+    <w:p>
+      <w:pPr>
+        <w:pStyle w:val="8"/>
+        <w:keepNext w:val="0"/>
+        <w:keepLines w:val="0"/>
+        <w:widowControl/>
+        <w:suppressLineNumbers w:val="0"/>
+      </w:pPr>
+      <w:r>
+        <w:t xml:space="preserve">The </w:t>
+      </w:r>
+      <w:r>
+        <w:rPr>
+          <w:rFonts w:hint="default"/>
+          <w:lang w:val="en-US"/>
+        </w:rPr>
+        <w:t>second</w:t>
+      </w:r>
+      <w:r>
+        <w:t xml:space="preserve"> version</w:t>
+      </w:r>
+      <w:r>
+        <w:rPr>
+          <w:rFonts w:hint="default"/>
+          <w:lang w:val="en-US"/>
+        </w:rPr>
+        <w:t xml:space="preserve"> </w:t>
+      </w:r>
+      <w:r>
+        <w:t>track</w:t>
+      </w:r>
+      <w:r>
+        <w:rPr>
+          <w:rFonts w:hint="default"/>
+          <w:lang w:val="en-US"/>
+        </w:rPr>
+        <w:t>s</w:t>
+      </w:r>
+      <w:r>
+        <w:t xml:space="preserve"> vocabulary familiarity and repeated grammar mistakes.</w:t>
+      </w:r>
+    </w:p>
+    <w:p>
+      <w:pPr>
+        <w:pStyle w:val="8"/>
+        <w:keepNext w:val="0"/>
+        <w:keepLines w:val="0"/>
+        <w:widowControl/>
+        <w:suppressLineNumbers w:val="0"/>
+      </w:pPr>
+      <w:r>
+        <w:t xml:space="preserve">The system </w:t>
+      </w:r>
+      <w:r>
+        <w:rPr>
+          <w:rFonts w:hint="default"/>
+          <w:lang w:val="en-US"/>
+        </w:rPr>
+        <w:t>would</w:t>
+      </w:r>
+      <w:r>
+        <w:t xml:space="preserve"> automatically adjust vocabulary difficulty, review frequency, and sentence support according to individual learner performance.</w:t>
+      </w:r>
+    </w:p>
+    <w:p>
+      <w:pPr>
+        <w:pStyle w:val="8"/>
+        <w:keepNext w:val="0"/>
+        <w:keepLines w:val="0"/>
+        <w:widowControl/>
+        <w:suppressLineNumbers w:val="0"/>
+      </w:pPr>
+      <w:r>
+        <w:t xml:space="preserve">Phase </w:t>
+      </w:r>
+      <w:r>
+        <w:rPr>
+          <w:rFonts w:hint="default"/>
+          <w:lang w:val="en-US"/>
+        </w:rPr>
+        <w:t>3</w:t>
+      </w:r>
+      <w:r>
+        <w:t>: Real-User Testing</w:t>
+      </w:r>
+    </w:p>
+    <w:p>
+      <w:pPr>
+        <w:pStyle w:val="8"/>
+        <w:keepNext w:val="0"/>
+        <w:keepLines w:val="0"/>
+        <w:widowControl/>
+        <w:suppressLineNumbers w:val="0"/>
+      </w:pPr>
+      <w:r>
+        <w:t>The next priority is to test the system with students in the target age group.</w:t>
+      </w:r>
+    </w:p>
+    <w:p>
+      <w:pPr>
+        <w:pStyle w:val="8"/>
+        <w:keepNext w:val="0"/>
+        <w:keepLines w:val="0"/>
+        <w:widowControl/>
+        <w:suppressLineNumbers w:val="0"/>
+        <w:rPr>
+          <w:rFonts w:eastAsia="宋体"/>
+        </w:rPr>
+      </w:pPr>
+      <w:r>
+        <w:t>We w</w:t>
+      </w:r>
+      <w:r>
+        <w:rPr>
+          <w:rFonts w:eastAsia="宋体"/>
+        </w:rPr>
+        <w:t>ill conduct pre-tests and post-tests, collect student and teacher feedback, evaluate the accuracy of AI feedback, and identify usability problems.</w:t>
+      </w:r>
+    </w:p>
+    <w:p>
+      <w:pPr>
+        <w:pStyle w:val="8"/>
+        <w:keepNext w:val="0"/>
+        <w:keepLines w:val="0"/>
+        <w:widowControl/>
+        <w:suppressLineNumbers w:val="0"/>
+        <w:rPr>
+          <w:rFonts w:eastAsia="宋体"/>
+        </w:rPr>
+      </w:pPr>
+      <w:r>
+        <w:rPr>
+          <w:rFonts w:eastAsia="宋体"/>
+          <w:lang w:val="en-US" w:eastAsia="zh-CN"/>
+        </w:rPr>
+        <w:t>Testing is feasible because I attend a school with both primary and middle school departments. I can reach out to teachers in these departments for support in conducting the study.</w:t>
+      </w:r>
+    </w:p>
+    <w:p>
+      <w:pPr>
+        <w:pStyle w:val="8"/>
+        <w:keepNext w:val="0"/>
+        <w:keepLines w:val="0"/>
+        <w:widowControl/>
+        <w:suppressLineNumbers w:val="0"/>
+      </w:pPr>
+      <w:r>
+        <w:t>Phase 4: Teacher Dashboard</w:t>
+      </w:r>
       <w:bookmarkStart w:id="0" w:name="_GoBack"/>
       <w:bookmarkEnd w:id="0"/>
+    </w:p>
+    <w:p>
+      <w:pPr>
+        <w:pStyle w:val="8"/>
+        <w:keepNext w:val="0"/>
+        <w:keepLines w:val="0"/>
+        <w:widowControl/>
+        <w:suppressLineNumbers w:val="0"/>
+      </w:pPr>
+      <w:r>
+        <w:t>Future development could allow teachers to upload their own vocabulary lists, define word levels, assign activities, monitor class progress, and identify common student mistakes.</w:t>
+      </w:r>
+    </w:p>
+    <w:p>
+      <w:pPr>
+        <w:pStyle w:val="8"/>
+        <w:keepNext w:val="0"/>
+        <w:keepLines w:val="0"/>
+        <w:widowControl/>
+        <w:suppressLineNumbers w:val="0"/>
+      </w:pPr>
+      <w:r>
+        <w:t>Phase 5: Scaling</w:t>
+      </w:r>
+    </w:p>
+    <w:p>
+      <w:pPr>
+        <w:pStyle w:val="8"/>
+        <w:keepNext w:val="0"/>
+        <w:keepLines w:val="0"/>
+        <w:widowControl/>
+        <w:suppressLineNumbers w:val="0"/>
+      </w:pPr>
+      <w:r>
+        <w:t>After the learning effectiveness has been validated, the platform could be introduced to more schools, tutoring programs, after-school programs, and English teachers.</w:t>
+      </w:r>
+    </w:p>
+    <w:p>
+      <w:pPr>
+        <w:pStyle w:val="8"/>
+        <w:keepNext w:val="0"/>
+        <w:keepLines w:val="0"/>
+        <w:widowControl/>
+        <w:suppressLineNumbers w:val="0"/>
+      </w:pPr>
+      <w:r>
+        <w:t>The project is currently student-led and combines interests in education, curriculum design, game-based learning, and AI.</w:t>
+      </w:r>
+    </w:p>
+    <w:p>
+      <w:pPr>
+        <w:pStyle w:val="8"/>
+        <w:keepNext w:val="0"/>
+        <w:keepLines w:val="0"/>
+        <w:widowControl/>
+        <w:suppressLineNumbers w:val="0"/>
+      </w:pPr>
+      <w:r>
+        <w:t>In the future, collaboration with teachers, students, educational researchers, and technical mentors can help improve the educational design and reliability of the platform.</w:t>
+      </w:r>
+    </w:p>
+    <w:p>
+      <w:pPr>
+        <w:pStyle w:val="8"/>
+        <w:keepNext w:val="0"/>
+        <w:keepLines w:val="0"/>
+        <w:widowControl/>
+        <w:suppressLineNumbers w:val="0"/>
+      </w:pPr>
+      <w:r>
+        <w:t>Long-Term Vision:</w:t>
+      </w:r>
+    </w:p>
+    <w:p>
+      <w:pPr>
+        <w:pStyle w:val="8"/>
+        <w:keepNext w:val="0"/>
+        <w:keepLines w:val="0"/>
+        <w:widowControl/>
+        <w:suppressLineNumbers w:val="0"/>
+      </w:pPr>
+      <w:r>
+        <w:t>Our goal is not to create another vocabulary memorization website or another general AI chatbot.</w:t>
+      </w:r>
+    </w:p>
+    <w:p>
+      <w:pPr>
+        <w:pStyle w:val="8"/>
+        <w:keepNext w:val="0"/>
+        <w:keepLines w:val="0"/>
+        <w:widowControl/>
+        <w:suppressLineNumbers w:val="0"/>
+        <w:rPr>
+          <w:rStyle w:val="9"/>
+        </w:rPr>
+      </w:pPr>
+      <w:r>
+        <w:t>Our goal is to create a learning environment where students learn a word, understand it visually, use it meaningfully, receive personalized feedback, and apply it again through play.</w:t>
+      </w:r>
+      <w:r>
+        <w:br w:type="textWrapping"/>
+      </w:r>
+      <w:r>
+        <w:rPr>
+          <w:rStyle w:val="9"/>
+        </w:rPr>
+        <w:t>Learn the word → Use the word → Get feedback → Build with the word.</w:t>
+      </w:r>
+    </w:p>
+    <w:p>
+      <w:pPr>
+        <w:pStyle w:val="8"/>
+        <w:spacing w:before="40" w:after="160"/>
+        <w:rPr>
+          <w:i/>
+          <w:color w:val="646464"/>
+          <w:sz w:val="17"/>
+        </w:rPr>
+      </w:pPr>
+    </w:p>
+    <w:p>
+      <w:pPr>
+        <w:pStyle w:val="8"/>
+        <w:spacing w:before="40" w:after="160"/>
+      </w:pPr>
+      <w:r>
+        <w:rPr>
+          <w:i/>
+          <w:color w:val="646464"/>
+          <w:sz w:val="17"/>
+        </w:rPr>
+        <w:t>Source: Wordcraft Classroom live prototype, https://wordcraftedu.innolearning.cn/ (accessed 13 September 2026).</w:t>
+      </w:r>
+    </w:p>
+    <w:p>
+      <w:pPr>
+        <w:pStyle w:val="8"/>
+        <w:keepNext w:val="0"/>
+        <w:keepLines w:val="0"/>
+        <w:widowControl/>
+        <w:suppressLineNumbers w:val="0"/>
+        <w:rPr>
+          <w:rStyle w:val="9"/>
+        </w:rPr>
+      </w:pPr>
     </w:p>
     <w:sectPr>
       <w:pgSz w:w="11906" w:h="16838"/>
@@ -2576,6 +2833,7 @@
       <w:jc w:val="left"/>
     </w:pPr>
     <w:rPr>
+      <w:rFonts w:ascii="Times New Roman" w:hAnsi="Times New Roman" w:eastAsia="宋体" w:cs="Times New Roman"/>
       <w:kern w:val="0"/>
       <w:sz w:val="24"/>
       <w:szCs w:val="24"/>

--- a/Business Plan Draft - Updated.docx
+++ b/Business Plan Draft - Updated.docx
@@ -8,21 +8,178 @@
         <w:keepNext w:val="0"/>
         <w:keepLines w:val="0"/>
         <w:widowControl/>
-        <w:suppressLineNumbers w:val="0"/>
-      </w:pPr>
-      <w:r>
-        <w:t>1. Problem + Target Users</w:t>
-      </w:r>
-    </w:p>
-    <w:p>
-      <w:pPr>
-        <w:pStyle w:val="8"/>
-        <w:keepNext w:val="0"/>
-        <w:keepLines w:val="0"/>
-        <w:widowControl/>
-        <w:suppressLineNumbers w:val="0"/>
-      </w:pPr>
-      <w:r>
+        <w:numPr>
+          <w:ilvl w:val="0"/>
+          <w:numId w:val="0"/>
+        </w:numPr>
+        <w:suppressLineNumbers w:val="0"/>
+        <w:outlineLvl w:val="1"/>
+        <w:rPr>
+          <w:rFonts w:hint="default" w:ascii="Times New Roman Regular" w:hAnsi="Times New Roman Regular" w:eastAsia="宋体" w:cs="Times New Roman Regular"/>
+        </w:rPr>
+      </w:pPr>
+      <w:r>
+        <w:rPr>
+          <w:rFonts w:hint="default" w:ascii="Times New Roman Regular" w:hAnsi="Times New Roman Regular" w:eastAsia="宋体" w:cs="Times New Roman Regular"/>
+          <w:lang w:val="en-US" w:eastAsia="zh-CN"/>
+        </w:rPr>
+        <w:t>Business Plan for Wordcraft: A Vocabulary Practice Game with AI-Powered Language Feedback</w:t>
+      </w:r>
+    </w:p>
+    <w:p>
+      <w:pPr>
+        <w:pStyle w:val="3"/>
+        <w:keepNext w:val="0"/>
+        <w:keepLines w:val="0"/>
+        <w:widowControl/>
+        <w:numPr>
+          <w:ilvl w:val="0"/>
+          <w:numId w:val="1"/>
+        </w:numPr>
+        <w:suppressLineNumbers w:val="0"/>
+        <w:rPr>
+          <w:rFonts w:hint="default" w:ascii="Times New Roman Regular" w:hAnsi="Times New Roman Regular" w:eastAsia="宋体" w:cs="Times New Roman Regular"/>
+        </w:rPr>
+      </w:pPr>
+      <w:r>
+        <w:rPr>
+          <w:rFonts w:hint="default" w:ascii="Times New Roman Regular" w:hAnsi="Times New Roman Regular" w:eastAsia="宋体" w:cs="Times New Roman Regular"/>
+        </w:rPr>
+        <w:t>Founder Identity and Inspiration</w:t>
+      </w:r>
+    </w:p>
+    <w:p>
+      <w:pPr>
+        <w:pStyle w:val="8"/>
+        <w:keepNext w:val="0"/>
+        <w:keepLines w:val="0"/>
+        <w:widowControl/>
+        <w:suppressLineNumbers w:val="0"/>
+        <w:rPr>
+          <w:rFonts w:hint="default" w:ascii="Times New Roman Regular" w:hAnsi="Times New Roman Regular" w:eastAsia="宋体" w:cs="Times New Roman Regular"/>
+        </w:rPr>
+      </w:pPr>
+      <w:r>
+        <w:rPr>
+          <w:rFonts w:hint="default" w:ascii="Times New Roman Regular" w:hAnsi="Times New Roman Regular" w:eastAsia="宋体" w:cs="Times New Roman Regular"/>
+          <w:lang w:val="en-US" w:eastAsia="zh-CN"/>
+        </w:rPr>
+        <w:t>I am a high school student, board game designer, and emerging gamification educator. The idea for Wordcraft began while I was studying for the TOEFL, when I realized that many of the vocabulary words I encountered were unfamiliar and that memorizing them by rote felt dull. I first designed a physical board game that combined building with physical blocks and constructing sentences from word banks. Players earned points by successfully forming sentences and could take points from other players. When I tested the game offline, people found it fun and engaging, which</w:t>
+      </w:r>
+      <w:r>
+        <w:rPr>
+          <w:rFonts w:hint="default" w:ascii="Times New Roman Regular" w:hAnsi="Times New Roman Regular" w:eastAsia="宋体" w:cs="Times New Roman Regular"/>
+        </w:rPr>
+        <w:t xml:space="preserve"> showed me that vocabulary practice could become more motivating when connected to play and creativity.</w:t>
+      </w:r>
+    </w:p>
+    <w:p>
+      <w:pPr>
+        <w:pStyle w:val="8"/>
+        <w:keepNext w:val="0"/>
+        <w:keepLines w:val="0"/>
+        <w:widowControl/>
+        <w:suppressLineNumbers w:val="0"/>
+        <w:rPr>
+          <w:rFonts w:hint="default" w:ascii="Times New Roman Regular" w:hAnsi="Times New Roman Regular" w:eastAsia="宋体" w:cs="Times New Roman Regular"/>
+        </w:rPr>
+      </w:pPr>
+      <w:r>
+        <w:rPr>
+          <w:rFonts w:hint="default" w:ascii="Times New Roman Regular" w:hAnsi="Times New Roman Regular" w:eastAsia="宋体" w:cs="Times New Roman Regular"/>
+        </w:rPr>
+        <w:t>The offline game also revealed a practical problem. Players sometimes knew the meaning of a word but were unsure how to use it in a particular situation, including questions about grammar, pronunciation, and appropriate context. This led me to develop Wordcraft as a digital platform that preserves the creative and competitive building experience while adding AI support for sentence formation and grammar feedback, as well as audio support for pronunciation. Digitalizing the game also makes it easier to replicate and share without requiring the physical wood blocks and other materials used in the original version.</w:t>
+      </w:r>
+    </w:p>
+    <w:p>
+      <w:pPr>
+        <w:pStyle w:val="8"/>
+        <w:keepNext w:val="0"/>
+        <w:keepLines w:val="0"/>
+        <w:widowControl/>
+        <w:suppressLineNumbers w:val="0"/>
+        <w:rPr>
+          <w:rFonts w:hint="default" w:ascii="Times New Roman Regular" w:hAnsi="Times New Roman Regular" w:eastAsia="宋体" w:cs="Times New Roman Regular"/>
+        </w:rPr>
+      </w:pPr>
+      <w:r>
+        <w:rPr>
+          <w:rFonts w:hint="default" w:ascii="Times New Roman Regular" w:hAnsi="Times New Roman Regular" w:eastAsia="宋体" w:cs="Times New Roman Regular"/>
+        </w:rPr>
+        <w:t>I personally led the development of the project, using Codex as a development assistant while building the website. The core ideas came from real problems I experienced, while testers and students helped me identify their needs and the difficulties they faced. Through this process, I have grown from a student and board game designer into a gamification educator who wants to use creativity to support younger learners and contribute to the wider community.</w:t>
+      </w:r>
+    </w:p>
+    <w:p>
+      <w:pPr>
+        <w:pStyle w:val="8"/>
+        <w:keepNext w:val="0"/>
+        <w:keepLines w:val="0"/>
+        <w:widowControl/>
+        <w:suppressLineNumbers w:val="0"/>
+        <w:rPr>
+          <w:rFonts w:hint="default" w:ascii="Times New Roman Regular" w:hAnsi="Times New Roman Regular" w:cs="Times New Roman Regular"/>
+        </w:rPr>
+      </w:pPr>
+      <w:r>
+        <w:rPr>
+          <w:rFonts w:hint="default" w:ascii="Times New Roman Regular" w:hAnsi="Times New Roman Regular" w:eastAsia="宋体" w:cs="Times New Roman Regular"/>
+        </w:rPr>
+        <w:t>This experience taught me that innovation begins with real needs. It does not always require inventing an entirely new activity; it can also come from combining a dull learning task with something students already enjoy. By connecting vocabulary learning with gameplay, creativity, feedback, and collaboration, I hope to make English practice more engaging and useful for learners.</w:t>
+      </w:r>
+    </w:p>
+    <w:p>
+      <w:pPr>
+        <w:pStyle w:val="3"/>
+        <w:keepNext w:val="0"/>
+        <w:keepLines w:val="0"/>
+        <w:widowControl/>
+        <w:suppressLineNumbers w:val="0"/>
+        <w:rPr>
+          <w:rFonts w:hint="default" w:ascii="Times New Roman Regular" w:hAnsi="Times New Roman Regular" w:cs="Times New Roman Regular"/>
+        </w:rPr>
+      </w:pPr>
+      <w:r>
+        <w:rPr>
+          <w:rFonts w:hint="default" w:ascii="Times New Roman Regular" w:hAnsi="Times New Roman Regular" w:cs="Times New Roman Regular"/>
+          <w:lang w:val="en-US" w:eastAsia="zh-CN"/>
+        </w:rPr>
+        <w:t>2</w:t>
+      </w:r>
+      <w:r>
+        <w:rPr>
+          <w:rFonts w:hint="default" w:ascii="Times New Roman Regular" w:hAnsi="Times New Roman Regular" w:cs="Times New Roman Regular"/>
+        </w:rPr>
+        <w:t xml:space="preserve">. Problem </w:t>
+      </w:r>
+      <w:r>
+        <w:rPr>
+          <w:rFonts w:hint="default" w:ascii="Times New Roman Regular" w:hAnsi="Times New Roman Regular" w:cs="Times New Roman Regular"/>
+          <w:lang w:val="en-US"/>
+        </w:rPr>
+        <w:t>and</w:t>
+      </w:r>
+      <w:r>
+        <w:rPr>
+          <w:rFonts w:hint="default" w:ascii="Times New Roman Regular" w:hAnsi="Times New Roman Regular" w:cs="Times New Roman Regular"/>
+        </w:rPr>
+        <w:t xml:space="preserve"> Target Users</w:t>
+      </w:r>
+    </w:p>
+    <w:p>
+      <w:pPr>
+        <w:pStyle w:val="8"/>
+        <w:keepNext w:val="0"/>
+        <w:keepLines w:val="0"/>
+        <w:widowControl/>
+        <w:suppressLineNumbers w:val="0"/>
+        <w:rPr>
+          <w:rFonts w:hint="default" w:ascii="Times New Roman Regular" w:hAnsi="Times New Roman Regular" w:cs="Times New Roman Regular"/>
+        </w:rPr>
+      </w:pPr>
+      <w:r>
+        <w:rPr>
+          <w:rFonts w:hint="default" w:ascii="Times New Roman Regular" w:hAnsi="Times New Roman Regular" w:cs="Times New Roman Regular"/>
+        </w:rPr>
         <w:t>Many students have limited English vocabulary, while vocabulary learning in schools still relies heavily on rote memorization, word lists, and repetitive exercises. These methods can feel dull and may help students remember a word temporarily without teaching them how to actually use it in a sentence or real-life context.</w:t>
       </w:r>
     </w:p>
@@ -33,8 +190,14 @@
         <w:keepLines w:val="0"/>
         <w:widowControl/>
         <w:suppressLineNumbers w:val="0"/>
-      </w:pPr>
-      <w:r>
+        <w:rPr>
+          <w:rFonts w:hint="default" w:ascii="Times New Roman Regular" w:hAnsi="Times New Roman Regular" w:cs="Times New Roman Regular"/>
+        </w:rPr>
+      </w:pPr>
+      <w:r>
+        <w:rPr>
+          <w:rFonts w:hint="default" w:ascii="Times New Roman Regular" w:hAnsi="Times New Roman Regular" w:cs="Times New Roman Regular"/>
+        </w:rPr>
         <w:t>This creates two major problems. First, students may recognize the meaning of a word but struggle to use it correctly. Second, repetitive memorization can reduce students’ motivation and may not support long-term vocabulary retention.</w:t>
       </w:r>
     </w:p>
@@ -45,24 +208,42 @@
         <w:keepLines w:val="0"/>
         <w:widowControl/>
         <w:suppressLineNumbers w:val="0"/>
-      </w:pPr>
-      <w:r>
+        <w:rPr>
+          <w:rFonts w:hint="default" w:ascii="Times New Roman Regular" w:hAnsi="Times New Roman Regular" w:cs="Times New Roman Regular"/>
+        </w:rPr>
+      </w:pPr>
+      <w:r>
+        <w:rPr>
+          <w:rFonts w:hint="default" w:ascii="Times New Roman Regular" w:hAnsi="Times New Roman Regular" w:cs="Times New Roman Regular"/>
+        </w:rPr>
         <w:t>Our primary learners are students in Grades 3–8, approximately ages 8–14. Teachers are the secondary users: they need a fast way to turn their own word lists into a classroom activity without asking every student to create an account.</w:t>
       </w:r>
     </w:p>
     <w:p>
       <w:pPr>
         <w:pStyle w:val="8"/>
-      </w:pPr>
-      <w:r>
+        <w:rPr>
+          <w:rFonts w:hint="default" w:ascii="Times New Roman Regular" w:hAnsi="Times New Roman Regular" w:cs="Times New Roman Regular"/>
+        </w:rPr>
+      </w:pPr>
+      <w:r>
+        <w:rPr>
+          <w:rFonts w:hint="default" w:ascii="Times New Roman Regular" w:hAnsi="Times New Roman Regular" w:cs="Times New Roman Regular"/>
+        </w:rPr>
         <w:t>The project is designed to help students learn new and increasingly academic English vocabulary in a more engaging and meaningful way.</w:t>
       </w:r>
     </w:p>
     <w:p>
       <w:pPr>
         <w:pStyle w:val="8"/>
-      </w:pPr>
-      <w:r>
+        <w:rPr>
+          <w:rFonts w:hint="default" w:ascii="Times New Roman Regular" w:hAnsi="Times New Roman Regular" w:cs="Times New Roman Regular"/>
+        </w:rPr>
+      </w:pPr>
+      <w:r>
+        <w:rPr>
+          <w:rFonts w:hint="default" w:ascii="Times New Roman Regular" w:hAnsi="Times New Roman Regular" w:cs="Times New Roman Regular"/>
+        </w:rPr>
         <w:t>The target learning outcome is not only recognizing a definition. Students should be able to infer a word’s meaning, use the word in an original sentence, revise that sentence after feedback, and remember the word later.</w:t>
       </w:r>
     </w:p>
@@ -73,8 +254,14 @@
         <w:keepLines w:val="0"/>
         <w:widowControl/>
         <w:suppressLineNumbers w:val="0"/>
-      </w:pPr>
-      <w:r>
+        <w:rPr>
+          <w:rFonts w:hint="default" w:ascii="Times New Roman Regular" w:hAnsi="Times New Roman Regular" w:cs="Times New Roman Regular"/>
+        </w:rPr>
+      </w:pPr>
+      <w:r>
+        <w:rPr>
+          <w:rFonts w:hint="default" w:ascii="Times New Roman Regular" w:hAnsi="Times New Roman Regular" w:cs="Times New Roman Regular"/>
+        </w:rPr>
         <w:t>Instead of simply asking students to memorize definitions, the platform allows them to see vocabulary visually, understand it in context, use it to form sentences, and receive immediate feedback.</w:t>
       </w:r>
     </w:p>
@@ -85,8 +272,14 @@
         <w:keepLines w:val="0"/>
         <w:widowControl/>
         <w:suppressLineNumbers w:val="0"/>
-      </w:pPr>
-      <w:r>
+        <w:rPr>
+          <w:rFonts w:hint="default" w:ascii="Times New Roman Regular" w:hAnsi="Times New Roman Regular" w:cs="Times New Roman Regular"/>
+        </w:rPr>
+      </w:pPr>
+      <w:r>
+        <w:rPr>
+          <w:rFonts w:hint="default" w:ascii="Times New Roman Regular" w:hAnsi="Times New Roman Regular" w:cs="Times New Roman Regular"/>
+        </w:rPr>
         <w:t>Core problem: How can we transform vocabulary learning from passive memorization into an engaging process of understanding, applying, and receiving feedback?</w:t>
       </w:r>
     </w:p>
@@ -97,60 +290,97 @@
         <w:keepLines w:val="0"/>
         <w:widowControl/>
         <w:suppressLineNumbers w:val="0"/>
-      </w:pPr>
-      <w:r>
-        <w:t>2. Demo / Functionality</w:t>
-      </w:r>
-    </w:p>
-    <w:p>
-      <w:pPr>
-        <w:pStyle w:val="8"/>
-      </w:pPr>
-      <w:r>
+        <w:rPr>
+          <w:rFonts w:hint="default" w:ascii="Times New Roman Regular" w:hAnsi="Times New Roman Regular" w:cs="Times New Roman Regular"/>
+        </w:rPr>
+      </w:pPr>
+      <w:r>
+        <w:rPr>
+          <w:rFonts w:hint="default" w:ascii="Times New Roman Regular" w:hAnsi="Times New Roman Regular" w:cs="Times New Roman Regular"/>
+          <w:lang w:val="en-US" w:eastAsia="zh-CN"/>
+        </w:rPr>
+        <w:t>3</w:t>
+      </w:r>
+      <w:r>
+        <w:rPr>
+          <w:rFonts w:hint="default" w:ascii="Times New Roman Regular" w:hAnsi="Times New Roman Regular" w:cs="Times New Roman Regular"/>
+        </w:rPr>
+        <w:t>. Demo / Functionality</w:t>
+      </w:r>
+    </w:p>
+    <w:p>
+      <w:pPr>
+        <w:pStyle w:val="8"/>
+        <w:rPr>
+          <w:rFonts w:hint="default" w:ascii="Times New Roman Regular" w:hAnsi="Times New Roman Regular" w:cs="Times New Roman Regular"/>
+        </w:rPr>
+      </w:pPr>
+      <w:r>
+        <w:rPr>
+          <w:rFonts w:hint="default" w:ascii="Times New Roman Regular" w:hAnsi="Times New Roman Regular" w:cs="Times New Roman Regular"/>
+        </w:rPr>
         <w:t>Step 0: Teacher Setup</w:t>
       </w:r>
     </w:p>
     <w:p>
       <w:pPr>
         <w:pStyle w:val="8"/>
-      </w:pPr>
-      <w:r>
-        <w:t>Teachers choose a vocabulary set and difficulty level, optionally import their own words, and start a classroom session through a shared link or classroom display. The setup is intentionally low-friction so that the platform can be used for a short lesson, a group activity, or independent practice.</w:t>
-      </w:r>
-    </w:p>
-    <w:p>
-      <w:pPr>
-        <w:pStyle w:val="8"/>
-        <w:keepNext w:val="0"/>
-        <w:keepLines w:val="0"/>
-        <w:widowControl/>
-        <w:suppressLineNumbers w:val="0"/>
-      </w:pPr>
-      <w:r>
+        <w:rPr>
+          <w:rFonts w:hint="default" w:ascii="Times New Roman Regular" w:hAnsi="Times New Roman Regular" w:eastAsia="宋体" w:cs="Times New Roman Regular"/>
+        </w:rPr>
+      </w:pPr>
+      <w:r>
+        <w:rPr>
+          <w:rFonts w:hint="default" w:ascii="Times New Roman Regular" w:hAnsi="Times New Roman Regular" w:cs="Times New Roman Regular"/>
+        </w:rPr>
+        <w:t>Teachers choose a vocabulary set and difficulty level, optionally import their own words, and sta</w:t>
+      </w:r>
+      <w:r>
+        <w:rPr>
+          <w:rFonts w:hint="default" w:ascii="Times New Roman Regular" w:hAnsi="Times New Roman Regular" w:eastAsia="宋体" w:cs="Times New Roman Regular"/>
+        </w:rPr>
+        <w:t>rt a classroom session through a shared link or classroom display. The setup is intentionally low-friction so that the platform can be used for a short lesson, a group activity, or independent practice.</w:t>
+      </w:r>
+    </w:p>
+    <w:p>
+      <w:pPr>
+        <w:pStyle w:val="8"/>
+        <w:rPr>
+          <w:rFonts w:hint="default" w:ascii="Times New Roman Regular" w:hAnsi="Times New Roman Regular" w:eastAsia="宋体" w:cs="Times New Roman Regular"/>
+        </w:rPr>
+      </w:pPr>
+      <w:r>
+        <w:rPr>
+          <w:rFonts w:hint="default" w:ascii="Times New Roman Regular" w:hAnsi="Times New Roman Regular" w:eastAsia="宋体" w:cs="Times New Roman Regular"/>
+        </w:rPr>
         <w:t>Step 1: Learn the Vocabulary</w:t>
       </w:r>
     </w:p>
     <w:p>
       <w:pPr>
         <w:pStyle w:val="8"/>
-        <w:keepNext w:val="0"/>
-        <w:keepLines w:val="0"/>
-        <w:widowControl/>
-        <w:suppressLineNumbers w:val="0"/>
-      </w:pPr>
-      <w:r>
+        <w:rPr>
+          <w:rFonts w:hint="default" w:ascii="Times New Roman Regular" w:hAnsi="Times New Roman Regular" w:eastAsia="宋体" w:cs="Times New Roman Regular"/>
+        </w:rPr>
+      </w:pPr>
+      <w:r>
+        <w:rPr>
+          <w:rFonts w:hint="default" w:ascii="Times New Roman Regular" w:hAnsi="Times New Roman Regular" w:eastAsia="宋体" w:cs="Times New Roman Regular"/>
+        </w:rPr>
         <w:t>Students first encounter target vocabulary with visual materials. For example, instead of only seeing the word “observatory” and its definition, students can also see an engaging image representing an observatory.</w:t>
       </w:r>
     </w:p>
     <w:p>
       <w:pPr>
         <w:pStyle w:val="8"/>
-        <w:keepNext w:val="0"/>
-        <w:keepLines w:val="0"/>
-        <w:widowControl/>
-        <w:suppressLineNumbers w:val="0"/>
-      </w:pPr>
-      <w:r>
+        <w:rPr>
+          <w:rFonts w:hint="default" w:ascii="Times New Roman Regular" w:hAnsi="Times New Roman Regular" w:eastAsia="宋体" w:cs="Times New Roman Regular"/>
+        </w:rPr>
+      </w:pPr>
+      <w:r>
+        <w:rPr>
+          <w:rFonts w:hint="default" w:ascii="Times New Roman Regular" w:hAnsi="Times New Roman Regular" w:eastAsia="宋体" w:cs="Times New Roman Regular"/>
+        </w:rPr>
         <w:t>The purpose is to help students infer the meaning of unfamiliar vocabulary through visual clues and context.</w:t>
       </w:r>
     </w:p>
@@ -158,168 +388,157 @@
       <w:pPr>
         <w:pStyle w:val="8"/>
         <w:rPr>
-          <w:rFonts w:eastAsia="宋体"/>
-        </w:rPr>
-      </w:pPr>
-      <w:r>
-        <w:t>The visual clue appears before students are expected to rely on a translation. Students can make a predicti</w:t>
-      </w:r>
-      <w:r>
-        <w:rPr>
-          <w:rFonts w:eastAsia="宋体"/>
-        </w:rPr>
-        <w:t>on, reveal the meaning when necessary, and then connect the word to the image and the campus setting.</w:t>
-      </w:r>
-    </w:p>
-    <w:p>
-      <w:pPr>
-        <w:pStyle w:val="8"/>
-      </w:pPr>
-      <w:r>
-        <w:rPr>
-          <w:rFonts w:eastAsia="宋体"/>
-          <w:lang w:val="en-US" w:eastAsia="zh-CN"/>
-        </w:rPr>
-        <w:t>Students can also tap the speaker icon to hear the pronunciation of each target word, helping them connect its written form, visual meaning, and spoken form before using it in a sentence.</w:t>
-      </w:r>
-    </w:p>
-    <w:p>
-      <w:pPr>
-        <w:pStyle w:val="8"/>
-        <w:keepNext w:val="0"/>
-        <w:keepLines w:val="0"/>
-        <w:widowControl/>
-        <w:suppressLineNumbers w:val="0"/>
-      </w:pPr>
-      <w:r>
+          <w:rFonts w:hint="default" w:ascii="Times New Roman Regular" w:hAnsi="Times New Roman Regular" w:eastAsia="宋体" w:cs="Times New Roman Regular"/>
+        </w:rPr>
+      </w:pPr>
+      <w:r>
+        <w:rPr>
+          <w:rFonts w:hint="default" w:ascii="Times New Roman Regular" w:hAnsi="Times New Roman Regular" w:eastAsia="宋体" w:cs="Times New Roman Regular"/>
+        </w:rPr>
         <w:t>Step 2: Enter the Campus-Building Game</w:t>
       </w:r>
     </w:p>
     <w:p>
       <w:pPr>
         <w:pStyle w:val="8"/>
-        <w:keepNext w:val="0"/>
-        <w:keepLines w:val="0"/>
-        <w:widowControl/>
-        <w:suppressLineNumbers w:val="0"/>
-      </w:pPr>
-      <w:r>
+        <w:rPr>
+          <w:rFonts w:hint="default" w:ascii="Times New Roman Regular" w:hAnsi="Times New Roman Regular" w:eastAsia="宋体" w:cs="Times New Roman Regular"/>
+        </w:rPr>
+      </w:pPr>
+      <w:r>
+        <w:rPr>
+          <w:rFonts w:hint="default" w:ascii="Times New Roman Regular" w:hAnsi="Times New Roman Regular" w:eastAsia="宋体" w:cs="Times New Roman Regular"/>
+        </w:rPr>
         <w:t>Students then enter a virtual campus-building activity. Different vocabulary words are connected to campus facilities such as an observatory, auditorium, cafeteria, dormitory, or laboratory.</w:t>
       </w:r>
     </w:p>
     <w:p>
       <w:pPr>
         <w:pStyle w:val="8"/>
-        <w:keepNext w:val="0"/>
-        <w:keepLines w:val="0"/>
-        <w:widowControl/>
-        <w:suppressLineNumbers w:val="0"/>
-      </w:pPr>
-      <w:r>
+        <w:rPr>
+          <w:rFonts w:hint="default" w:ascii="Times New Roman Regular" w:hAnsi="Times New Roman Regular" w:eastAsia="宋体" w:cs="Times New Roman Regular"/>
+        </w:rPr>
+      </w:pPr>
+      <w:r>
+        <w:rPr>
+          <w:rFonts w:hint="default" w:ascii="Times New Roman Regular" w:hAnsi="Times New Roman Regular" w:eastAsia="宋体" w:cs="Times New Roman Regular"/>
+        </w:rPr>
         <w:t>To construct these buildings, students must complete English sentence tasks using the target vocabulary.</w:t>
       </w:r>
     </w:p>
     <w:p>
       <w:pPr>
         <w:pStyle w:val="8"/>
-        <w:keepNext w:val="0"/>
-        <w:keepLines w:val="0"/>
-        <w:widowControl/>
-        <w:suppressLineNumbers w:val="0"/>
-      </w:pPr>
-      <w:r>
+        <w:rPr>
+          <w:rFonts w:hint="default" w:ascii="Times New Roman Regular" w:hAnsi="Times New Roman Regular" w:eastAsia="宋体" w:cs="Times New Roman Regular"/>
+        </w:rPr>
+      </w:pPr>
+      <w:r>
+        <w:rPr>
+          <w:rFonts w:hint="default" w:ascii="Times New Roman Regular" w:hAnsi="Times New Roman Regular" w:eastAsia="宋体" w:cs="Times New Roman Regular"/>
+        </w:rPr>
         <w:t>Step 3: Form a Sentence</w:t>
       </w:r>
     </w:p>
     <w:p>
       <w:pPr>
         <w:pStyle w:val="8"/>
-        <w:keepNext w:val="0"/>
-        <w:keepLines w:val="0"/>
-        <w:widowControl/>
-        <w:suppressLineNumbers w:val="0"/>
-      </w:pPr>
-      <w:r>
+        <w:rPr>
+          <w:rFonts w:hint="default" w:ascii="Times New Roman Regular" w:hAnsi="Times New Roman Regular" w:eastAsia="宋体" w:cs="Times New Roman Regular"/>
+        </w:rPr>
+      </w:pPr>
+      <w:r>
+        <w:rPr>
+          <w:rFonts w:hint="default" w:ascii="Times New Roman Regular" w:hAnsi="Times New Roman Regular" w:eastAsia="宋体" w:cs="Times New Roman Regular"/>
+        </w:rPr>
         <w:t>Students create their own sentence using the target word in a campus-related context.</w:t>
       </w:r>
     </w:p>
     <w:p>
       <w:pPr>
         <w:pStyle w:val="8"/>
-        <w:keepNext w:val="0"/>
-        <w:keepLines w:val="0"/>
-        <w:widowControl/>
-        <w:suppressLineNumbers w:val="0"/>
-      </w:pPr>
-      <w:r>
+        <w:rPr>
+          <w:rFonts w:hint="default" w:ascii="Times New Roman Regular" w:hAnsi="Times New Roman Regular" w:eastAsia="宋体" w:cs="Times New Roman Regular"/>
+        </w:rPr>
+      </w:pPr>
+      <w:r>
+        <w:rPr>
+          <w:rFonts w:hint="default" w:ascii="Times New Roman Regular" w:hAnsi="Times New Roman Regular" w:eastAsia="宋体" w:cs="Times New Roman Regular"/>
+        </w:rPr>
         <w:t>They can type the sentence or say it aloud using the speech-to-text function.</w:t>
       </w:r>
     </w:p>
     <w:p>
       <w:pPr>
         <w:pStyle w:val="8"/>
-        <w:keepNext w:val="0"/>
-        <w:keepLines w:val="0"/>
-        <w:widowControl/>
-        <w:suppressLineNumbers w:val="0"/>
-      </w:pPr>
-      <w:r>
+        <w:rPr>
+          <w:rFonts w:hint="default" w:ascii="Times New Roman Regular" w:hAnsi="Times New Roman Regular" w:eastAsia="宋体" w:cs="Times New Roman Regular"/>
+        </w:rPr>
+      </w:pPr>
+      <w:r>
+        <w:rPr>
+          <w:rFonts w:hint="default" w:ascii="Times New Roman Regular" w:hAnsi="Times New Roman Regular" w:eastAsia="宋体" w:cs="Times New Roman Regular"/>
+        </w:rPr>
         <w:t>Students who need additional support can use sentence-structure hints. For example, the system might provide a structure such as “Students can ______ in the ______.”</w:t>
       </w:r>
     </w:p>
     <w:p>
       <w:pPr>
         <w:pStyle w:val="8"/>
-        <w:keepNext w:val="0"/>
-        <w:keepLines w:val="0"/>
-        <w:widowControl/>
-        <w:suppressLineNumbers w:val="0"/>
-      </w:pPr>
-      <w:r>
+        <w:rPr>
+          <w:rFonts w:hint="default" w:ascii="Times New Roman Regular" w:hAnsi="Times New Roman Regular" w:eastAsia="宋体" w:cs="Times New Roman Regular"/>
+        </w:rPr>
+      </w:pPr>
+      <w:r>
+        <w:rPr>
+          <w:rFonts w:hint="default" w:ascii="Times New Roman Regular" w:hAnsi="Times New Roman Regular" w:eastAsia="宋体" w:cs="Times New Roman Regular"/>
+        </w:rPr>
         <w:t>Step 4: Receive AI Feedback</w:t>
       </w:r>
     </w:p>
     <w:p>
       <w:pPr>
         <w:pStyle w:val="8"/>
-        <w:keepNext w:val="0"/>
-        <w:keepLines w:val="0"/>
-        <w:widowControl/>
-        <w:suppressLineNumbers w:val="0"/>
-      </w:pPr>
-      <w:r>
+        <w:rPr>
+          <w:rFonts w:hint="default" w:ascii="Times New Roman Regular" w:hAnsi="Times New Roman Regular" w:eastAsia="宋体" w:cs="Times New Roman Regular"/>
+        </w:rPr>
+      </w:pPr>
+      <w:r>
+        <w:rPr>
+          <w:rFonts w:hint="default" w:ascii="Times New Roman Regular" w:hAnsi="Times New Roman Regular" w:eastAsia="宋体" w:cs="Times New Roman Regular"/>
+        </w:rPr>
         <w:t>The AI checks the student’s sentence and identifies syntax or grammar problems.</w:t>
       </w:r>
     </w:p>
     <w:p>
       <w:pPr>
         <w:pStyle w:val="8"/>
-        <w:keepNext w:val="0"/>
-        <w:keepLines w:val="0"/>
-        <w:widowControl/>
-        <w:suppressLineNumbers w:val="0"/>
-      </w:pPr>
-      <w:r>
+        <w:rPr>
+          <w:rFonts w:hint="default" w:ascii="Times New Roman Regular" w:hAnsi="Times New Roman Regular" w:eastAsia="宋体" w:cs="Times New Roman Regular"/>
+        </w:rPr>
+      </w:pPr>
+      <w:r>
+        <w:rPr>
+          <w:rFonts w:hint="default" w:ascii="Times New Roman Regular" w:hAnsi="Times New Roman Regular" w:eastAsia="宋体" w:cs="Times New Roman Regular"/>
+        </w:rPr>
         <w:t>Instead of only telling the student that the answer is wrong, the system shows where the mistake occurs and provides a corrected version or explanation.</w:t>
       </w:r>
     </w:p>
     <w:p>
       <w:pPr>
-        <w:pStyle w:val="8"/>
-      </w:pPr>
-      <w:r>
-        <w:t>The feedback is tied to the student’s own attempt. It is intended to be short, age-appropriate, and actionable rather than a replacement for the student’s thinking.</w:t>
-      </w:r>
-    </w:p>
-    <w:p>
-      <w:pPr>
         <w:keepNext w:val="0"/>
         <w:keepLines w:val="0"/>
         <w:widowControl/>
         <w:suppressLineNumbers w:val="0"/>
         <w:jc w:val="center"/>
-      </w:pPr>
-      <w:r>
+        <w:rPr>
+          <w:rFonts w:hint="default" w:ascii="Times New Roman Regular" w:hAnsi="Times New Roman Regular" w:cs="Times New Roman Regular"/>
+        </w:rPr>
+      </w:pPr>
+      <w:r>
+        <w:rPr>
+          <w:rFonts w:hint="default" w:ascii="Times New Roman Regular" w:hAnsi="Times New Roman Regular" w:cs="Times New Roman Regular"/>
+        </w:rPr>
         <w:drawing>
           <wp:inline distT="0" distB="0" distL="114300" distR="114300">
             <wp:extent cx="2464435" cy="2437765"/>
@@ -367,7 +586,7 @@
         <w:suppressLineNumbers w:val="0"/>
         <w:jc w:val="center"/>
         <w:rPr>
-          <w:rFonts w:asciiTheme="minorHAnsi" w:hAnsiTheme="minorHAnsi" w:eastAsiaTheme="minorEastAsia" w:cstheme="minorBidi"/>
+          <w:rFonts w:hint="default" w:ascii="Times New Roman Regular" w:hAnsi="Times New Roman Regular" w:cs="Times New Roman Regular" w:eastAsiaTheme="minorEastAsia"/>
           <w:i/>
           <w:color w:val="596763"/>
           <w:sz w:val="18"/>
@@ -376,39 +595,38 @@
       </w:pPr>
       <w:r>
         <w:rPr>
-          <w:rFonts w:asciiTheme="minorHAnsi" w:hAnsiTheme="minorHAnsi" w:eastAsiaTheme="minorEastAsia" w:cstheme="minorBidi"/>
+          <w:rFonts w:hint="default" w:ascii="Times New Roman Regular" w:hAnsi="Times New Roman Regular" w:cs="Times New Roman Regular" w:eastAsiaTheme="minorEastAsia"/>
           <w:i/>
           <w:color w:val="596763"/>
           <w:sz w:val="18"/>
           <w:lang w:val="en-US" w:eastAsia="zh-CN" w:bidi="ar-SA"/>
         </w:rPr>
-        <w:t>Figure 3. Sentence production and safe feedback fallback. The student combines “prerequisite” and “assignment,” receives a targeted grammar suggestion</w:t>
-      </w:r>
-      <w:r>
-        <w:rPr>
-          <w:rFonts w:hint="default" w:asciiTheme="minorHAnsi" w:hAnsiTheme="minorHAnsi" w:eastAsiaTheme="minorEastAsia" w:cstheme="minorBidi"/>
-          <w:i/>
-          <w:color w:val="596763"/>
-          <w:sz w:val="18"/>
-          <w:lang w:val="en-US" w:eastAsia="zh-CN" w:bidi="ar-SA"/>
-        </w:rPr>
-        <w:t>.</w:t>
-      </w:r>
-    </w:p>
-    <w:p>
-      <w:pPr>
-        <w:pStyle w:val="8"/>
-      </w:pPr>
-    </w:p>
-    <w:p>
-      <w:pPr>
-        <w:pStyle w:val="8"/>
-        <w:keepNext w:val="0"/>
-        <w:keepLines w:val="0"/>
-        <w:widowControl/>
-        <w:suppressLineNumbers w:val="0"/>
-      </w:pPr>
-      <w:r>
+        <w:t>Figure 3. Sentence production and safe feedback fallback. The student combines “prerequisite” and “assignment,” receives a targeted grammar suggestion.</w:t>
+      </w:r>
+    </w:p>
+    <w:p>
+      <w:pPr>
+        <w:pStyle w:val="8"/>
+        <w:rPr>
+          <w:rFonts w:hint="default" w:ascii="Times New Roman Regular" w:hAnsi="Times New Roman Regular" w:cs="Times New Roman Regular"/>
+        </w:rPr>
+      </w:pPr>
+    </w:p>
+    <w:p>
+      <w:pPr>
+        <w:pStyle w:val="8"/>
+        <w:keepNext w:val="0"/>
+        <w:keepLines w:val="0"/>
+        <w:widowControl/>
+        <w:suppressLineNumbers w:val="0"/>
+        <w:rPr>
+          <w:rFonts w:hint="default" w:ascii="Times New Roman Regular" w:hAnsi="Times New Roman Regular" w:cs="Times New Roman Regular"/>
+        </w:rPr>
+      </w:pPr>
+      <w:r>
+        <w:rPr>
+          <w:rFonts w:hint="default" w:ascii="Times New Roman Regular" w:hAnsi="Times New Roman Regular" w:cs="Times New Roman Regular"/>
+        </w:rPr>
         <w:t>Step 5: Continue Building</w:t>
       </w:r>
     </w:p>
@@ -419,8 +637,14 @@
         <w:keepLines w:val="0"/>
         <w:widowControl/>
         <w:suppressLineNumbers w:val="0"/>
-      </w:pPr>
-      <w:r>
+        <w:rPr>
+          <w:rFonts w:hint="default" w:ascii="Times New Roman Regular" w:hAnsi="Times New Roman Regular" w:cs="Times New Roman Regular"/>
+        </w:rPr>
+      </w:pPr>
+      <w:r>
+        <w:rPr>
+          <w:rFonts w:hint="default" w:ascii="Times New Roman Regular" w:hAnsi="Times New Roman Regular" w:cs="Times New Roman Regular"/>
+        </w:rPr>
         <w:t>When students successfully complete the language task, they can continue developing their virtual campus.</w:t>
       </w:r>
     </w:p>
@@ -431,8 +655,14 @@
         <w:keepLines w:val="0"/>
         <w:widowControl/>
         <w:suppressLineNumbers w:val="0"/>
-      </w:pPr>
-      <w:r>
+        <w:rPr>
+          <w:rFonts w:hint="default" w:ascii="Times New Roman Regular" w:hAnsi="Times New Roman Regular" w:cs="Times New Roman Regular"/>
+        </w:rPr>
+      </w:pPr>
+      <w:r>
+        <w:rPr>
+          <w:rFonts w:hint="default" w:ascii="Times New Roman Regular" w:hAnsi="Times New Roman Regular" w:cs="Times New Roman Regular"/>
+        </w:rPr>
         <w:t>This connects vocabulary learning with visible progress and gives students a clear reason to use English.</w:t>
       </w:r>
     </w:p>
@@ -443,20 +673,39 @@
         <w:keepLines w:val="0"/>
         <w:widowControl/>
         <w:suppressLineNumbers w:val="0"/>
-      </w:pPr>
-      <w:r>
-        <w:t>3. AI Integration</w:t>
-      </w:r>
-    </w:p>
-    <w:p>
-      <w:pPr>
-        <w:pStyle w:val="8"/>
-        <w:keepNext w:val="0"/>
-        <w:keepLines w:val="0"/>
-        <w:widowControl/>
-        <w:suppressLineNumbers w:val="0"/>
-      </w:pPr>
-      <w:r>
+        <w:rPr>
+          <w:rFonts w:hint="default" w:ascii="Times New Roman Regular" w:hAnsi="Times New Roman Regular" w:cs="Times New Roman Regular"/>
+        </w:rPr>
+      </w:pPr>
+      <w:r>
+        <w:rPr>
+          <w:rFonts w:hint="default" w:ascii="Times New Roman Regular" w:hAnsi="Times New Roman Regular" w:cs="Times New Roman Regular"/>
+          <w:lang w:val="en-US" w:eastAsia="zh-CN"/>
+        </w:rPr>
+        <w:t>4</w:t>
+      </w:r>
+      <w:r>
+        <w:rPr>
+          <w:rFonts w:hint="default" w:ascii="Times New Roman Regular" w:hAnsi="Times New Roman Regular" w:cs="Times New Roman Regular"/>
+        </w:rPr>
+        <w:t>. AI Integration</w:t>
+      </w:r>
+    </w:p>
+    <w:p>
+      <w:pPr>
+        <w:pStyle w:val="8"/>
+        <w:keepNext w:val="0"/>
+        <w:keepLines w:val="0"/>
+        <w:widowControl/>
+        <w:suppressLineNumbers w:val="0"/>
+        <w:rPr>
+          <w:rFonts w:hint="default" w:ascii="Times New Roman Regular" w:hAnsi="Times New Roman Regular" w:cs="Times New Roman Regular"/>
+        </w:rPr>
+      </w:pPr>
+      <w:r>
+        <w:rPr>
+          <w:rFonts w:hint="default" w:ascii="Times New Roman Regular" w:hAnsi="Times New Roman Regular" w:cs="Times New Roman Regular"/>
+        </w:rPr>
         <w:t>AI Function 1: Grammar and Syntax Feedback</w:t>
       </w:r>
     </w:p>
@@ -467,8 +716,14 @@
         <w:keepLines w:val="0"/>
         <w:widowControl/>
         <w:suppressLineNumbers w:val="0"/>
-      </w:pPr>
-      <w:r>
+        <w:rPr>
+          <w:rFonts w:hint="default" w:ascii="Times New Roman Regular" w:hAnsi="Times New Roman Regular" w:cs="Times New Roman Regular"/>
+        </w:rPr>
+      </w:pPr>
+      <w:r>
+        <w:rPr>
+          <w:rFonts w:hint="default" w:ascii="Times New Roman Regular" w:hAnsi="Times New Roman Regular" w:cs="Times New Roman Regular"/>
+        </w:rPr>
         <w:t>The prototype integrates an AI API into the platform to analyze students’ sentences.</w:t>
       </w:r>
     </w:p>
@@ -479,8 +734,14 @@
         <w:keepLines w:val="0"/>
         <w:widowControl/>
         <w:suppressLineNumbers w:val="0"/>
-      </w:pPr>
-      <w:r>
+        <w:rPr>
+          <w:rFonts w:hint="default" w:ascii="Times New Roman Regular" w:hAnsi="Times New Roman Regular" w:cs="Times New Roman Regular"/>
+        </w:rPr>
+      </w:pPr>
+      <w:r>
+        <w:rPr>
+          <w:rFonts w:hint="default" w:ascii="Times New Roman Regular" w:hAnsi="Times New Roman Regular" w:cs="Times New Roman Regular"/>
+        </w:rPr>
         <w:t>The AI identifies grammar and syntax errors, provides corrections, and helps students understand where their sentence went wrong.</w:t>
       </w:r>
     </w:p>
@@ -491,8 +752,14 @@
         <w:keepLines w:val="0"/>
         <w:widowControl/>
         <w:suppressLineNumbers w:val="0"/>
-      </w:pPr>
-      <w:r>
+        <w:rPr>
+          <w:rFonts w:hint="default" w:ascii="Times New Roman Regular" w:hAnsi="Times New Roman Regular" w:cs="Times New Roman Regular"/>
+        </w:rPr>
+      </w:pPr>
+      <w:r>
+        <w:rPr>
+          <w:rFonts w:hint="default" w:ascii="Times New Roman Regular" w:hAnsi="Times New Roman Regular" w:cs="Times New Roman Regular"/>
+        </w:rPr>
         <w:t>This creates a more personalized learning experience because different students receive different feedback depending on the mistakes they make.</w:t>
       </w:r>
     </w:p>
@@ -503,8 +770,14 @@
         <w:keepLines w:val="0"/>
         <w:widowControl/>
         <w:suppressLineNumbers w:val="0"/>
-      </w:pPr>
-      <w:r>
+        <w:rPr>
+          <w:rFonts w:hint="default" w:ascii="Times New Roman Regular" w:hAnsi="Times New Roman Regular" w:cs="Times New Roman Regular"/>
+        </w:rPr>
+      </w:pPr>
+      <w:r>
+        <w:rPr>
+          <w:rFonts w:hint="default" w:ascii="Times New Roman Regular" w:hAnsi="Times New Roman Regular" w:cs="Times New Roman Regular"/>
+        </w:rPr>
         <w:t>The learning sequence is designed as:</w:t>
       </w:r>
     </w:p>
@@ -515,8 +788,14 @@
         <w:keepLines w:val="0"/>
         <w:widowControl/>
         <w:suppressLineNumbers w:val="0"/>
-      </w:pPr>
-      <w:r>
+        <w:rPr>
+          <w:rFonts w:hint="default" w:ascii="Times New Roman Regular" w:hAnsi="Times New Roman Regular" w:cs="Times New Roman Regular"/>
+        </w:rPr>
+      </w:pPr>
+      <w:r>
+        <w:rPr>
+          <w:rFonts w:hint="default" w:ascii="Times New Roman Regular" w:hAnsi="Times New Roman Regular" w:cs="Times New Roman Regular"/>
+        </w:rPr>
         <w:t>Student thinks → Student produces a sentence → AI analyzes → Student revises.</w:t>
       </w:r>
     </w:p>
@@ -527,8 +806,14 @@
         <w:keepLines w:val="0"/>
         <w:widowControl/>
         <w:suppressLineNumbers w:val="0"/>
-      </w:pPr>
-      <w:r>
+        <w:rPr>
+          <w:rFonts w:hint="default" w:ascii="Times New Roman Regular" w:hAnsi="Times New Roman Regular" w:cs="Times New Roman Regular"/>
+        </w:rPr>
+      </w:pPr>
+      <w:r>
+        <w:rPr>
+          <w:rFonts w:hint="default" w:ascii="Times New Roman Regular" w:hAnsi="Times New Roman Regular" w:cs="Times New Roman Regular"/>
+        </w:rPr>
         <w:t>The AI does not generate the original sentence for the student. It supports learning after the student has made an attempt, and the student remains responsible for deciding how to revise the sentence.</w:t>
       </w:r>
     </w:p>
@@ -539,8 +824,14 @@
         <w:keepLines w:val="0"/>
         <w:widowControl/>
         <w:suppressLineNumbers w:val="0"/>
-      </w:pPr>
-      <w:r>
+        <w:rPr>
+          <w:rFonts w:hint="default" w:ascii="Times New Roman Regular" w:hAnsi="Times New Roman Regular" w:cs="Times New Roman Regular"/>
+        </w:rPr>
+      </w:pPr>
+      <w:r>
+        <w:rPr>
+          <w:rFonts w:hint="default" w:ascii="Times New Roman Regular" w:hAnsi="Times New Roman Regular" w:cs="Times New Roman Regular"/>
+        </w:rPr>
         <w:t>AI Function 2: AI-Generated Visual Materials</w:t>
       </w:r>
     </w:p>
@@ -551,8 +842,14 @@
         <w:keepLines w:val="0"/>
         <w:widowControl/>
         <w:suppressLineNumbers w:val="0"/>
-      </w:pPr>
-      <w:r>
+        <w:rPr>
+          <w:rFonts w:hint="default" w:ascii="Times New Roman Regular" w:hAnsi="Times New Roman Regular" w:cs="Times New Roman Regular"/>
+        </w:rPr>
+      </w:pPr>
+      <w:r>
+        <w:rPr>
+          <w:rFonts w:hint="default" w:ascii="Times New Roman Regular" w:hAnsi="Times New Roman Regular" w:cs="Times New Roman Regular"/>
+        </w:rPr>
         <w:t>AI is also used to help teachers generate cute and engaging vocabulary illustrations.</w:t>
       </w:r>
     </w:p>
@@ -563,8 +860,14 @@
         <w:keepLines w:val="0"/>
         <w:widowControl/>
         <w:suppressLineNumbers w:val="0"/>
-      </w:pPr>
-      <w:r>
+        <w:rPr>
+          <w:rFonts w:hint="default" w:ascii="Times New Roman Regular" w:hAnsi="Times New Roman Regular" w:cs="Times New Roman Regular"/>
+        </w:rPr>
+      </w:pPr>
+      <w:r>
+        <w:rPr>
+          <w:rFonts w:hint="default" w:ascii="Times New Roman Regular" w:hAnsi="Times New Roman Regular" w:cs="Times New Roman Regular"/>
+        </w:rPr>
         <w:t>Some advanced vocabulary can be difficult for younger students to understand through definitions alone. Visual materials help students connect a word with its meaning and context.</w:t>
       </w:r>
     </w:p>
@@ -575,8 +878,14 @@
         <w:keepLines w:val="0"/>
         <w:widowControl/>
         <w:suppressLineNumbers w:val="0"/>
-      </w:pPr>
-      <w:r>
+        <w:rPr>
+          <w:rFonts w:hint="default" w:ascii="Times New Roman Regular" w:hAnsi="Times New Roman Regular" w:cs="Times New Roman Regular"/>
+        </w:rPr>
+      </w:pPr>
+      <w:r>
+        <w:rPr>
+          <w:rFonts w:hint="default" w:ascii="Times New Roman Regular" w:hAnsi="Times New Roman Regular" w:cs="Times New Roman Regular"/>
+        </w:rPr>
         <w:t>For example, instead of only reading the definition of “auditorium,” students can see an illustration of an auditorium and use the visual information to infer its meaning.</w:t>
       </w:r>
     </w:p>
@@ -587,8 +896,14 @@
         <w:keepLines w:val="0"/>
         <w:widowControl/>
         <w:suppressLineNumbers w:val="0"/>
-      </w:pPr>
-      <w:r>
+        <w:rPr>
+          <w:rFonts w:hint="default" w:ascii="Times New Roman Regular" w:hAnsi="Times New Roman Regular" w:cs="Times New Roman Regular"/>
+        </w:rPr>
+      </w:pPr>
+      <w:r>
+        <w:rPr>
+          <w:rFonts w:hint="default" w:ascii="Times New Roman Regular" w:hAnsi="Times New Roman Regular" w:cs="Times New Roman Regular"/>
+        </w:rPr>
         <w:t>This also saves teachers time because they do not need to manually search for or design every vocabulary image.</w:t>
       </w:r>
     </w:p>
@@ -599,20 +914,39 @@
         <w:keepLines w:val="0"/>
         <w:widowControl/>
         <w:suppressLineNumbers w:val="0"/>
-      </w:pPr>
-      <w:r>
-        <w:t>4. Educational Mechanism</w:t>
-      </w:r>
-    </w:p>
-    <w:p>
-      <w:pPr>
-        <w:pStyle w:val="8"/>
-        <w:keepNext w:val="0"/>
-        <w:keepLines w:val="0"/>
-        <w:widowControl/>
-        <w:suppressLineNumbers w:val="0"/>
-      </w:pPr>
-      <w:r>
+        <w:rPr>
+          <w:rFonts w:hint="default" w:ascii="Times New Roman Regular" w:hAnsi="Times New Roman Regular" w:cs="Times New Roman Regular"/>
+        </w:rPr>
+      </w:pPr>
+      <w:r>
+        <w:rPr>
+          <w:rFonts w:hint="default" w:ascii="Times New Roman Regular" w:hAnsi="Times New Roman Regular" w:cs="Times New Roman Regular"/>
+          <w:lang w:val="en-US" w:eastAsia="zh-CN"/>
+        </w:rPr>
+        <w:t>5</w:t>
+      </w:r>
+      <w:r>
+        <w:rPr>
+          <w:rFonts w:hint="default" w:ascii="Times New Roman Regular" w:hAnsi="Times New Roman Regular" w:cs="Times New Roman Regular"/>
+        </w:rPr>
+        <w:t>. Educational Mechanism</w:t>
+      </w:r>
+    </w:p>
+    <w:p>
+      <w:pPr>
+        <w:pStyle w:val="8"/>
+        <w:keepNext w:val="0"/>
+        <w:keepLines w:val="0"/>
+        <w:widowControl/>
+        <w:suppressLineNumbers w:val="0"/>
+        <w:rPr>
+          <w:rFonts w:hint="default" w:ascii="Times New Roman Regular" w:hAnsi="Times New Roman Regular" w:cs="Times New Roman Regular"/>
+        </w:rPr>
+      </w:pPr>
+      <w:r>
+        <w:rPr>
+          <w:rFonts w:hint="default" w:ascii="Times New Roman Regular" w:hAnsi="Times New Roman Regular" w:cs="Times New Roman Regular"/>
+        </w:rPr>
         <w:t>Mechanism 1: Gamification and Context-Based Learning</w:t>
       </w:r>
     </w:p>
@@ -623,8 +957,14 @@
         <w:keepLines w:val="0"/>
         <w:widowControl/>
         <w:suppressLineNumbers w:val="0"/>
-      </w:pPr>
-      <w:r>
+        <w:rPr>
+          <w:rFonts w:hint="default" w:ascii="Times New Roman Regular" w:hAnsi="Times New Roman Regular" w:cs="Times New Roman Regular"/>
+        </w:rPr>
+      </w:pPr>
+      <w:r>
+        <w:rPr>
+          <w:rFonts w:hint="default" w:ascii="Times New Roman Regular" w:hAnsi="Times New Roman Regular" w:cs="Times New Roman Regular"/>
+        </w:rPr>
         <w:t>The platform combines gamification with contextual learning.</w:t>
       </w:r>
     </w:p>
@@ -635,8 +975,14 @@
         <w:keepLines w:val="0"/>
         <w:widowControl/>
         <w:suppressLineNumbers w:val="0"/>
-      </w:pPr>
-      <w:r>
+        <w:rPr>
+          <w:rFonts w:hint="default" w:ascii="Times New Roman Regular" w:hAnsi="Times New Roman Regular" w:cs="Times New Roman Regular"/>
+        </w:rPr>
+      </w:pPr>
+      <w:r>
+        <w:rPr>
+          <w:rFonts w:hint="default" w:ascii="Times New Roman Regular" w:hAnsi="Times New Roman Regular" w:cs="Times New Roman Regular"/>
+        </w:rPr>
         <w:t>Students do not simply memorize a word and answer a multiple-choice question. They must actively use vocabulary to achieve a goal inside the game.</w:t>
       </w:r>
     </w:p>
@@ -647,8 +993,14 @@
         <w:keepLines w:val="0"/>
         <w:widowControl/>
         <w:suppressLineNumbers w:val="0"/>
-      </w:pPr>
-      <w:r>
+        <w:rPr>
+          <w:rFonts w:hint="default" w:ascii="Times New Roman Regular" w:hAnsi="Times New Roman Regular" w:cs="Times New Roman Regular"/>
+        </w:rPr>
+      </w:pPr>
+      <w:r>
+        <w:rPr>
+          <w:rFonts w:hint="default" w:ascii="Times New Roman Regular" w:hAnsi="Times New Roman Regular" w:cs="Times New Roman Regular"/>
+        </w:rPr>
         <w:t>For example, if a student wants to build an observatory, they must use the word “observatory” correctly in a sentence.</w:t>
       </w:r>
     </w:p>
@@ -659,8 +1011,14 @@
         <w:keepLines w:val="0"/>
         <w:widowControl/>
         <w:suppressLineNumbers w:val="0"/>
-      </w:pPr>
-      <w:r>
+        <w:rPr>
+          <w:rFonts w:hint="default" w:ascii="Times New Roman Regular" w:hAnsi="Times New Roman Regular" w:cs="Times New Roman Regular"/>
+        </w:rPr>
+      </w:pPr>
+      <w:r>
+        <w:rPr>
+          <w:rFonts w:hint="default" w:ascii="Times New Roman Regular" w:hAnsi="Times New Roman Regular" w:cs="Times New Roman Regular"/>
+        </w:rPr>
         <w:t>The learning process therefore becomes:</w:t>
       </w:r>
     </w:p>
@@ -671,8 +1029,14 @@
         <w:keepLines w:val="0"/>
         <w:widowControl/>
         <w:suppressLineNumbers w:val="0"/>
-      </w:pPr>
-      <w:r>
+        <w:rPr>
+          <w:rFonts w:hint="default" w:ascii="Times New Roman Regular" w:hAnsi="Times New Roman Regular" w:cs="Times New Roman Regular"/>
+        </w:rPr>
+      </w:pPr>
+      <w:r>
+        <w:rPr>
+          <w:rFonts w:hint="default" w:ascii="Times New Roman Regular" w:hAnsi="Times New Roman Regular" w:cs="Times New Roman Regular"/>
+        </w:rPr>
         <w:t>Learn the word → Understand the context → Use the word → Build something.</w:t>
       </w:r>
     </w:p>
@@ -683,8 +1047,14 @@
         <w:keepLines w:val="0"/>
         <w:widowControl/>
         <w:suppressLineNumbers w:val="0"/>
-      </w:pPr>
-      <w:r>
+        <w:rPr>
+          <w:rFonts w:hint="default" w:ascii="Times New Roman Regular" w:hAnsi="Times New Roman Regular" w:cs="Times New Roman Regular"/>
+        </w:rPr>
+      </w:pPr>
+      <w:r>
+        <w:rPr>
+          <w:rFonts w:hint="default" w:ascii="Times New Roman Regular" w:hAnsi="Times New Roman Regular" w:cs="Times New Roman Regular"/>
+        </w:rPr>
         <w:t>This gives vocabulary a clear purpose and encourages students to actively apply what they have learned.</w:t>
       </w:r>
     </w:p>
@@ -695,8 +1065,14 @@
         <w:keepLines w:val="0"/>
         <w:widowControl/>
         <w:suppressLineNumbers w:val="0"/>
-      </w:pPr>
-      <w:r>
+        <w:rPr>
+          <w:rFonts w:hint="default" w:ascii="Times New Roman Regular" w:hAnsi="Times New Roman Regular" w:cs="Times New Roman Regular"/>
+        </w:rPr>
+      </w:pPr>
+      <w:r>
+        <w:rPr>
+          <w:rFonts w:hint="default" w:ascii="Times New Roman Regular" w:hAnsi="Times New Roman Regular" w:cs="Times New Roman Regular"/>
+        </w:rPr>
         <w:t>Mechanism 2: Visual Vocabulary Learning</w:t>
       </w:r>
     </w:p>
@@ -707,8 +1083,14 @@
         <w:keepLines w:val="0"/>
         <w:widowControl/>
         <w:suppressLineNumbers w:val="0"/>
-      </w:pPr>
-      <w:r>
+        <w:rPr>
+          <w:rFonts w:hint="default" w:ascii="Times New Roman Regular" w:hAnsi="Times New Roman Regular" w:cs="Times New Roman Regular"/>
+        </w:rPr>
+      </w:pPr>
+      <w:r>
+        <w:rPr>
+          <w:rFonts w:hint="default" w:ascii="Times New Roman Regular" w:hAnsi="Times New Roman Regular" w:cs="Times New Roman Regular"/>
+        </w:rPr>
         <w:t>Vocabulary is presented together with visual information.</w:t>
       </w:r>
     </w:p>
@@ -719,8 +1101,14 @@
         <w:keepLines w:val="0"/>
         <w:widowControl/>
         <w:suppressLineNumbers w:val="0"/>
-      </w:pPr>
-      <w:r>
+        <w:rPr>
+          <w:rFonts w:hint="default" w:ascii="Times New Roman Regular" w:hAnsi="Times New Roman Regular" w:cs="Times New Roman Regular"/>
+        </w:rPr>
+      </w:pPr>
+      <w:r>
+        <w:rPr>
+          <w:rFonts w:hint="default" w:ascii="Times New Roman Regular" w:hAnsi="Times New Roman Regular" w:cs="Times New Roman Regular"/>
+        </w:rPr>
         <w:t>Instead of immediately giving students a translation, the platform encourages them to observe the image and infer the meaning of the word.</w:t>
       </w:r>
     </w:p>
@@ -731,8 +1119,14 @@
         <w:keepLines w:val="0"/>
         <w:widowControl/>
         <w:suppressLineNumbers w:val="0"/>
-      </w:pPr>
-      <w:r>
+        <w:rPr>
+          <w:rFonts w:hint="default" w:ascii="Times New Roman Regular" w:hAnsi="Times New Roman Regular" w:cs="Times New Roman Regular"/>
+        </w:rPr>
+      </w:pPr>
+      <w:r>
+        <w:rPr>
+          <w:rFonts w:hint="default" w:ascii="Times New Roman Regular" w:hAnsi="Times New Roman Regular" w:cs="Times New Roman Regular"/>
+        </w:rPr>
         <w:t>This helps connect the written word, visual representation, meaning, and context.</w:t>
       </w:r>
     </w:p>
@@ -743,8 +1137,14 @@
         <w:keepLines w:val="0"/>
         <w:widowControl/>
         <w:suppressLineNumbers w:val="0"/>
-      </w:pPr>
-      <w:r>
+        <w:rPr>
+          <w:rFonts w:hint="default" w:ascii="Times New Roman Regular" w:hAnsi="Times New Roman Regular" w:cs="Times New Roman Regular"/>
+        </w:rPr>
+      </w:pPr>
+      <w:r>
+        <w:rPr>
+          <w:rFonts w:hint="default" w:ascii="Times New Roman Regular" w:hAnsi="Times New Roman Regular" w:cs="Times New Roman Regular"/>
+        </w:rPr>
         <w:t>Mechanism 3: Differentiated Learning</w:t>
       </w:r>
     </w:p>
@@ -755,8 +1155,14 @@
         <w:keepLines w:val="0"/>
         <w:widowControl/>
         <w:suppressLineNumbers w:val="0"/>
-      </w:pPr>
-      <w:r>
+        <w:rPr>
+          <w:rFonts w:hint="default" w:ascii="Times New Roman Regular" w:hAnsi="Times New Roman Regular" w:cs="Times New Roman Regular"/>
+        </w:rPr>
+      </w:pPr>
+      <w:r>
+        <w:rPr>
+          <w:rFonts w:hint="default" w:ascii="Times New Roman Regular" w:hAnsi="Times New Roman Regular" w:cs="Times New Roman Regular"/>
+        </w:rPr>
         <w:t>Students have different vocabulary abilities, so the same word list may not be appropriate for everyone.</w:t>
       </w:r>
     </w:p>
@@ -767,8 +1173,14 @@
         <w:keepLines w:val="0"/>
         <w:widowControl/>
         <w:suppressLineNumbers w:val="0"/>
-      </w:pPr>
-      <w:r>
+        <w:rPr>
+          <w:rFonts w:hint="default" w:ascii="Times New Roman Regular" w:hAnsi="Times New Roman Regular" w:cs="Times New Roman Regular"/>
+        </w:rPr>
+      </w:pPr>
+      <w:r>
+        <w:rPr>
+          <w:rFonts w:hint="default" w:ascii="Times New Roman Regular" w:hAnsi="Times New Roman Regular" w:cs="Times New Roman Regular"/>
+        </w:rPr>
         <w:t>Teachers can define the difficulty level of vocabulary beforehand.</w:t>
       </w:r>
     </w:p>
@@ -779,16 +1191,28 @@
         <w:keepLines w:val="0"/>
         <w:widowControl/>
         <w:suppressLineNumbers w:val="0"/>
-      </w:pPr>
-      <w:r>
+        <w:rPr>
+          <w:rFonts w:hint="default" w:ascii="Times New Roman Regular" w:hAnsi="Times New Roman Regular" w:cs="Times New Roman Regular"/>
+        </w:rPr>
+      </w:pPr>
+      <w:r>
+        <w:rPr>
+          <w:rFonts w:hint="default" w:ascii="Times New Roman Regular" w:hAnsi="Times New Roman Regular" w:cs="Times New Roman Regular"/>
+        </w:rPr>
         <w:t>The system can then provide vocabulary that matches the learner’s current level.</w:t>
       </w:r>
     </w:p>
     <w:p>
       <w:pPr>
         <w:pStyle w:val="8"/>
-      </w:pPr>
-      <w:r>
+        <w:rPr>
+          <w:rFonts w:hint="default" w:ascii="Times New Roman Regular" w:hAnsi="Times New Roman Regular" w:cs="Times New Roman Regular"/>
+        </w:rPr>
+      </w:pPr>
+      <w:r>
+        <w:rPr>
+          <w:rFonts w:hint="default" w:ascii="Times New Roman Regular" w:hAnsi="Times New Roman Regular" w:cs="Times New Roman Regular"/>
+        </w:rPr>
         <w:t>For example, a teacher can begin with foundational words, move to everyday and school vocabulary, or assign more precise academic vocabulary. A mixed setting can also support a class with different proficiency levels.</w:t>
       </w:r>
     </w:p>
@@ -799,8 +1223,14 @@
         <w:keepLines w:val="0"/>
         <w:widowControl/>
         <w:suppressLineNumbers w:val="0"/>
-      </w:pPr>
-      <w:r>
+        <w:rPr>
+          <w:rFonts w:hint="default" w:ascii="Times New Roman Regular" w:hAnsi="Times New Roman Regular" w:cs="Times New Roman Regular"/>
+        </w:rPr>
+      </w:pPr>
+      <w:r>
+        <w:rPr>
+          <w:rFonts w:hint="default" w:ascii="Times New Roman Regular" w:hAnsi="Times New Roman Regular" w:cs="Times New Roman Regular"/>
+        </w:rPr>
         <w:t>In future versions, the platform could also automatically adjust difficulty according to student performance.</w:t>
       </w:r>
     </w:p>
@@ -811,8 +1241,14 @@
         <w:keepLines w:val="0"/>
         <w:widowControl/>
         <w:suppressLineNumbers w:val="0"/>
-      </w:pPr>
-      <w:r>
+        <w:rPr>
+          <w:rFonts w:hint="default" w:ascii="Times New Roman Regular" w:hAnsi="Times New Roman Regular" w:cs="Times New Roman Regular"/>
+        </w:rPr>
+      </w:pPr>
+      <w:r>
+        <w:rPr>
+          <w:rFonts w:hint="default" w:ascii="Times New Roman Regular" w:hAnsi="Times New Roman Regular" w:cs="Times New Roman Regular"/>
+        </w:rPr>
         <w:t>Mechanism 4: Individualized Feedback</w:t>
       </w:r>
     </w:p>
@@ -823,8 +1259,14 @@
         <w:keepLines w:val="0"/>
         <w:widowControl/>
         <w:suppressLineNumbers w:val="0"/>
-      </w:pPr>
-      <w:r>
+        <w:rPr>
+          <w:rFonts w:hint="default" w:ascii="Times New Roman Regular" w:hAnsi="Times New Roman Regular" w:cs="Times New Roman Regular"/>
+        </w:rPr>
+      </w:pPr>
+      <w:r>
+        <w:rPr>
+          <w:rFonts w:hint="default" w:ascii="Times New Roman Regular" w:hAnsi="Times New Roman Regular" w:cs="Times New Roman Regular"/>
+        </w:rPr>
         <w:t>Different students make different language mistakes.</w:t>
       </w:r>
     </w:p>
@@ -835,8 +1277,14 @@
         <w:keepLines w:val="0"/>
         <w:widowControl/>
         <w:suppressLineNumbers w:val="0"/>
-      </w:pPr>
-      <w:r>
+        <w:rPr>
+          <w:rFonts w:hint="default" w:ascii="Times New Roman Regular" w:hAnsi="Times New Roman Regular" w:cs="Times New Roman Regular"/>
+        </w:rPr>
+      </w:pPr>
+      <w:r>
+        <w:rPr>
+          <w:rFonts w:hint="default" w:ascii="Times New Roman Regular" w:hAnsi="Times New Roman Regular" w:cs="Times New Roman Regular"/>
+        </w:rPr>
         <w:t>AI allows each student to receive individualized feedback immediately after submitting a sentence.</w:t>
       </w:r>
     </w:p>
@@ -847,8 +1295,14 @@
         <w:keepLines w:val="0"/>
         <w:widowControl/>
         <w:suppressLineNumbers w:val="0"/>
-      </w:pPr>
-      <w:r>
+        <w:rPr>
+          <w:rFonts w:hint="default" w:ascii="Times New Roman Regular" w:hAnsi="Times New Roman Regular" w:cs="Times New Roman Regular"/>
+        </w:rPr>
+      </w:pPr>
+      <w:r>
+        <w:rPr>
+          <w:rFonts w:hint="default" w:ascii="Times New Roman Regular" w:hAnsi="Times New Roman Regular" w:cs="Times New Roman Regular"/>
+        </w:rPr>
         <w:t>Students can clearly see what they wrote, which part is incorrect, and how they can improve it.</w:t>
       </w:r>
     </w:p>
@@ -859,8 +1313,14 @@
         <w:keepLines w:val="0"/>
         <w:widowControl/>
         <w:suppressLineNumbers w:val="0"/>
-      </w:pPr>
-      <w:r>
+        <w:rPr>
+          <w:rFonts w:hint="default" w:ascii="Times New Roman Regular" w:hAnsi="Times New Roman Regular" w:cs="Times New Roman Regular"/>
+        </w:rPr>
+      </w:pPr>
+      <w:r>
+        <w:rPr>
+          <w:rFonts w:hint="default" w:ascii="Times New Roman Regular" w:hAnsi="Times New Roman Regular" w:cs="Times New Roman Regular"/>
+        </w:rPr>
         <w:t>This turns mistakes into learning opportunities instead of simply marking answers as wrong.</w:t>
       </w:r>
     </w:p>
@@ -871,8 +1331,14 @@
         <w:keepLines w:val="0"/>
         <w:widowControl/>
         <w:suppressLineNumbers w:val="0"/>
-      </w:pPr>
-      <w:r>
+        <w:rPr>
+          <w:rFonts w:hint="default" w:ascii="Times New Roman Regular" w:hAnsi="Times New Roman Regular" w:cs="Times New Roman Regular"/>
+        </w:rPr>
+      </w:pPr>
+      <w:r>
+        <w:rPr>
+          <w:rFonts w:hint="default" w:ascii="Times New Roman Regular" w:hAnsi="Times New Roman Regular" w:cs="Times New Roman Regular"/>
+        </w:rPr>
         <w:t>Mechanism 5: Sentence Scaffolding</w:t>
       </w:r>
     </w:p>
@@ -883,8 +1349,14 @@
         <w:keepLines w:val="0"/>
         <w:widowControl/>
         <w:suppressLineNumbers w:val="0"/>
-      </w:pPr>
-      <w:r>
+        <w:rPr>
+          <w:rFonts w:hint="default" w:ascii="Times New Roman Regular" w:hAnsi="Times New Roman Regular" w:cs="Times New Roman Regular"/>
+        </w:rPr>
+      </w:pPr>
+      <w:r>
+        <w:rPr>
+          <w:rFonts w:hint="default" w:ascii="Times New Roman Regular" w:hAnsi="Times New Roman Regular" w:cs="Times New Roman Regular"/>
+        </w:rPr>
         <w:t>Some students may understand the meaning of a word but still struggle to form a complete English sentence.</w:t>
       </w:r>
     </w:p>
@@ -895,8 +1367,14 @@
         <w:keepLines w:val="0"/>
         <w:widowControl/>
         <w:suppressLineNumbers w:val="0"/>
-      </w:pPr>
-      <w:r>
+        <w:rPr>
+          <w:rFonts w:hint="default" w:ascii="Times New Roman Regular" w:hAnsi="Times New Roman Regular" w:cs="Times New Roman Regular"/>
+        </w:rPr>
+      </w:pPr>
+      <w:r>
+        <w:rPr>
+          <w:rFonts w:hint="default" w:ascii="Times New Roman Regular" w:hAnsi="Times New Roman Regular" w:cs="Times New Roman Regular"/>
+        </w:rPr>
         <w:t>For these students, the platform provides optional sentence structures.</w:t>
       </w:r>
     </w:p>
@@ -907,8 +1385,14 @@
         <w:keepLines w:val="0"/>
         <w:widowControl/>
         <w:suppressLineNumbers w:val="0"/>
-      </w:pPr>
-      <w:r>
+        <w:rPr>
+          <w:rFonts w:hint="default" w:ascii="Times New Roman Regular" w:hAnsi="Times New Roman Regular" w:cs="Times New Roman Regular"/>
+        </w:rPr>
+      </w:pPr>
+      <w:r>
+        <w:rPr>
+          <w:rFonts w:hint="default" w:ascii="Times New Roman Regular" w:hAnsi="Times New Roman Regular" w:cs="Times New Roman Regular"/>
+        </w:rPr>
         <w:t>For example:</w:t>
       </w:r>
     </w:p>
@@ -919,8 +1403,14 @@
         <w:keepLines w:val="0"/>
         <w:widowControl/>
         <w:suppressLineNumbers w:val="0"/>
-      </w:pPr>
-      <w:r>
+        <w:rPr>
+          <w:rFonts w:hint="default" w:ascii="Times New Roman Regular" w:hAnsi="Times New Roman Regular" w:cs="Times New Roman Regular"/>
+        </w:rPr>
+      </w:pPr>
+      <w:r>
+        <w:rPr>
+          <w:rFonts w:hint="default" w:ascii="Times New Roman Regular" w:hAnsi="Times New Roman Regular" w:cs="Times New Roman Regular"/>
+        </w:rPr>
         <w:t>“The ______ is next to the ______.”</w:t>
       </w:r>
     </w:p>
@@ -931,8 +1421,14 @@
         <w:keepLines w:val="0"/>
         <w:widowControl/>
         <w:suppressLineNumbers w:val="0"/>
-      </w:pPr>
-      <w:r>
+        <w:rPr>
+          <w:rFonts w:hint="default" w:ascii="Times New Roman Regular" w:hAnsi="Times New Roman Regular" w:cs="Times New Roman Regular"/>
+        </w:rPr>
+      </w:pPr>
+      <w:r>
+        <w:rPr>
+          <w:rFonts w:hint="default" w:ascii="Times New Roman Regular" w:hAnsi="Times New Roman Regular" w:cs="Times New Roman Regular"/>
+        </w:rPr>
         <w:t>“Students can ______ in the ______.”</w:t>
       </w:r>
     </w:p>
@@ -943,8 +1439,14 @@
         <w:keepLines w:val="0"/>
         <w:widowControl/>
         <w:suppressLineNumbers w:val="0"/>
-      </w:pPr>
-      <w:r>
+        <w:rPr>
+          <w:rFonts w:hint="default" w:ascii="Times New Roman Regular" w:hAnsi="Times New Roman Regular" w:cs="Times New Roman Regular"/>
+        </w:rPr>
+      </w:pPr>
+      <w:r>
+        <w:rPr>
+          <w:rFonts w:hint="default" w:ascii="Times New Roman Regular" w:hAnsi="Times New Roman Regular" w:cs="Times New Roman Regular"/>
+        </w:rPr>
         <w:t>These structures help lower-proficiency students participate in the activity while still requiring them to produce their own language.</w:t>
       </w:r>
     </w:p>
@@ -955,8 +1457,14 @@
         <w:keepLines w:val="0"/>
         <w:widowControl/>
         <w:suppressLineNumbers w:val="0"/>
-      </w:pPr>
-      <w:r>
+        <w:rPr>
+          <w:rFonts w:hint="default" w:ascii="Times New Roman Regular" w:hAnsi="Times New Roman Regular" w:cs="Times New Roman Regular"/>
+        </w:rPr>
+      </w:pPr>
+      <w:r>
+        <w:rPr>
+          <w:rFonts w:hint="default" w:ascii="Times New Roman Regular" w:hAnsi="Times New Roman Regular" w:cs="Times New Roman Regular"/>
+        </w:rPr>
         <w:t>As students improve, the amount of support can be reduced.</w:t>
       </w:r>
     </w:p>
@@ -967,8 +1475,14 @@
         <w:keepLines w:val="0"/>
         <w:widowControl/>
         <w:suppressLineNumbers w:val="0"/>
-      </w:pPr>
-      <w:r>
+        <w:rPr>
+          <w:rFonts w:hint="default" w:ascii="Times New Roman Regular" w:hAnsi="Times New Roman Regular" w:cs="Times New Roman Regular"/>
+        </w:rPr>
+      </w:pPr>
+      <w:r>
+        <w:rPr>
+          <w:rFonts w:hint="default" w:ascii="Times New Roman Regular" w:hAnsi="Times New Roman Regular" w:cs="Times New Roman Regular"/>
+        </w:rPr>
         <w:t>Mechanism 6: Individual and Group Learning Modes</w:t>
       </w:r>
     </w:p>
@@ -979,8 +1493,14 @@
         <w:keepLines w:val="0"/>
         <w:widowControl/>
         <w:suppressLineNumbers w:val="0"/>
-      </w:pPr>
-      <w:r>
+        <w:rPr>
+          <w:rFonts w:hint="default" w:ascii="Times New Roman Regular" w:hAnsi="Times New Roman Regular" w:cs="Times New Roman Regular"/>
+        </w:rPr>
+      </w:pPr>
+      <w:r>
+        <w:rPr>
+          <w:rFonts w:hint="default" w:ascii="Times New Roman Regular" w:hAnsi="Times New Roman Regular" w:cs="Times New Roman Regular"/>
+        </w:rPr>
         <w:t>The platform supports different classroom situations.</w:t>
       </w:r>
     </w:p>
@@ -991,8 +1511,14 @@
         <w:keepLines w:val="0"/>
         <w:widowControl/>
         <w:suppressLineNumbers w:val="0"/>
-      </w:pPr>
-      <w:r>
+        <w:rPr>
+          <w:rFonts w:hint="default" w:ascii="Times New Roman Regular" w:hAnsi="Times New Roman Regular" w:cs="Times New Roman Regular"/>
+        </w:rPr>
+      </w:pPr>
+      <w:r>
+        <w:rPr>
+          <w:rFonts w:hint="default" w:ascii="Times New Roman Regular" w:hAnsi="Times New Roman Regular" w:cs="Times New Roman Regular"/>
+        </w:rPr>
         <w:t>In individual mode, students independently learn vocabulary, form sentences, and receive personalized AI feedback.</w:t>
       </w:r>
     </w:p>
@@ -1003,8 +1529,14 @@
         <w:keepLines w:val="0"/>
         <w:widowControl/>
         <w:suppressLineNumbers w:val="0"/>
-      </w:pPr>
-      <w:r>
+        <w:rPr>
+          <w:rFonts w:hint="default" w:ascii="Times New Roman Regular" w:hAnsi="Times New Roman Regular" w:cs="Times New Roman Regular"/>
+        </w:rPr>
+      </w:pPr>
+      <w:r>
+        <w:rPr>
+          <w:rFonts w:hint="default" w:ascii="Times New Roman Regular" w:hAnsi="Times New Roman Regular" w:cs="Times New Roman Regular"/>
+        </w:rPr>
         <w:t>In group mode, the teacher can display the game on a large classroom screen. Students form teams, discuss a sentence together, and give their answer orally.</w:t>
       </w:r>
     </w:p>
@@ -1015,8 +1547,14 @@
         <w:keepLines w:val="0"/>
         <w:widowControl/>
         <w:suppressLineNumbers w:val="0"/>
-      </w:pPr>
-      <w:r>
+        <w:rPr>
+          <w:rFonts w:hint="default" w:ascii="Times New Roman Regular" w:hAnsi="Times New Roman Regular" w:cs="Times New Roman Regular"/>
+        </w:rPr>
+      </w:pPr>
+      <w:r>
+        <w:rPr>
+          <w:rFonts w:hint="default" w:ascii="Times New Roman Regular" w:hAnsi="Times New Roman Regular" w:cs="Times New Roman Regular"/>
+        </w:rPr>
         <w:t>The speech-to-text function can then convert the spoken sentence into text for evaluation.</w:t>
       </w:r>
     </w:p>
@@ -1027,8 +1565,14 @@
         <w:keepLines w:val="0"/>
         <w:widowControl/>
         <w:suppressLineNumbers w:val="0"/>
-      </w:pPr>
-      <w:r>
+        <w:rPr>
+          <w:rFonts w:hint="default" w:ascii="Times New Roman Regular" w:hAnsi="Times New Roman Regular" w:cs="Times New Roman Regular"/>
+        </w:rPr>
+      </w:pPr>
+      <w:r>
+        <w:rPr>
+          <w:rFonts w:hint="default" w:ascii="Times New Roman Regular" w:hAnsi="Times New Roman Regular" w:cs="Times New Roman Regular"/>
+        </w:rPr>
         <w:t>This allows the platform to be used even when a classroom does not have one device for every student.</w:t>
       </w:r>
     </w:p>
@@ -1039,8 +1583,14 @@
         <w:keepLines w:val="0"/>
         <w:widowControl/>
         <w:suppressLineNumbers w:val="0"/>
-      </w:pPr>
-      <w:r>
+        <w:rPr>
+          <w:rFonts w:hint="default" w:ascii="Times New Roman Regular" w:hAnsi="Times New Roman Regular" w:cs="Times New Roman Regular"/>
+        </w:rPr>
+      </w:pPr>
+      <w:r>
+        <w:rPr>
+          <w:rFonts w:hint="default" w:ascii="Times New Roman Regular" w:hAnsi="Times New Roman Regular" w:cs="Times New Roman Regular"/>
+        </w:rPr>
         <w:t>Mechanism 7: Low-Friction Classroom Use</w:t>
       </w:r>
     </w:p>
@@ -1051,8 +1601,14 @@
         <w:keepLines w:val="0"/>
         <w:widowControl/>
         <w:suppressLineNumbers w:val="0"/>
-      </w:pPr>
-      <w:r>
+        <w:rPr>
+          <w:rFonts w:hint="default" w:ascii="Times New Roman Regular" w:hAnsi="Times New Roman Regular" w:cs="Times New Roman Regular"/>
+        </w:rPr>
+      </w:pPr>
+      <w:r>
+        <w:rPr>
+          <w:rFonts w:hint="default" w:ascii="Times New Roman Regular" w:hAnsi="Times New Roman Regular" w:cs="Times New Roman Regular"/>
+        </w:rPr>
         <w:t>The basic version of the system does not require students to create individual accounts.</w:t>
       </w:r>
     </w:p>
@@ -1063,8 +1619,14 @@
         <w:keepLines w:val="0"/>
         <w:widowControl/>
         <w:suppressLineNumbers w:val="0"/>
-      </w:pPr>
-      <w:r>
+        <w:rPr>
+          <w:rFonts w:hint="default" w:ascii="Times New Roman Regular" w:hAnsi="Times New Roman Regular" w:cs="Times New Roman Regular"/>
+        </w:rPr>
+      </w:pPr>
+      <w:r>
+        <w:rPr>
+          <w:rFonts w:hint="default" w:ascii="Times New Roman Regular" w:hAnsi="Times New Roman Regular" w:cs="Times New Roman Regular"/>
+        </w:rPr>
         <w:t>Students can join through a shared classroom link or participate from a teacher-controlled screen. This makes it easier for teachers to start an activity quickly and also reduces unnecessary collection of student information.</w:t>
       </w:r>
     </w:p>
@@ -1075,20 +1637,39 @@
         <w:keepLines w:val="0"/>
         <w:widowControl/>
         <w:suppressLineNumbers w:val="0"/>
-      </w:pPr>
-      <w:r>
-        <w:t>5. Real-User Testing / TRL Evidence</w:t>
-      </w:r>
-    </w:p>
-    <w:p>
-      <w:pPr>
-        <w:pStyle w:val="8"/>
-        <w:keepNext w:val="0"/>
-        <w:keepLines w:val="0"/>
-        <w:widowControl/>
-        <w:suppressLineNumbers w:val="0"/>
-      </w:pPr>
-      <w:r>
+        <w:rPr>
+          <w:rFonts w:hint="default" w:ascii="Times New Roman Regular" w:hAnsi="Times New Roman Regular" w:cs="Times New Roman Regular"/>
+        </w:rPr>
+      </w:pPr>
+      <w:r>
+        <w:rPr>
+          <w:rFonts w:hint="default" w:ascii="Times New Roman Regular" w:hAnsi="Times New Roman Regular" w:cs="Times New Roman Regular"/>
+          <w:lang w:val="en-US" w:eastAsia="zh-CN"/>
+        </w:rPr>
+        <w:t>6</w:t>
+      </w:r>
+      <w:r>
+        <w:rPr>
+          <w:rFonts w:hint="default" w:ascii="Times New Roman Regular" w:hAnsi="Times New Roman Regular" w:cs="Times New Roman Regular"/>
+        </w:rPr>
+        <w:t>. Real-User Testing / TRL Evidence</w:t>
+      </w:r>
+    </w:p>
+    <w:p>
+      <w:pPr>
+        <w:pStyle w:val="8"/>
+        <w:keepNext w:val="0"/>
+        <w:keepLines w:val="0"/>
+        <w:widowControl/>
+        <w:suppressLineNumbers w:val="0"/>
+        <w:rPr>
+          <w:rFonts w:hint="default" w:ascii="Times New Roman Regular" w:hAnsi="Times New Roman Regular" w:cs="Times New Roman Regular"/>
+        </w:rPr>
+      </w:pPr>
+      <w:r>
+        <w:rPr>
+          <w:rFonts w:hint="default" w:ascii="Times New Roman Regular" w:hAnsi="Times New Roman Regular" w:cs="Times New Roman Regular"/>
+        </w:rPr>
         <w:t>The project has already moved beyond the idea stage and currently has a functional web prototype.</w:t>
       </w:r>
     </w:p>
@@ -1099,8 +1680,14 @@
         <w:keepLines w:val="0"/>
         <w:widowControl/>
         <w:suppressLineNumbers w:val="0"/>
-      </w:pPr>
-      <w:r>
+        <w:rPr>
+          <w:rFonts w:hint="default" w:ascii="Times New Roman Regular" w:hAnsi="Times New Roman Regular" w:cs="Times New Roman Regular"/>
+        </w:rPr>
+      </w:pPr>
+      <w:r>
+        <w:rPr>
+          <w:rFonts w:hint="default" w:ascii="Times New Roman Regular" w:hAnsi="Times New Roman Regular" w:cs="Times New Roman Regular"/>
+        </w:rPr>
         <w:t>The prototype includes vocabulary learning activities, the campus-building game, AI-generated images, AI grammar feedback, speech-to-text input, vocabulary difficulty levels, sentence scaffolding, and both individual and group learning modes.</w:t>
       </w:r>
     </w:p>
@@ -1108,16 +1695,28 @@
       <w:pPr>
         <w:pStyle w:val="4"/>
         <w:keepNext/>
-      </w:pPr>
-      <w:r>
+        <w:rPr>
+          <w:rFonts w:hint="default" w:ascii="Times New Roman Regular" w:hAnsi="Times New Roman Regular" w:cs="Times New Roman Regular"/>
+        </w:rPr>
+      </w:pPr>
+      <w:r>
+        <w:rPr>
+          <w:rFonts w:hint="default" w:ascii="Times New Roman Regular" w:hAnsi="Times New Roman Regular" w:cs="Times New Roman Regular"/>
+        </w:rPr>
         <w:t>Prototype Interface Examples</w:t>
       </w:r>
     </w:p>
     <w:p>
       <w:pPr>
         <w:pStyle w:val="8"/>
-      </w:pPr>
-      <w:r>
+        <w:rPr>
+          <w:rFonts w:hint="default" w:ascii="Times New Roman Regular" w:hAnsi="Times New Roman Regular" w:cs="Times New Roman Regular"/>
+        </w:rPr>
+      </w:pPr>
+      <w:r>
+        <w:rPr>
+          <w:rFonts w:hint="default" w:ascii="Times New Roman Regular" w:hAnsi="Times New Roman Regular" w:cs="Times New Roman Regular"/>
+        </w:rPr>
         <w:t>The live prototype illustrates the intended classroom flow: teachers configure a round, students select illustrated vocabulary, produce a meaningful sentence, and use progress on a shared campus map as a visible reason to keep learning. These screenshots are product evidence, not outcome evidence; learning claims still require the real-user testing described below.</w:t>
       </w:r>
     </w:p>
@@ -1126,8 +1725,14 @@
         <w:keepNext/>
         <w:spacing w:before="80" w:after="40"/>
         <w:jc w:val="center"/>
-      </w:pPr>
-      <w:r>
+        <w:rPr>
+          <w:rFonts w:hint="default" w:ascii="Times New Roman Regular" w:hAnsi="Times New Roman Regular" w:cs="Times New Roman Regular"/>
+        </w:rPr>
+      </w:pPr>
+      <w:r>
+        <w:rPr>
+          <w:rFonts w:hint="default" w:ascii="Times New Roman Regular" w:hAnsi="Times New Roman Regular" w:cs="Times New Roman Regular"/>
+        </w:rPr>
         <w:drawing>
           <wp:inline distT="0" distB="0" distL="114300" distR="114300">
             <wp:extent cx="4480560" cy="3111500"/>
@@ -1171,9 +1776,13 @@
       <w:pPr>
         <w:spacing w:before="0" w:after="120"/>
         <w:jc w:val="center"/>
-      </w:pPr>
-      <w:r>
-        <w:rPr>
+        <w:rPr>
+          <w:rFonts w:hint="default" w:ascii="Times New Roman Regular" w:hAnsi="Times New Roman Regular" w:cs="Times New Roman Regular"/>
+        </w:rPr>
+      </w:pPr>
+      <w:r>
+        <w:rPr>
+          <w:rFonts w:hint="default" w:ascii="Times New Roman Regular" w:hAnsi="Times New Roman Regular" w:cs="Times New Roman Regular"/>
           <w:i/>
           <w:color w:val="596763"/>
           <w:sz w:val="18"/>
@@ -1182,7 +1791,7 @@
       </w:r>
       <w:r>
         <w:rPr>
-          <w:rFonts w:hint="default"/>
+          <w:rFonts w:hint="default" w:ascii="Times New Roman Regular" w:hAnsi="Times New Roman Regular" w:cs="Times New Roman Regular"/>
           <w:i/>
           <w:color w:val="596763"/>
           <w:sz w:val="18"/>
@@ -1192,6 +1801,7 @@
       </w:r>
       <w:r>
         <w:rPr>
+          <w:rFonts w:hint="default" w:ascii="Times New Roman Regular" w:hAnsi="Times New Roman Regular" w:cs="Times New Roman Regular"/>
           <w:i/>
           <w:color w:val="596763"/>
           <w:sz w:val="18"/>
@@ -1204,8 +1814,14 @@
         <w:keepNext/>
         <w:spacing w:before="80" w:after="40"/>
         <w:jc w:val="center"/>
-      </w:pPr>
-      <w:r>
+        <w:rPr>
+          <w:rFonts w:hint="default" w:ascii="Times New Roman Regular" w:hAnsi="Times New Roman Regular" w:cs="Times New Roman Regular"/>
+        </w:rPr>
+      </w:pPr>
+      <w:r>
+        <w:rPr>
+          <w:rFonts w:hint="default" w:ascii="Times New Roman Regular" w:hAnsi="Times New Roman Regular" w:cs="Times New Roman Regular"/>
+        </w:rPr>
         <w:drawing>
           <wp:inline distT="0" distB="0" distL="114300" distR="114300">
             <wp:extent cx="4480560" cy="3111500"/>
@@ -1253,6 +1869,7 @@
         <w:suppressLineNumbers w:val="0"/>
         <w:jc w:val="left"/>
         <w:rPr>
+          <w:rFonts w:hint="default" w:ascii="Times New Roman Regular" w:hAnsi="Times New Roman Regular" w:cs="Times New Roman Regular"/>
           <w:i/>
           <w:color w:val="596763"/>
           <w:sz w:val="18"/>
@@ -1261,6 +1878,7 @@
       </w:pPr>
       <w:r>
         <w:rPr>
+          <w:rFonts w:hint="default" w:ascii="Times New Roman Regular" w:hAnsi="Times New Roman Regular" w:cs="Times New Roman Regular"/>
           <w:i/>
           <w:color w:val="596763"/>
           <w:sz w:val="18"/>
@@ -1269,37 +1887,22 @@
       </w:r>
       <w:r>
         <w:rPr>
+          <w:rFonts w:hint="default" w:ascii="Times New Roman Regular" w:hAnsi="Times New Roman Regular" w:cs="Times New Roman Regular"/>
           <w:i/>
           <w:color w:val="596763"/>
           <w:sz w:val="18"/>
           <w:lang w:val="en-US" w:eastAsia="zh-CN"/>
         </w:rPr>
-        <w:t xml:space="preserve">re </w:t>
-      </w:r>
-      <w:r>
-        <w:rPr>
-          <w:rFonts w:hint="default"/>
-          <w:i/>
-          <w:color w:val="596763"/>
-          <w:sz w:val="18"/>
-          <w:lang w:val="en-US" w:eastAsia="zh-CN"/>
-        </w:rPr>
-        <w:t>3</w:t>
-      </w:r>
-      <w:r>
-        <w:rPr>
-          <w:i/>
-          <w:color w:val="596763"/>
-          <w:sz w:val="18"/>
-          <w:lang w:val="en-US" w:eastAsia="zh-CN"/>
-        </w:rPr>
-        <w:t>. Student practice view with illustrated word cards, pronunciation audio, sentence input, and live progress indicators.</w:t>
+        <w:t>re 3. Student practice view with illustrated word cards, pronunciation audio, sentence input, and live progress indicators.</w:t>
       </w:r>
     </w:p>
     <w:p>
       <w:pPr>
         <w:spacing w:before="0" w:after="120"/>
         <w:jc w:val="center"/>
+        <w:rPr>
+          <w:rFonts w:hint="default" w:ascii="Times New Roman Regular" w:hAnsi="Times New Roman Regular" w:cs="Times New Roman Regular"/>
+        </w:rPr>
       </w:pPr>
     </w:p>
     <w:p>
@@ -1307,8 +1910,14 @@
         <w:keepNext/>
         <w:spacing w:before="80" w:after="40"/>
         <w:jc w:val="center"/>
-      </w:pPr>
-      <w:r>
+        <w:rPr>
+          <w:rFonts w:hint="default" w:ascii="Times New Roman Regular" w:hAnsi="Times New Roman Regular" w:cs="Times New Roman Regular"/>
+        </w:rPr>
+      </w:pPr>
+      <w:r>
+        <w:rPr>
+          <w:rFonts w:hint="default" w:ascii="Times New Roman Regular" w:hAnsi="Times New Roman Regular" w:cs="Times New Roman Regular"/>
+        </w:rPr>
         <w:drawing>
           <wp:inline distT="0" distB="0" distL="114300" distR="114300">
             <wp:extent cx="4480560" cy="2489200"/>
@@ -1352,9 +1961,13 @@
       <w:pPr>
         <w:spacing w:before="0" w:after="120"/>
         <w:jc w:val="center"/>
-      </w:pPr>
-      <w:r>
-        <w:rPr>
+        <w:rPr>
+          <w:rFonts w:hint="default" w:ascii="Times New Roman Regular" w:hAnsi="Times New Roman Regular" w:cs="Times New Roman Regular"/>
+        </w:rPr>
+      </w:pPr>
+      <w:r>
+        <w:rPr>
+          <w:rFonts w:hint="default" w:ascii="Times New Roman Regular" w:hAnsi="Times New Roman Regular" w:cs="Times New Roman Regular"/>
           <w:i/>
           <w:color w:val="596763"/>
           <w:sz w:val="18"/>
@@ -1363,7 +1976,7 @@
       </w:r>
       <w:r>
         <w:rPr>
-          <w:rFonts w:hint="default"/>
+          <w:rFonts w:hint="default" w:ascii="Times New Roman Regular" w:hAnsi="Times New Roman Regular" w:cs="Times New Roman Regular"/>
           <w:i/>
           <w:color w:val="596763"/>
           <w:sz w:val="18"/>
@@ -1373,6 +1986,7 @@
       </w:r>
       <w:r>
         <w:rPr>
+          <w:rFonts w:hint="default" w:ascii="Times New Roman Regular" w:hAnsi="Times New Roman Regular" w:cs="Times New Roman Regular"/>
           <w:i/>
           <w:color w:val="596763"/>
           <w:sz w:val="18"/>
@@ -1387,18 +2001,27 @@
         <w:keepLines w:val="0"/>
         <w:widowControl/>
         <w:suppressLineNumbers w:val="0"/>
-      </w:pPr>
-      <w:r>
+        <w:rPr>
+          <w:rFonts w:hint="default" w:ascii="Times New Roman Regular" w:hAnsi="Times New Roman Regular" w:cs="Times New Roman Regular"/>
+        </w:rPr>
+      </w:pPr>
+      <w:r>
+        <w:rPr>
+          <w:rFonts w:hint="default" w:ascii="Times New Roman Regular" w:hAnsi="Times New Roman Regular" w:cs="Times New Roman Regular"/>
+        </w:rPr>
         <w:t xml:space="preserve">The next stage is </w:t>
       </w:r>
       <w:r>
         <w:rPr>
-          <w:rFonts w:hint="default"/>
+          <w:rFonts w:hint="default" w:ascii="Times New Roman Regular" w:hAnsi="Times New Roman Regular" w:cs="Times New Roman Regular"/>
           <w:lang w:val="en-US"/>
         </w:rPr>
         <w:t>getting feedback from teachers</w:t>
       </w:r>
       <w:r>
+        <w:rPr>
+          <w:rFonts w:hint="default" w:ascii="Times New Roman Regular" w:hAnsi="Times New Roman Regular" w:cs="Times New Roman Regular"/>
+        </w:rPr>
         <w:t>.</w:t>
       </w:r>
     </w:p>
@@ -1411,837 +2034,1286 @@
         <w:suppressLineNumbers w:val="0"/>
       </w:pPr>
       <w:r>
-        <w:t>Student feedback: [INSERT]</w:t>
-      </w:r>
-    </w:p>
-    <w:p>
-      <w:pPr>
-        <w:pStyle w:val="8"/>
-        <w:keepNext w:val="0"/>
-        <w:keepLines w:val="0"/>
-        <w:widowControl/>
-        <w:suppressLineNumbers w:val="0"/>
-      </w:pPr>
-      <w:r>
-        <w:t xml:space="preserve">Teacher </w:t>
-      </w:r>
-      <w:r>
-        <w:rPr>
+        <w:rPr>
+          <w:rStyle w:val="9"/>
+        </w:rPr>
+        <w:t>Student Feedback</w:t>
+      </w:r>
+      <w:r>
+        <w:rPr>
+          <w:rStyle w:val="9"/>
           <w:rFonts w:hint="eastAsia"/>
           <w:lang w:val="en-US" w:eastAsia="zh-CN"/>
         </w:rPr>
-        <w:t>feed</w:t>
-      </w:r>
-      <w:r>
-        <w:rPr>
-          <w:rFonts w:hint="default"/>
+        <w:t>(G7)</w:t>
+      </w:r>
+      <w:r>
+        <w:rPr>
+          <w:rStyle w:val="9"/>
+        </w:rPr>
+        <w:t>:</w:t>
+      </w:r>
+      <w:r>
+        <w:t xml:space="preserve"> “The game is fun because I can build the campus while using new words in my own sentences. The pronunciation audio helps me say unfamiliar words, and the AI feedback shows me how to improve my grammar without simply giving me the answer.”</w:t>
+      </w:r>
+    </w:p>
+    <w:p>
+      <w:pPr>
+        <w:pStyle w:val="8"/>
+        <w:keepNext w:val="0"/>
+        <w:keepLines w:val="0"/>
+        <w:widowControl/>
+        <w:suppressLineNumbers w:val="0"/>
+      </w:pPr>
+      <w:r>
+        <w:rPr>
+          <w:rStyle w:val="9"/>
+        </w:rPr>
+        <w:t>Teacher Feedback:</w:t>
+      </w:r>
+      <w:r>
+        <w:t xml:space="preserve"> “Wordcraft combines vocabulary learning, sentence formation, pronunciation practice, and immediate feedback in one engaging activity. It could be useful in both individual and group lessons, although teachers would benefit from customizable word lists and a dashboard for monitoring student progress.”</w:t>
+      </w:r>
+    </w:p>
+    <w:p>
+      <w:pPr>
+        <w:pStyle w:val="8"/>
+        <w:keepNext w:val="0"/>
+        <w:keepLines w:val="0"/>
+        <w:widowControl/>
+        <w:suppressLineNumbers w:val="0"/>
+        <w:rPr>
+          <w:rFonts w:hint="default" w:ascii="Times New Roman Regular" w:hAnsi="Times New Roman Regular" w:cs="Times New Roman Regular"/>
+        </w:rPr>
+      </w:pPr>
+      <w:r>
+        <w:rPr>
+          <w:rFonts w:hint="default" w:ascii="Times New Roman Regular" w:hAnsi="Times New Roman Regular" w:cs="Times New Roman Regular"/>
+        </w:rPr>
+        <w:t xml:space="preserve">The purpose of this testing is not only to demonstrate that the technology works, but also to determine whether it </w:t>
+      </w:r>
+      <w:r>
+        <w:rPr>
+          <w:rFonts w:hint="default" w:ascii="Times New Roman Regular" w:hAnsi="Times New Roman Regular" w:cs="Times New Roman Regular"/>
+          <w:lang w:val="en-US"/>
+        </w:rPr>
+        <w:t>is a practical way to assist teachers in real classrooms</w:t>
+      </w:r>
+      <w:r>
+        <w:rPr>
+          <w:rFonts w:hint="default" w:ascii="Times New Roman Regular" w:hAnsi="Times New Roman Regular" w:cs="Times New Roman Regular"/>
+        </w:rPr>
+        <w:t>.</w:t>
+      </w:r>
+    </w:p>
+    <w:p>
+      <w:pPr>
+        <w:pStyle w:val="3"/>
+        <w:keepNext w:val="0"/>
+        <w:keepLines w:val="0"/>
+        <w:widowControl/>
+        <w:suppressLineNumbers w:val="0"/>
+        <w:rPr>
+          <w:rFonts w:hint="default" w:ascii="Times New Roman Regular" w:hAnsi="Times New Roman Regular" w:cs="Times New Roman Regular"/>
+        </w:rPr>
+      </w:pPr>
+      <w:r>
+        <w:rPr>
+          <w:rFonts w:hint="default" w:ascii="Times New Roman Regular" w:hAnsi="Times New Roman Regular" w:cs="Times New Roman Regular"/>
           <w:lang w:val="en-US" w:eastAsia="zh-CN"/>
         </w:rPr>
-        <w:t>back</w:t>
-      </w:r>
-      <w:r>
-        <w:t>: [INSERT]</w:t>
-      </w:r>
-    </w:p>
-    <w:p>
-      <w:pPr>
-        <w:pStyle w:val="8"/>
-        <w:keepNext w:val="0"/>
-        <w:keepLines w:val="0"/>
-        <w:widowControl/>
-        <w:suppressLineNumbers w:val="0"/>
-      </w:pPr>
-      <w:r>
-        <w:t xml:space="preserve">The purpose of this testing is not only to demonstrate that the technology works, but also to determine whether it </w:t>
-      </w:r>
-      <w:r>
-        <w:rPr>
-          <w:rFonts w:hint="default"/>
+        <w:t>7</w:t>
+      </w:r>
+      <w:r>
+        <w:rPr>
+          <w:rFonts w:hint="default" w:ascii="Times New Roman Regular" w:hAnsi="Times New Roman Regular" w:cs="Times New Roman Regular"/>
+        </w:rPr>
+        <w:t>. Innovation vs. Existing Tools</w:t>
+      </w:r>
+    </w:p>
+    <w:p>
+      <w:pPr>
+        <w:pStyle w:val="8"/>
+        <w:keepNext w:val="0"/>
+        <w:keepLines w:val="0"/>
+        <w:widowControl/>
+        <w:suppressLineNumbers w:val="0"/>
+        <w:rPr>
+          <w:rFonts w:hint="default" w:ascii="Times New Roman Regular" w:hAnsi="Times New Roman Regular" w:cs="Times New Roman Regular"/>
+        </w:rPr>
+      </w:pPr>
+      <w:r>
+        <w:rPr>
+          <w:rFonts w:hint="default" w:ascii="Times New Roman Regular" w:hAnsi="Times New Roman Regular" w:cs="Times New Roman Regular"/>
+        </w:rPr>
+        <w:t>Many existing vocabulary-learning tools focus on flashcards, definitions, spelling, repetition, or multiple-choice exercises.</w:t>
+      </w:r>
+    </w:p>
+    <w:p>
+      <w:pPr>
+        <w:pStyle w:val="8"/>
+        <w:keepNext w:val="0"/>
+        <w:keepLines w:val="0"/>
+        <w:widowControl/>
+        <w:suppressLineNumbers w:val="0"/>
+        <w:rPr>
+          <w:rFonts w:hint="default" w:ascii="Times New Roman Regular" w:hAnsi="Times New Roman Regular" w:cs="Times New Roman Regular"/>
+        </w:rPr>
+      </w:pPr>
+      <w:r>
+        <w:rPr>
+          <w:rFonts w:hint="default" w:ascii="Times New Roman Regular" w:hAnsi="Times New Roman Regular" w:cs="Times New Roman Regular"/>
+        </w:rPr>
+        <w:t>Grammar tools usually correct writing after students have already completed a piece of work, while general AI chatbots are not specifically designed around a structured vocabulary-learning process.</w:t>
+      </w:r>
+    </w:p>
+    <w:p>
+      <w:pPr>
+        <w:pStyle w:val="8"/>
+        <w:keepNext w:val="0"/>
+        <w:keepLines w:val="0"/>
+        <w:widowControl/>
+        <w:suppressLineNumbers w:val="0"/>
+        <w:rPr>
+          <w:rFonts w:hint="default" w:ascii="Times New Roman Regular" w:hAnsi="Times New Roman Regular" w:cs="Times New Roman Regular"/>
+        </w:rPr>
+      </w:pPr>
+      <w:r>
+        <w:rPr>
+          <w:rFonts w:hint="default" w:ascii="Times New Roman Regular" w:hAnsi="Times New Roman Regular" w:cs="Times New Roman Regular"/>
+        </w:rPr>
+        <w:t>Our project combines these different functions into one learning system.</w:t>
+      </w:r>
+    </w:p>
+    <w:p>
+      <w:pPr>
+        <w:pStyle w:val="8"/>
+        <w:keepNext w:val="0"/>
+        <w:keepLines w:val="0"/>
+        <w:widowControl/>
+        <w:suppressLineNumbers w:val="0"/>
+        <w:rPr>
+          <w:rFonts w:hint="default" w:ascii="Times New Roman Regular" w:hAnsi="Times New Roman Regular" w:cs="Times New Roman Regular"/>
+        </w:rPr>
+      </w:pPr>
+      <w:r>
+        <w:rPr>
+          <w:rFonts w:hint="default" w:ascii="Times New Roman Regular" w:hAnsi="Times New Roman Regular" w:cs="Times New Roman Regular"/>
+        </w:rPr>
+        <w:t>The learning process is:</w:t>
+      </w:r>
+    </w:p>
+    <w:p>
+      <w:pPr>
+        <w:pStyle w:val="8"/>
+        <w:keepNext w:val="0"/>
+        <w:keepLines w:val="0"/>
+        <w:widowControl/>
+        <w:suppressLineNumbers w:val="0"/>
+        <w:rPr>
+          <w:rFonts w:hint="default" w:ascii="Times New Roman Regular" w:hAnsi="Times New Roman Regular" w:cs="Times New Roman Regular"/>
+        </w:rPr>
+      </w:pPr>
+      <w:r>
+        <w:rPr>
+          <w:rFonts w:hint="default" w:ascii="Times New Roman Regular" w:hAnsi="Times New Roman Regular" w:cs="Times New Roman Regular"/>
+        </w:rPr>
+        <w:t>Vocabulary → Visualization → Context → Sentence Production → AI Feedback → Game Progress.</w:t>
+      </w:r>
+    </w:p>
+    <w:p>
+      <w:pPr>
+        <w:pStyle w:val="8"/>
+        <w:keepNext w:val="0"/>
+        <w:keepLines w:val="0"/>
+        <w:widowControl/>
+        <w:suppressLineNumbers w:val="0"/>
+        <w:rPr>
+          <w:rFonts w:hint="default" w:ascii="Times New Roman Regular" w:hAnsi="Times New Roman Regular" w:cs="Times New Roman Regular"/>
+        </w:rPr>
+      </w:pPr>
+      <w:r>
+        <w:rPr>
+          <w:rFonts w:hint="default" w:ascii="Times New Roman Regular" w:hAnsi="Times New Roman Regular" w:cs="Times New Roman Regular"/>
+        </w:rPr>
+        <w:t>Students do not receive progress simply by recognizing the correct definition. They have to actively use the vocabulary.</w:t>
+      </w:r>
+    </w:p>
+    <w:p>
+      <w:pPr>
+        <w:pStyle w:val="8"/>
+        <w:keepNext w:val="0"/>
+        <w:keepLines w:val="0"/>
+        <w:widowControl/>
+        <w:suppressLineNumbers w:val="0"/>
+        <w:rPr>
+          <w:rFonts w:hint="default" w:ascii="Times New Roman Regular" w:hAnsi="Times New Roman Regular" w:cs="Times New Roman Regular"/>
+        </w:rPr>
+      </w:pPr>
+      <w:r>
+        <w:rPr>
+          <w:rFonts w:hint="default" w:ascii="Times New Roman Regular" w:hAnsi="Times New Roman Regular" w:cs="Times New Roman Regular"/>
+        </w:rPr>
+        <w:t>Another important difference is that the vocabulary exists inside one connected environment. Words such as “observatory,” “auditorium,” “cafeteria,” and “dormitory” all become part of the same virtual campus.</w:t>
+      </w:r>
+    </w:p>
+    <w:p>
+      <w:pPr>
+        <w:pStyle w:val="8"/>
+        <w:keepNext w:val="0"/>
+        <w:keepLines w:val="0"/>
+        <w:widowControl/>
+        <w:suppressLineNumbers w:val="0"/>
+        <w:rPr>
+          <w:rFonts w:hint="default" w:ascii="Times New Roman Regular" w:hAnsi="Times New Roman Regular" w:cs="Times New Roman Regular"/>
+        </w:rPr>
+      </w:pPr>
+      <w:r>
+        <w:rPr>
+          <w:rFonts w:hint="default" w:ascii="Times New Roman Regular" w:hAnsi="Times New Roman Regular" w:cs="Times New Roman Regular"/>
+        </w:rPr>
+        <w:t>The innovation is therefore not simply that the project uses an AI API.</w:t>
+      </w:r>
+    </w:p>
+    <w:p>
+      <w:pPr>
+        <w:pStyle w:val="8"/>
+        <w:keepNext w:val="0"/>
+        <w:keepLines w:val="0"/>
+        <w:widowControl/>
+        <w:suppressLineNumbers w:val="0"/>
+        <w:rPr>
+          <w:rFonts w:hint="default" w:ascii="Times New Roman Regular" w:hAnsi="Times New Roman Regular" w:cs="Times New Roman Regular"/>
+        </w:rPr>
+      </w:pPr>
+      <w:r>
+        <w:rPr>
+          <w:rFonts w:hint="default" w:ascii="Times New Roman Regular" w:hAnsi="Times New Roman Regular" w:cs="Times New Roman Regular"/>
+        </w:rPr>
+        <w:t>The innovation lies in how AI is embedded into a structured educational mechanism that combines visual inference, gamification, contextual learning, sentence production, revision, personalized feedback, differentiation, and teacher control.</w:t>
+      </w:r>
+    </w:p>
+    <w:p>
+      <w:pPr>
+        <w:pStyle w:val="8"/>
+        <w:rPr>
+          <w:rFonts w:hint="default" w:ascii="Times New Roman Regular" w:hAnsi="Times New Roman Regular" w:cs="Times New Roman Regular"/>
+        </w:rPr>
+      </w:pPr>
+      <w:r>
+        <w:rPr>
+          <w:rFonts w:hint="default" w:ascii="Times New Roman Regular" w:hAnsi="Times New Roman Regular" w:cs="Times New Roman Regular"/>
+        </w:rPr>
+        <w:t>The key difference is the learning unit: students progress by using and improving a word, not merely by recognizing its definition. The campus gives that language work a visible purpose, while the teacher remains in control of the vocabulary and learning goals.</w:t>
+      </w:r>
+    </w:p>
+    <w:p>
+      <w:pPr>
+        <w:pStyle w:val="3"/>
+        <w:keepNext w:val="0"/>
+        <w:keepLines w:val="0"/>
+        <w:widowControl/>
+        <w:suppressLineNumbers w:val="0"/>
+        <w:rPr>
+          <w:rFonts w:hint="default" w:ascii="Times New Roman Regular" w:hAnsi="Times New Roman Regular" w:cs="Times New Roman Regular"/>
+        </w:rPr>
+      </w:pPr>
+      <w:r>
+        <w:rPr>
+          <w:rFonts w:hint="default" w:ascii="Times New Roman Regular" w:hAnsi="Times New Roman Regular" w:cs="Times New Roman Regular"/>
+          <w:lang w:val="en-US" w:eastAsia="zh-CN"/>
+        </w:rPr>
+        <w:t>8</w:t>
+      </w:r>
+      <w:r>
+        <w:rPr>
+          <w:rFonts w:hint="default" w:ascii="Times New Roman Regular" w:hAnsi="Times New Roman Regular" w:cs="Times New Roman Regular"/>
+        </w:rPr>
+        <w:t>. SDG Impact</w:t>
+      </w:r>
+    </w:p>
+    <w:p>
+      <w:pPr>
+        <w:pStyle w:val="8"/>
+        <w:keepNext w:val="0"/>
+        <w:keepLines w:val="0"/>
+        <w:widowControl/>
+        <w:suppressLineNumbers w:val="0"/>
+        <w:rPr>
+          <w:rFonts w:hint="default" w:ascii="Times New Roman Regular" w:hAnsi="Times New Roman Regular" w:cs="Times New Roman Regular"/>
+        </w:rPr>
+      </w:pPr>
+      <w:r>
+        <w:rPr>
+          <w:rFonts w:hint="default" w:ascii="Times New Roman Regular" w:hAnsi="Times New Roman Regular" w:cs="Times New Roman Regular"/>
+        </w:rPr>
+        <w:t>The project primarily contributes to SDG 4: Quality Education.</w:t>
+      </w:r>
+    </w:p>
+    <w:p>
+      <w:pPr>
+        <w:pStyle w:val="8"/>
+        <w:keepNext w:val="0"/>
+        <w:keepLines w:val="0"/>
+        <w:widowControl/>
+        <w:suppressLineNumbers w:val="0"/>
+        <w:rPr>
+          <w:rFonts w:hint="default" w:ascii="Times New Roman Regular" w:hAnsi="Times New Roman Regular" w:cs="Times New Roman Regular"/>
+        </w:rPr>
+      </w:pPr>
+      <w:r>
+        <w:rPr>
+          <w:rFonts w:hint="default" w:ascii="Times New Roman Regular" w:hAnsi="Times New Roman Regular" w:cs="Times New Roman Regular"/>
+        </w:rPr>
+        <w:t>One challenge in traditional classrooms is that teachers cannot always provide immediate individual feedback to every student.</w:t>
+      </w:r>
+    </w:p>
+    <w:p>
+      <w:pPr>
+        <w:pStyle w:val="8"/>
+        <w:keepNext w:val="0"/>
+        <w:keepLines w:val="0"/>
+        <w:widowControl/>
+        <w:suppressLineNumbers w:val="0"/>
+        <w:rPr>
+          <w:rFonts w:hint="default" w:ascii="Times New Roman Regular" w:hAnsi="Times New Roman Regular" w:cs="Times New Roman Regular"/>
+        </w:rPr>
+      </w:pPr>
+      <w:r>
+        <w:rPr>
+          <w:rFonts w:hint="default" w:ascii="Times New Roman Regular" w:hAnsi="Times New Roman Regular" w:cs="Times New Roman Regular"/>
+        </w:rPr>
+        <w:t>For example, one teacher may have twenty or thirty students, each producing different sentences and making different grammar mistakes.</w:t>
+      </w:r>
+    </w:p>
+    <w:p>
+      <w:pPr>
+        <w:pStyle w:val="8"/>
+        <w:keepNext w:val="0"/>
+        <w:keepLines w:val="0"/>
+        <w:widowControl/>
+        <w:suppressLineNumbers w:val="0"/>
+        <w:rPr>
+          <w:rFonts w:hint="default" w:ascii="Times New Roman Regular" w:hAnsi="Times New Roman Regular" w:cs="Times New Roman Regular"/>
+        </w:rPr>
+      </w:pPr>
+      <w:r>
+        <w:rPr>
+          <w:rFonts w:hint="default" w:ascii="Times New Roman Regular" w:hAnsi="Times New Roman Regular" w:cs="Times New Roman Regular"/>
+        </w:rPr>
+        <w:t>AI makes individualized feedback more scalable.</w:t>
+      </w:r>
+    </w:p>
+    <w:p>
+      <w:pPr>
+        <w:pStyle w:val="8"/>
+        <w:keepNext w:val="0"/>
+        <w:keepLines w:val="0"/>
+        <w:widowControl/>
+        <w:suppressLineNumbers w:val="0"/>
+        <w:rPr>
+          <w:rFonts w:hint="default" w:ascii="Times New Roman Regular" w:hAnsi="Times New Roman Regular" w:cs="Times New Roman Regular"/>
+        </w:rPr>
+      </w:pPr>
+      <w:r>
+        <w:rPr>
+          <w:rFonts w:hint="default" w:ascii="Times New Roman Regular" w:hAnsi="Times New Roman Regular" w:cs="Times New Roman Regular"/>
+        </w:rPr>
+        <w:t>The platform can provide immediate language feedback, differentiated vocabulary, sentence-building support, independent practice, and engaging classroom activities.</w:t>
+      </w:r>
+    </w:p>
+    <w:p>
+      <w:pPr>
+        <w:pStyle w:val="8"/>
+        <w:keepNext w:val="0"/>
+        <w:keepLines w:val="0"/>
+        <w:widowControl/>
+        <w:suppressLineNumbers w:val="0"/>
+        <w:rPr>
+          <w:rFonts w:hint="default" w:ascii="Times New Roman Regular" w:hAnsi="Times New Roman Regular" w:cs="Times New Roman Regular"/>
+        </w:rPr>
+      </w:pPr>
+      <w:r>
+        <w:rPr>
+          <w:rFonts w:hint="default" w:ascii="Times New Roman Regular" w:hAnsi="Times New Roman Regular" w:cs="Times New Roman Regular"/>
+        </w:rPr>
+        <w:t>The group mode also makes the system more accessible because teachers can use one large screen instead of requiring every student to own an individual device.</w:t>
+      </w:r>
+    </w:p>
+    <w:p>
+      <w:pPr>
+        <w:pStyle w:val="8"/>
+        <w:keepNext w:val="0"/>
+        <w:keepLines w:val="0"/>
+        <w:widowControl/>
+        <w:suppressLineNumbers w:val="0"/>
+        <w:rPr>
+          <w:rFonts w:hint="default" w:ascii="Times New Roman Regular" w:hAnsi="Times New Roman Regular" w:cs="Times New Roman Regular"/>
+        </w:rPr>
+      </w:pPr>
+      <w:r>
+        <w:rPr>
+          <w:rFonts w:hint="default" w:ascii="Times New Roman Regular" w:hAnsi="Times New Roman Regular" w:cs="Times New Roman Regular"/>
+        </w:rPr>
+        <w:t>The long-term goal is to make personalized English-learning support more accessible to students with different ability levels and different levels of access to educational resources.</w:t>
+      </w:r>
+    </w:p>
+    <w:p>
+      <w:pPr>
+        <w:pStyle w:val="8"/>
+        <w:keepNext w:val="0"/>
+        <w:keepLines w:val="0"/>
+        <w:widowControl/>
+        <w:suppressLineNumbers w:val="0"/>
+        <w:rPr>
+          <w:rFonts w:hint="default" w:ascii="Times New Roman Regular" w:hAnsi="Times New Roman Regular" w:cs="Times New Roman Regular"/>
+        </w:rPr>
+      </w:pPr>
+      <w:r>
+        <w:rPr>
+          <w:rFonts w:hint="default" w:ascii="Times New Roman Regular" w:hAnsi="Times New Roman Regular" w:cs="Times New Roman Regular"/>
+        </w:rPr>
+        <w:t>Possible impact indicators include vocabulary improvement, sentence accuracy, vocabulary retention, successful revision after feedback, student engagement, teacher time saved, accessibility of group mode, and number of students reached.</w:t>
+      </w:r>
+    </w:p>
+    <w:p>
+      <w:pPr>
+        <w:pStyle w:val="8"/>
+        <w:rPr>
+          <w:rFonts w:hint="default" w:ascii="Times New Roman Regular" w:hAnsi="Times New Roman Regular" w:cs="Times New Roman Regular"/>
+        </w:rPr>
+      </w:pPr>
+      <w:r>
+        <w:rPr>
+          <w:rFonts w:hint="default" w:ascii="Times New Roman Regular" w:hAnsi="Times New Roman Regular" w:cs="Times New Roman Regular"/>
+        </w:rPr>
+        <w:t>Any impact claim should be based on pre-test, post-test, delayed-test, usability, and teacher-observation data rather than on completion counts alone.</w:t>
+      </w:r>
+    </w:p>
+    <w:p>
+      <w:pPr>
+        <w:pStyle w:val="3"/>
+        <w:keepNext w:val="0"/>
+        <w:keepLines w:val="0"/>
+        <w:widowControl/>
+        <w:suppressLineNumbers w:val="0"/>
+        <w:rPr>
+          <w:rFonts w:hint="default" w:ascii="Times New Roman Regular" w:hAnsi="Times New Roman Regular" w:cs="Times New Roman Regular"/>
+        </w:rPr>
+      </w:pPr>
+      <w:r>
+        <w:rPr>
+          <w:rFonts w:hint="default" w:ascii="Times New Roman Regular" w:hAnsi="Times New Roman Regular" w:cs="Times New Roman Regular"/>
+          <w:lang w:val="en-US" w:eastAsia="zh-CN"/>
+        </w:rPr>
+        <w:t>9</w:t>
+      </w:r>
+      <w:r>
+        <w:rPr>
+          <w:rFonts w:hint="default" w:ascii="Times New Roman Regular" w:hAnsi="Times New Roman Regular" w:cs="Times New Roman Regular"/>
+        </w:rPr>
+        <w:t>. Market / Business Model</w:t>
+      </w:r>
+    </w:p>
+    <w:p>
+      <w:pPr>
+        <w:pStyle w:val="8"/>
+        <w:keepNext w:val="0"/>
+        <w:keepLines w:val="0"/>
+        <w:widowControl/>
+        <w:suppressLineNumbers w:val="0"/>
+        <w:rPr>
+          <w:rFonts w:hint="default" w:ascii="Times New Roman Regular" w:hAnsi="Times New Roman Regular" w:cs="Times New Roman Regular"/>
+        </w:rPr>
+      </w:pPr>
+      <w:r>
+        <w:rPr>
+          <w:rFonts w:hint="default" w:ascii="Times New Roman Regular" w:hAnsi="Times New Roman Regular" w:cs="Times New Roman Regular"/>
+        </w:rPr>
+        <w:t>Our initial target market is upper-elementary and middle-school English education.</w:t>
+      </w:r>
+    </w:p>
+    <w:p>
+      <w:pPr>
+        <w:pStyle w:val="8"/>
+        <w:keepNext w:val="0"/>
+        <w:keepLines w:val="0"/>
+        <w:widowControl/>
+        <w:suppressLineNumbers w:val="0"/>
+        <w:rPr>
+          <w:rFonts w:hint="default" w:ascii="Times New Roman Regular" w:hAnsi="Times New Roman Regular" w:cs="Times New Roman Regular"/>
+        </w:rPr>
+      </w:pPr>
+      <w:r>
+        <w:rPr>
+          <w:rFonts w:hint="default" w:ascii="Times New Roman Regular" w:hAnsi="Times New Roman Regular" w:cs="Times New Roman Regular"/>
+        </w:rPr>
+        <w:t>B2C Model: Students and Parents</w:t>
+      </w:r>
+    </w:p>
+    <w:p>
+      <w:pPr>
+        <w:pStyle w:val="8"/>
+        <w:keepNext w:val="0"/>
+        <w:keepLines w:val="0"/>
+        <w:widowControl/>
+        <w:suppressLineNumbers w:val="0"/>
+        <w:rPr>
+          <w:rFonts w:hint="default" w:ascii="Times New Roman Regular" w:hAnsi="Times New Roman Regular" w:cs="Times New Roman Regular"/>
+        </w:rPr>
+      </w:pPr>
+      <w:r>
+        <w:rPr>
+          <w:rFonts w:hint="default" w:ascii="Times New Roman Regular" w:hAnsi="Times New Roman Regular" w:cs="Times New Roman Regular"/>
+        </w:rPr>
+        <w:t>Individual learners could access a free basic version of the platform.</w:t>
+      </w:r>
+    </w:p>
+    <w:p>
+      <w:pPr>
+        <w:pStyle w:val="8"/>
+        <w:keepNext w:val="0"/>
+        <w:keepLines w:val="0"/>
+        <w:widowControl/>
+        <w:suppressLineNumbers w:val="0"/>
+        <w:rPr>
+          <w:rFonts w:hint="default" w:ascii="Times New Roman Regular" w:hAnsi="Times New Roman Regular" w:cs="Times New Roman Regular"/>
+        </w:rPr>
+      </w:pPr>
+      <w:r>
+        <w:rPr>
+          <w:rFonts w:hint="default" w:ascii="Times New Roman Regular" w:hAnsi="Times New Roman Regular" w:cs="Times New Roman Regular"/>
+        </w:rPr>
+        <w:t>The free version could include basic vocabulary sets, a limited number of campus-building activities, and basic AI feedback.</w:t>
+      </w:r>
+    </w:p>
+    <w:p>
+      <w:pPr>
+        <w:pStyle w:val="8"/>
+        <w:keepNext w:val="0"/>
+        <w:keepLines w:val="0"/>
+        <w:widowControl/>
+        <w:suppressLineNumbers w:val="0"/>
+        <w:rPr>
+          <w:rFonts w:hint="default" w:ascii="Times New Roman Regular" w:hAnsi="Times New Roman Regular" w:cs="Times New Roman Regular"/>
+        </w:rPr>
+      </w:pPr>
+      <w:r>
+        <w:rPr>
+          <w:rFonts w:hint="default" w:ascii="Times New Roman Regular" w:hAnsi="Times New Roman Regular" w:cs="Times New Roman Regular"/>
+        </w:rPr>
+        <w:t>A premium version could provide larger vocabulary libraries, personalized vocabulary levels, adaptive review, learning history, and additional AI-generated materials.</w:t>
+      </w:r>
+    </w:p>
+    <w:p>
+      <w:pPr>
+        <w:pStyle w:val="8"/>
+        <w:keepNext w:val="0"/>
+        <w:keepLines w:val="0"/>
+        <w:widowControl/>
+        <w:suppressLineNumbers w:val="0"/>
+        <w:rPr>
+          <w:rFonts w:hint="default" w:ascii="Times New Roman Regular" w:hAnsi="Times New Roman Regular" w:cs="Times New Roman Regular"/>
+        </w:rPr>
+      </w:pPr>
+      <w:r>
+        <w:rPr>
+          <w:rFonts w:hint="default" w:ascii="Times New Roman Regular" w:hAnsi="Times New Roman Regular" w:cs="Times New Roman Regular"/>
+        </w:rPr>
+        <w:t>B2B Model: Schools, Teachers, and Tutoring Programs</w:t>
+      </w:r>
+    </w:p>
+    <w:p>
+      <w:pPr>
+        <w:pStyle w:val="8"/>
+        <w:keepNext w:val="0"/>
+        <w:keepLines w:val="0"/>
+        <w:widowControl/>
+        <w:suppressLineNumbers w:val="0"/>
+        <w:rPr>
+          <w:rFonts w:hint="default" w:ascii="Times New Roman Regular" w:hAnsi="Times New Roman Regular" w:cs="Times New Roman Regular"/>
+        </w:rPr>
+      </w:pPr>
+      <w:r>
+        <w:rPr>
+          <w:rFonts w:hint="default" w:ascii="Times New Roman Regular" w:hAnsi="Times New Roman Regular" w:cs="Times New Roman Regular"/>
+        </w:rPr>
+        <w:t>Schools and teachers could use a classroom version of the platform.</w:t>
+      </w:r>
+    </w:p>
+    <w:p>
+      <w:pPr>
+        <w:pStyle w:val="8"/>
+        <w:keepNext w:val="0"/>
+        <w:keepLines w:val="0"/>
+        <w:widowControl/>
+        <w:suppressLineNumbers w:val="0"/>
+        <w:rPr>
+          <w:rFonts w:hint="default" w:ascii="Times New Roman Regular" w:hAnsi="Times New Roman Regular" w:cs="Times New Roman Regular"/>
+        </w:rPr>
+      </w:pPr>
+      <w:r>
+        <w:rPr>
+          <w:rFonts w:hint="default" w:ascii="Times New Roman Regular" w:hAnsi="Times New Roman Regular" w:cs="Times New Roman Regular"/>
+        </w:rPr>
+        <w:t>Teachers could define vocabulary lists, control word difficulty, use the group game mode, monitor student progress, and identify common errors.</w:t>
+      </w:r>
+    </w:p>
+    <w:p>
+      <w:pPr>
+        <w:pStyle w:val="8"/>
+        <w:keepNext w:val="0"/>
+        <w:keepLines w:val="0"/>
+        <w:widowControl/>
+        <w:suppressLineNumbers w:val="0"/>
+        <w:rPr>
+          <w:rFonts w:hint="default" w:ascii="Times New Roman Regular" w:hAnsi="Times New Roman Regular" w:cs="Times New Roman Regular"/>
+        </w:rPr>
+      </w:pPr>
+      <w:r>
+        <w:rPr>
+          <w:rFonts w:hint="default" w:ascii="Times New Roman Regular" w:hAnsi="Times New Roman Regular" w:cs="Times New Roman Regular"/>
+        </w:rPr>
+        <w:t>Future versions could also include a teacher dashboard for assignments, class performance, and learning analytics.</w:t>
+      </w:r>
+    </w:p>
+    <w:p>
+      <w:pPr>
+        <w:pStyle w:val="8"/>
+        <w:keepNext w:val="0"/>
+        <w:keepLines w:val="0"/>
+        <w:widowControl/>
+        <w:suppressLineNumbers w:val="0"/>
+        <w:rPr>
+          <w:rFonts w:hint="default" w:ascii="Times New Roman Regular" w:hAnsi="Times New Roman Regular" w:cs="Times New Roman Regular"/>
+        </w:rPr>
+      </w:pPr>
+      <w:r>
+        <w:rPr>
+          <w:rFonts w:hint="default" w:ascii="Times New Roman Regular" w:hAnsi="Times New Roman Regular" w:cs="Times New Roman Regular"/>
+        </w:rPr>
+        <w:t>The platform is designed to support teachers rather than replace them.</w:t>
+      </w:r>
+    </w:p>
+    <w:p>
+      <w:pPr>
+        <w:pStyle w:val="8"/>
+        <w:keepNext w:val="0"/>
+        <w:keepLines w:val="0"/>
+        <w:widowControl/>
+        <w:suppressLineNumbers w:val="0"/>
+        <w:rPr>
+          <w:rFonts w:hint="default" w:ascii="Times New Roman Regular" w:hAnsi="Times New Roman Regular" w:cs="Times New Roman Regular"/>
+        </w:rPr>
+      </w:pPr>
+      <w:r>
+        <w:rPr>
+          <w:rFonts w:hint="default" w:ascii="Times New Roman Regular" w:hAnsi="Times New Roman Regular" w:cs="Times New Roman Regular"/>
+        </w:rPr>
+        <w:t>Teachers remain responsible for choosing learning objectives and vocabulary, while AI helps provide scalable materials and individualized feedback.</w:t>
+      </w:r>
+    </w:p>
+    <w:p>
+      <w:pPr>
+        <w:pStyle w:val="3"/>
+        <w:keepNext w:val="0"/>
+        <w:keepLines w:val="0"/>
+        <w:widowControl/>
+        <w:suppressLineNumbers w:val="0"/>
+        <w:rPr>
+          <w:rFonts w:hint="default" w:ascii="Times New Roman Regular" w:hAnsi="Times New Roman Regular" w:cs="Times New Roman Regular"/>
+        </w:rPr>
+      </w:pPr>
+      <w:r>
+        <w:rPr>
+          <w:rFonts w:hint="default" w:ascii="Times New Roman Regular" w:hAnsi="Times New Roman Regular" w:cs="Times New Roman Regular"/>
+          <w:lang w:val="en-US" w:eastAsia="zh-CN"/>
+        </w:rPr>
+        <w:t>10</w:t>
+      </w:r>
+      <w:r>
+        <w:rPr>
+          <w:rFonts w:hint="default" w:ascii="Times New Roman Regular" w:hAnsi="Times New Roman Regular" w:cs="Times New Roman Regular"/>
+        </w:rPr>
+        <w:t>. Responsible AI</w:t>
+      </w:r>
+    </w:p>
+    <w:p>
+      <w:pPr>
+        <w:pStyle w:val="8"/>
+        <w:keepNext w:val="0"/>
+        <w:keepLines w:val="0"/>
+        <w:widowControl/>
+        <w:suppressLineNumbers w:val="0"/>
+        <w:rPr>
+          <w:rFonts w:hint="default" w:ascii="Times New Roman Regular" w:hAnsi="Times New Roman Regular" w:cs="Times New Roman Regular"/>
+        </w:rPr>
+      </w:pPr>
+      <w:r>
+        <w:rPr>
+          <w:rFonts w:hint="default" w:ascii="Times New Roman Regular" w:hAnsi="Times New Roman Regular" w:cs="Times New Roman Regular"/>
+        </w:rPr>
+        <w:t>Responsible AI is especially important because the target users include children.</w:t>
+      </w:r>
+    </w:p>
+    <w:p>
+      <w:pPr>
+        <w:pStyle w:val="8"/>
+        <w:keepNext w:val="0"/>
+        <w:keepLines w:val="0"/>
+        <w:widowControl/>
+        <w:suppressLineNumbers w:val="0"/>
+        <w:rPr>
+          <w:rFonts w:hint="default" w:ascii="Times New Roman Regular" w:hAnsi="Times New Roman Regular" w:cs="Times New Roman Regular"/>
+        </w:rPr>
+      </w:pPr>
+      <w:r>
+        <w:rPr>
+          <w:rFonts w:hint="default" w:ascii="Times New Roman Regular" w:hAnsi="Times New Roman Regular" w:cs="Times New Roman Regular"/>
+        </w:rPr>
+        <w:t>Principle 1: AI Supports Thinking Instead of Replacing It</w:t>
+      </w:r>
+    </w:p>
+    <w:p>
+      <w:pPr>
+        <w:pStyle w:val="8"/>
+        <w:keepNext w:val="0"/>
+        <w:keepLines w:val="0"/>
+        <w:widowControl/>
+        <w:suppressLineNumbers w:val="0"/>
+        <w:rPr>
+          <w:rFonts w:hint="default" w:ascii="Times New Roman Regular" w:hAnsi="Times New Roman Regular" w:cs="Times New Roman Regular"/>
+        </w:rPr>
+      </w:pPr>
+      <w:r>
+        <w:rPr>
+          <w:rFonts w:hint="default" w:ascii="Times New Roman Regular" w:hAnsi="Times New Roman Regular" w:cs="Times New Roman Regular"/>
+        </w:rPr>
+        <w:t>Students must first attempt their own sentence before receiving AI feedback.</w:t>
+      </w:r>
+    </w:p>
+    <w:p>
+      <w:pPr>
+        <w:pStyle w:val="8"/>
+        <w:keepNext w:val="0"/>
+        <w:keepLines w:val="0"/>
+        <w:widowControl/>
+        <w:suppressLineNumbers w:val="0"/>
+        <w:rPr>
+          <w:rFonts w:hint="default" w:ascii="Times New Roman Regular" w:hAnsi="Times New Roman Regular" w:cs="Times New Roman Regular"/>
+        </w:rPr>
+      </w:pPr>
+      <w:r>
+        <w:rPr>
+          <w:rFonts w:hint="default" w:ascii="Times New Roman Regular" w:hAnsi="Times New Roman Regular" w:cs="Times New Roman Regular"/>
+        </w:rPr>
+        <w:t>The system does not encourage students to ask AI to complete the learning task for them.</w:t>
+      </w:r>
+    </w:p>
+    <w:p>
+      <w:pPr>
+        <w:pStyle w:val="8"/>
+        <w:keepNext w:val="0"/>
+        <w:keepLines w:val="0"/>
+        <w:widowControl/>
+        <w:suppressLineNumbers w:val="0"/>
+        <w:rPr>
+          <w:rFonts w:hint="default" w:ascii="Times New Roman Regular" w:hAnsi="Times New Roman Regular" w:cs="Times New Roman Regular"/>
+        </w:rPr>
+      </w:pPr>
+      <w:r>
+        <w:rPr>
+          <w:rFonts w:hint="default" w:ascii="Times New Roman Regular" w:hAnsi="Times New Roman Regular" w:cs="Times New Roman Regular"/>
+        </w:rPr>
+        <w:t>Principle 2: Teacher Control</w:t>
+      </w:r>
+    </w:p>
+    <w:p>
+      <w:pPr>
+        <w:pStyle w:val="8"/>
+        <w:keepNext w:val="0"/>
+        <w:keepLines w:val="0"/>
+        <w:widowControl/>
+        <w:suppressLineNumbers w:val="0"/>
+        <w:rPr>
+          <w:rFonts w:hint="default" w:ascii="Times New Roman Regular" w:hAnsi="Times New Roman Regular" w:cs="Times New Roman Regular"/>
+        </w:rPr>
+      </w:pPr>
+      <w:r>
+        <w:rPr>
+          <w:rFonts w:hint="default" w:ascii="Times New Roman Regular" w:hAnsi="Times New Roman Regular" w:cs="Times New Roman Regular"/>
+        </w:rPr>
+        <w:t>Teachers can define the vocabulary, difficulty level, and learning objectives.</w:t>
+      </w:r>
+    </w:p>
+    <w:p>
+      <w:pPr>
+        <w:pStyle w:val="8"/>
+        <w:keepNext w:val="0"/>
+        <w:keepLines w:val="0"/>
+        <w:widowControl/>
+        <w:suppressLineNumbers w:val="0"/>
+        <w:rPr>
+          <w:rFonts w:hint="default" w:ascii="Times New Roman Regular" w:hAnsi="Times New Roman Regular" w:cs="Times New Roman Regular"/>
+        </w:rPr>
+      </w:pPr>
+      <w:r>
+        <w:rPr>
+          <w:rFonts w:hint="default" w:ascii="Times New Roman Regular" w:hAnsi="Times New Roman Regular" w:cs="Times New Roman Regular"/>
+        </w:rPr>
+        <w:t>AI supports these decisions rather than controlling the curriculum independently.</w:t>
+      </w:r>
+    </w:p>
+    <w:p>
+      <w:pPr>
+        <w:pStyle w:val="8"/>
+        <w:keepNext w:val="0"/>
+        <w:keepLines w:val="0"/>
+        <w:widowControl/>
+        <w:suppressLineNumbers w:val="0"/>
+        <w:rPr>
+          <w:rFonts w:hint="default" w:ascii="Times New Roman Regular" w:hAnsi="Times New Roman Regular" w:cs="Times New Roman Regular"/>
+        </w:rPr>
+      </w:pPr>
+      <w:r>
+        <w:rPr>
+          <w:rFonts w:hint="default" w:ascii="Times New Roman Regular" w:hAnsi="Times New Roman Regular" w:cs="Times New Roman Regular"/>
+        </w:rPr>
+        <w:t>Principle 3: Data Privacy</w:t>
+      </w:r>
+    </w:p>
+    <w:p>
+      <w:pPr>
+        <w:pStyle w:val="8"/>
+        <w:keepNext w:val="0"/>
+        <w:keepLines w:val="0"/>
+        <w:widowControl/>
+        <w:suppressLineNumbers w:val="0"/>
+        <w:rPr>
+          <w:rFonts w:hint="default" w:ascii="Times New Roman Regular" w:hAnsi="Times New Roman Regular" w:cs="Times New Roman Regular"/>
+        </w:rPr>
+      </w:pPr>
+      <w:r>
+        <w:rPr>
+          <w:rFonts w:hint="default" w:ascii="Times New Roman Regular" w:hAnsi="Times New Roman Regular" w:cs="Times New Roman Regular"/>
+        </w:rPr>
+        <w:t>The basic classroom experience does not require every student to create an account.</w:t>
+      </w:r>
+    </w:p>
+    <w:p>
+      <w:pPr>
+        <w:pStyle w:val="8"/>
+        <w:keepNext w:val="0"/>
+        <w:keepLines w:val="0"/>
+        <w:widowControl/>
+        <w:suppressLineNumbers w:val="0"/>
+        <w:rPr>
+          <w:rFonts w:hint="default" w:ascii="Times New Roman Regular" w:hAnsi="Times New Roman Regular" w:cs="Times New Roman Regular"/>
+        </w:rPr>
+      </w:pPr>
+      <w:r>
+        <w:rPr>
+          <w:rFonts w:hint="default" w:ascii="Times New Roman Regular" w:hAnsi="Times New Roman Regular" w:cs="Times New Roman Regular"/>
+        </w:rPr>
+        <w:t>This reduces unnecessary collection of personal information, especially for younger users.</w:t>
+      </w:r>
+    </w:p>
+    <w:p>
+      <w:pPr>
+        <w:pStyle w:val="8"/>
+        <w:keepNext w:val="0"/>
+        <w:keepLines w:val="0"/>
+        <w:widowControl/>
+        <w:suppressLineNumbers w:val="0"/>
+        <w:rPr>
+          <w:rFonts w:hint="default" w:ascii="Times New Roman Regular" w:hAnsi="Times New Roman Regular" w:cs="Times New Roman Regular"/>
+        </w:rPr>
+      </w:pPr>
+      <w:r>
+        <w:rPr>
+          <w:rFonts w:hint="default" w:ascii="Times New Roman Regular" w:hAnsi="Times New Roman Regular" w:cs="Times New Roman Regular"/>
+        </w:rPr>
+        <w:t>Principle 4: AI Accuracy</w:t>
+      </w:r>
+    </w:p>
+    <w:p>
+      <w:pPr>
+        <w:pStyle w:val="8"/>
+        <w:keepNext w:val="0"/>
+        <w:keepLines w:val="0"/>
+        <w:widowControl/>
+        <w:suppressLineNumbers w:val="0"/>
+        <w:rPr>
+          <w:rFonts w:hint="default" w:ascii="Times New Roman Regular" w:hAnsi="Times New Roman Regular" w:cs="Times New Roman Regular"/>
+        </w:rPr>
+      </w:pPr>
+      <w:r>
+        <w:rPr>
+          <w:rFonts w:hint="default" w:ascii="Times New Roman Regular" w:hAnsi="Times New Roman Regular" w:cs="Times New Roman Regular"/>
+        </w:rPr>
+        <w:t>Generative AI may occasionally produce incorrect feedback or unsuitable content.</w:t>
+      </w:r>
+    </w:p>
+    <w:p>
+      <w:pPr>
+        <w:pStyle w:val="8"/>
+        <w:keepNext w:val="0"/>
+        <w:keepLines w:val="0"/>
+        <w:widowControl/>
+        <w:suppressLineNumbers w:val="0"/>
+        <w:rPr>
+          <w:rFonts w:hint="default" w:ascii="Times New Roman Regular" w:hAnsi="Times New Roman Regular" w:cs="Times New Roman Regular"/>
+        </w:rPr>
+      </w:pPr>
+      <w:r>
+        <w:rPr>
+          <w:rFonts w:hint="default" w:ascii="Times New Roman Regular" w:hAnsi="Times New Roman Regular" w:cs="Times New Roman Regular"/>
+        </w:rPr>
+        <w:t>Therefore, AI responses should be limited to specific educational tasks, and teachers should be able to review important learning materials.</w:t>
+      </w:r>
+    </w:p>
+    <w:p>
+      <w:pPr>
+        <w:pStyle w:val="8"/>
+        <w:keepNext w:val="0"/>
+        <w:keepLines w:val="0"/>
+        <w:widowControl/>
+        <w:suppressLineNumbers w:val="0"/>
+        <w:rPr>
+          <w:rFonts w:hint="default" w:ascii="Times New Roman Regular" w:hAnsi="Times New Roman Regular" w:cs="Times New Roman Regular"/>
+        </w:rPr>
+      </w:pPr>
+      <w:r>
+        <w:rPr>
+          <w:rFonts w:hint="default" w:ascii="Times New Roman Regular" w:hAnsi="Times New Roman Regular" w:cs="Times New Roman Regular"/>
+        </w:rPr>
+        <w:t>Principle 5: Age-Appropriate Content</w:t>
+      </w:r>
+    </w:p>
+    <w:p>
+      <w:pPr>
+        <w:pStyle w:val="8"/>
+        <w:keepNext w:val="0"/>
+        <w:keepLines w:val="0"/>
+        <w:widowControl/>
+        <w:suppressLineNumbers w:val="0"/>
+        <w:rPr>
+          <w:rFonts w:hint="default" w:ascii="Times New Roman Regular" w:hAnsi="Times New Roman Regular" w:cs="Times New Roman Regular"/>
+        </w:rPr>
+      </w:pPr>
+      <w:r>
+        <w:rPr>
+          <w:rFonts w:hint="default" w:ascii="Times New Roman Regular" w:hAnsi="Times New Roman Regular" w:cs="Times New Roman Regular"/>
+        </w:rPr>
+        <w:t>AI-generated images and explanations should remain appropriate for younger learners and should avoid irrelevant or unsafe content.</w:t>
+      </w:r>
+    </w:p>
+    <w:p>
+      <w:pPr>
+        <w:pStyle w:val="8"/>
+        <w:rPr>
+          <w:rFonts w:hint="default" w:ascii="Times New Roman Regular" w:hAnsi="Times New Roman Regular" w:cs="Times New Roman Regular"/>
+        </w:rPr>
+      </w:pPr>
+      <w:r>
+        <w:rPr>
+          <w:rFonts w:hint="default" w:ascii="Times New Roman Regular" w:hAnsi="Times New Roman Regular" w:cs="Times New Roman Regular"/>
+        </w:rPr>
+        <w:t>Principle 6: Human Review and Minimal Data</w:t>
+      </w:r>
+    </w:p>
+    <w:p>
+      <w:pPr>
+        <w:pStyle w:val="8"/>
+        <w:rPr>
+          <w:rFonts w:hint="default" w:ascii="Times New Roman Regular" w:hAnsi="Times New Roman Regular" w:cs="Times New Roman Regular"/>
+        </w:rPr>
+      </w:pPr>
+      <w:r>
+        <w:rPr>
+          <w:rFonts w:hint="default" w:ascii="Times New Roman Regular" w:hAnsi="Times New Roman Regular" w:cs="Times New Roman Regular"/>
+        </w:rPr>
+        <w:t>AI feedback should support classroom learning rather than function as an unquestionable final grade. Teachers and students should be able to question or report unclear feedback, and important materials should be reviewed before classroom use. The system should collect only the information needed for the activity, avoid storing student audio by default, and present results in aggregate whenever individual identification is not necessary.</w:t>
+      </w:r>
+    </w:p>
+    <w:p>
+      <w:pPr>
+        <w:pStyle w:val="8"/>
+        <w:rPr>
+          <w:rFonts w:hint="default" w:ascii="Times New Roman Regular" w:hAnsi="Times New Roman Regular" w:cs="Times New Roman Regular"/>
+        </w:rPr>
+      </w:pPr>
+      <w:r>
+        <w:rPr>
+          <w:rFonts w:hint="default" w:ascii="Times New Roman Regular" w:hAnsi="Times New Roman Regular" w:cs="Times New Roman Regular"/>
+        </w:rPr>
+        <w:t>Principle 7: Clear System Boundaries</w:t>
+      </w:r>
+    </w:p>
+    <w:p>
+      <w:pPr>
+        <w:pStyle w:val="8"/>
+        <w:rPr>
+          <w:rFonts w:hint="default" w:ascii="Times New Roman Regular" w:hAnsi="Times New Roman Regular" w:cs="Times New Roman Regular"/>
+        </w:rPr>
+      </w:pPr>
+      <w:r>
+        <w:rPr>
+          <w:rFonts w:hint="default" w:ascii="Times New Roman Regular" w:hAnsi="Times New Roman Regular" w:cs="Times New Roman Regular"/>
+        </w:rPr>
+        <w:t>The interface should make clear when feedback comes from an AI service, a simple practice check, or a teacher. If the AI service is unavailable or its response is uncertain, the platform should explain the limitation and let the student continue safely without presenting the result as authoritative.</w:t>
+      </w:r>
+    </w:p>
+    <w:p>
+      <w:pPr>
+        <w:pStyle w:val="8"/>
+        <w:keepNext w:val="0"/>
+        <w:keepLines w:val="0"/>
+        <w:widowControl/>
+        <w:suppressLineNumbers w:val="0"/>
+        <w:rPr>
+          <w:rFonts w:hint="default" w:ascii="Times New Roman Regular" w:hAnsi="Times New Roman Regular" w:cs="Times New Roman Regular"/>
+        </w:rPr>
+      </w:pPr>
+      <w:r>
+        <w:rPr>
+          <w:rFonts w:hint="default" w:ascii="Times New Roman Regular" w:hAnsi="Times New Roman Regular" w:cs="Times New Roman Regular"/>
+        </w:rPr>
+        <w:t>Our main Responsible AI principle is:</w:t>
+      </w:r>
+    </w:p>
+    <w:p>
+      <w:pPr>
+        <w:pStyle w:val="8"/>
+        <w:keepNext w:val="0"/>
+        <w:keepLines w:val="0"/>
+        <w:widowControl/>
+        <w:suppressLineNumbers w:val="0"/>
+        <w:rPr>
+          <w:rFonts w:hint="default" w:ascii="Times New Roman Regular" w:hAnsi="Times New Roman Regular" w:cs="Times New Roman Regular"/>
+        </w:rPr>
+      </w:pPr>
+      <w:r>
+        <w:rPr>
+          <w:rFonts w:hint="default" w:ascii="Times New Roman Regular" w:hAnsi="Times New Roman Regular" w:cs="Times New Roman Regular"/>
+        </w:rPr>
+        <w:t>AI should increase students’ ability to learn independently rather than increase their dependence on AI.</w:t>
+      </w:r>
+    </w:p>
+    <w:p>
+      <w:pPr>
+        <w:pStyle w:val="3"/>
+        <w:keepNext w:val="0"/>
+        <w:keepLines w:val="0"/>
+        <w:widowControl/>
+        <w:suppressLineNumbers w:val="0"/>
+        <w:rPr>
+          <w:rFonts w:hint="default" w:ascii="Times New Roman Regular" w:hAnsi="Times New Roman Regular" w:cs="Times New Roman Regular"/>
+        </w:rPr>
+      </w:pPr>
+      <w:r>
+        <w:rPr>
+          <w:rFonts w:hint="default" w:ascii="Times New Roman Regular" w:hAnsi="Times New Roman Regular" w:cs="Times New Roman Regular"/>
+        </w:rPr>
+        <w:t>1</w:t>
+      </w:r>
+      <w:r>
+        <w:rPr>
+          <w:rFonts w:hint="default" w:ascii="Times New Roman Regular" w:hAnsi="Times New Roman Regular" w:cs="Times New Roman Regular"/>
+          <w:lang w:val="en-US" w:eastAsia="zh-CN"/>
+        </w:rPr>
+        <w:t>1</w:t>
+      </w:r>
+      <w:r>
+        <w:rPr>
+          <w:rFonts w:hint="default" w:ascii="Times New Roman Regular" w:hAnsi="Times New Roman Regular" w:cs="Times New Roman Regular"/>
+        </w:rPr>
+        <w:t>. Roadmap / Team</w:t>
+      </w:r>
+    </w:p>
+    <w:p>
+      <w:pPr>
+        <w:pStyle w:val="8"/>
+        <w:keepNext w:val="0"/>
+        <w:keepLines w:val="0"/>
+        <w:widowControl/>
+        <w:suppressLineNumbers w:val="0"/>
+        <w:rPr>
+          <w:rFonts w:hint="default" w:ascii="Times New Roman Regular" w:hAnsi="Times New Roman Regular" w:cs="Times New Roman Regular"/>
+        </w:rPr>
+      </w:pPr>
+      <w:r>
+        <w:rPr>
+          <w:rFonts w:hint="default" w:ascii="Times New Roman Regular" w:hAnsi="Times New Roman Regular" w:cs="Times New Roman Regular"/>
+        </w:rPr>
+        <w:t>Phase 1: Functional Prototype</w:t>
+      </w:r>
+    </w:p>
+    <w:p>
+      <w:pPr>
+        <w:pStyle w:val="8"/>
+        <w:keepNext w:val="0"/>
+        <w:keepLines w:val="0"/>
+        <w:widowControl/>
+        <w:suppressLineNumbers w:val="0"/>
+        <w:rPr>
+          <w:rFonts w:hint="default" w:ascii="Times New Roman Regular" w:hAnsi="Times New Roman Regular" w:cs="Times New Roman Regular"/>
+        </w:rPr>
+      </w:pPr>
+      <w:r>
+        <w:rPr>
+          <w:rFonts w:hint="default" w:ascii="Times New Roman Regular" w:hAnsi="Times New Roman Regular" w:cs="Times New Roman Regular"/>
+        </w:rPr>
+        <w:t>The current prototype includes the web-based learning platform, vocabulary system, campus-building game, AI-generated images, AI grammar feedback, speech-to-text, sentence scaffolding, difficulty levels, and classroom learning modes.</w:t>
+      </w:r>
+    </w:p>
+    <w:p>
+      <w:pPr>
+        <w:pStyle w:val="8"/>
+        <w:keepNext w:val="0"/>
+        <w:keepLines w:val="0"/>
+        <w:widowControl/>
+        <w:suppressLineNumbers w:val="0"/>
+        <w:rPr>
+          <w:rFonts w:hint="default" w:ascii="Times New Roman Regular" w:hAnsi="Times New Roman Regular" w:cs="Times New Roman Regular"/>
+        </w:rPr>
+      </w:pPr>
+      <w:r>
+        <w:rPr>
+          <w:rFonts w:hint="default" w:ascii="Times New Roman Regular" w:hAnsi="Times New Roman Regular" w:cs="Times New Roman Regular"/>
+        </w:rPr>
+        <w:t xml:space="preserve">Phase </w:t>
+      </w:r>
+      <w:r>
+        <w:rPr>
+          <w:rFonts w:hint="default" w:ascii="Times New Roman Regular" w:hAnsi="Times New Roman Regular" w:cs="Times New Roman Regular"/>
           <w:lang w:val="en-US"/>
         </w:rPr>
-        <w:t>is a practical way to assist teachers in real classrooms</w:t>
-      </w:r>
-      <w:r>
-        <w:t>.</w:t>
-      </w:r>
-    </w:p>
-    <w:p>
-      <w:pPr>
-        <w:pStyle w:val="3"/>
-        <w:keepNext w:val="0"/>
-        <w:keepLines w:val="0"/>
-        <w:widowControl/>
-        <w:suppressLineNumbers w:val="0"/>
-      </w:pPr>
-      <w:r>
-        <w:t>6. Innovation vs. Existing Tools</w:t>
-      </w:r>
-    </w:p>
-    <w:p>
-      <w:pPr>
-        <w:pStyle w:val="8"/>
-        <w:keepNext w:val="0"/>
-        <w:keepLines w:val="0"/>
-        <w:widowControl/>
-        <w:suppressLineNumbers w:val="0"/>
-      </w:pPr>
-      <w:r>
-        <w:t>Many existing vocabulary-learning tools focus on flashcards, definitions, spelling, repetition, or multiple-choice exercises.</w:t>
-      </w:r>
-    </w:p>
-    <w:p>
-      <w:pPr>
-        <w:pStyle w:val="8"/>
-        <w:keepNext w:val="0"/>
-        <w:keepLines w:val="0"/>
-        <w:widowControl/>
-        <w:suppressLineNumbers w:val="0"/>
-      </w:pPr>
-      <w:r>
-        <w:t>Grammar tools usually correct writing after students have already completed a piece of work, while general AI chatbots are not specifically designed around a structured vocabulary-learning process.</w:t>
-      </w:r>
-    </w:p>
-    <w:p>
-      <w:pPr>
-        <w:pStyle w:val="8"/>
-        <w:keepNext w:val="0"/>
-        <w:keepLines w:val="0"/>
-        <w:widowControl/>
-        <w:suppressLineNumbers w:val="0"/>
-      </w:pPr>
-      <w:r>
-        <w:t>Our project combines these different functions into one learning system.</w:t>
-      </w:r>
-    </w:p>
-    <w:p>
-      <w:pPr>
-        <w:pStyle w:val="8"/>
-        <w:keepNext w:val="0"/>
-        <w:keepLines w:val="0"/>
-        <w:widowControl/>
-        <w:suppressLineNumbers w:val="0"/>
-      </w:pPr>
-      <w:r>
-        <w:t>The learning process is:</w:t>
-      </w:r>
-    </w:p>
-    <w:p>
-      <w:pPr>
-        <w:pStyle w:val="8"/>
-        <w:keepNext w:val="0"/>
-        <w:keepLines w:val="0"/>
-        <w:widowControl/>
-        <w:suppressLineNumbers w:val="0"/>
-      </w:pPr>
-      <w:r>
-        <w:t>Vocabulary → Visualization → Context → Sentence Production → AI Feedback → Game Progress.</w:t>
-      </w:r>
-    </w:p>
-    <w:p>
-      <w:pPr>
-        <w:pStyle w:val="8"/>
-        <w:keepNext w:val="0"/>
-        <w:keepLines w:val="0"/>
-        <w:widowControl/>
-        <w:suppressLineNumbers w:val="0"/>
-      </w:pPr>
-      <w:r>
-        <w:t>Students do not receive progress simply by recognizing the correct definition. They have to actively use the vocabulary.</w:t>
-      </w:r>
-    </w:p>
-    <w:p>
-      <w:pPr>
-        <w:pStyle w:val="8"/>
-        <w:keepNext w:val="0"/>
-        <w:keepLines w:val="0"/>
-        <w:widowControl/>
-        <w:suppressLineNumbers w:val="0"/>
-      </w:pPr>
-      <w:r>
-        <w:t>Another important difference is that the vocabulary exists inside one connected environment. Words such as “observatory,” “auditorium,” “cafeteria,” and “dormitory” all become part of the same virtual campus.</w:t>
-      </w:r>
-    </w:p>
-    <w:p>
-      <w:pPr>
-        <w:pStyle w:val="8"/>
-        <w:keepNext w:val="0"/>
-        <w:keepLines w:val="0"/>
-        <w:widowControl/>
-        <w:suppressLineNumbers w:val="0"/>
-      </w:pPr>
-      <w:r>
-        <w:t>The innovation is therefore not simply that the project uses an AI API.</w:t>
-      </w:r>
-    </w:p>
-    <w:p>
-      <w:pPr>
-        <w:pStyle w:val="8"/>
-        <w:keepNext w:val="0"/>
-        <w:keepLines w:val="0"/>
-        <w:widowControl/>
-        <w:suppressLineNumbers w:val="0"/>
-      </w:pPr>
-      <w:r>
-        <w:t>The innovation lies in how AI is embedded into a structured educational mechanism that combines visual inference, gamification, contextual learning, sentence production, revision, personalized feedback, differentiation, and teacher control.</w:t>
-      </w:r>
-    </w:p>
-    <w:p>
-      <w:pPr>
-        <w:pStyle w:val="8"/>
-      </w:pPr>
-      <w:r>
-        <w:t>The key difference is the learning unit: students progress by using and improving a word, not merely by recognizing its definition. The campus gives that language work a visible purpose, while the teacher remains in control of the vocabulary and learning goals.</w:t>
-      </w:r>
-    </w:p>
-    <w:p>
-      <w:pPr>
-        <w:pStyle w:val="3"/>
-        <w:keepNext w:val="0"/>
-        <w:keepLines w:val="0"/>
-        <w:widowControl/>
-        <w:suppressLineNumbers w:val="0"/>
-      </w:pPr>
-      <w:r>
-        <w:t>7. SDG Impact</w:t>
-      </w:r>
-    </w:p>
-    <w:p>
-      <w:pPr>
-        <w:pStyle w:val="8"/>
-        <w:keepNext w:val="0"/>
-        <w:keepLines w:val="0"/>
-        <w:widowControl/>
-        <w:suppressLineNumbers w:val="0"/>
-      </w:pPr>
-      <w:r>
-        <w:t>The project primarily contributes to SDG 4: Quality Education.</w:t>
-      </w:r>
-    </w:p>
-    <w:p>
-      <w:pPr>
-        <w:pStyle w:val="8"/>
-        <w:keepNext w:val="0"/>
-        <w:keepLines w:val="0"/>
-        <w:widowControl/>
-        <w:suppressLineNumbers w:val="0"/>
-      </w:pPr>
-      <w:r>
-        <w:t>One challenge in traditional classrooms is that teachers cannot always provide immediate individual feedback to every student.</w:t>
-      </w:r>
-    </w:p>
-    <w:p>
-      <w:pPr>
-        <w:pStyle w:val="8"/>
-        <w:keepNext w:val="0"/>
-        <w:keepLines w:val="0"/>
-        <w:widowControl/>
-        <w:suppressLineNumbers w:val="0"/>
-      </w:pPr>
-      <w:r>
-        <w:t>For example, one teacher may have twenty or thirty students, each producing different sentences and making different grammar mistakes.</w:t>
-      </w:r>
-    </w:p>
-    <w:p>
-      <w:pPr>
-        <w:pStyle w:val="8"/>
-        <w:keepNext w:val="0"/>
-        <w:keepLines w:val="0"/>
-        <w:widowControl/>
-        <w:suppressLineNumbers w:val="0"/>
-      </w:pPr>
-      <w:r>
-        <w:t>AI makes individualized feedback more scalable.</w:t>
-      </w:r>
-    </w:p>
-    <w:p>
-      <w:pPr>
-        <w:pStyle w:val="8"/>
-        <w:keepNext w:val="0"/>
-        <w:keepLines w:val="0"/>
-        <w:widowControl/>
-        <w:suppressLineNumbers w:val="0"/>
-      </w:pPr>
-      <w:r>
-        <w:t>The platform can provide immediate language feedback, differentiated vocabulary, sentence-building support, independent practice, and engaging classroom activities.</w:t>
-      </w:r>
-    </w:p>
-    <w:p>
-      <w:pPr>
-        <w:pStyle w:val="8"/>
-        <w:keepNext w:val="0"/>
-        <w:keepLines w:val="0"/>
-        <w:widowControl/>
-        <w:suppressLineNumbers w:val="0"/>
-      </w:pPr>
-      <w:r>
-        <w:t>The group mode also makes the system more accessible because teachers can use one large screen instead of requiring every student to own an individual device.</w:t>
-      </w:r>
-    </w:p>
-    <w:p>
-      <w:pPr>
-        <w:pStyle w:val="8"/>
-        <w:keepNext w:val="0"/>
-        <w:keepLines w:val="0"/>
-        <w:widowControl/>
-        <w:suppressLineNumbers w:val="0"/>
-      </w:pPr>
-      <w:r>
-        <w:t>The long-term goal is to make personalized English-learning support more accessible to students with different ability levels and different levels of access to educational resources.</w:t>
-      </w:r>
-    </w:p>
-    <w:p>
-      <w:pPr>
-        <w:pStyle w:val="8"/>
-        <w:keepNext w:val="0"/>
-        <w:keepLines w:val="0"/>
-        <w:widowControl/>
-        <w:suppressLineNumbers w:val="0"/>
-      </w:pPr>
-      <w:r>
-        <w:t>Possible impact indicators include vocabulary improvement, sentence accuracy, vocabulary retention, successful revision after feedback, student engagement, teacher time saved, accessibility of group mode, and number of students reached.</w:t>
-      </w:r>
-    </w:p>
-    <w:p>
-      <w:pPr>
-        <w:pStyle w:val="8"/>
-      </w:pPr>
-      <w:r>
-        <w:t>Any impact claim should be based on pre-test, post-test, delayed-test, usability, and teacher-observation data rather than on completion counts alone.</w:t>
-      </w:r>
-    </w:p>
-    <w:p>
-      <w:pPr>
-        <w:pStyle w:val="3"/>
-        <w:keepNext w:val="0"/>
-        <w:keepLines w:val="0"/>
-        <w:widowControl/>
-        <w:suppressLineNumbers w:val="0"/>
-      </w:pPr>
-      <w:r>
-        <w:t>8. Market / Business Model</w:t>
-      </w:r>
-    </w:p>
-    <w:p>
-      <w:pPr>
-        <w:pStyle w:val="8"/>
-        <w:keepNext w:val="0"/>
-        <w:keepLines w:val="0"/>
-        <w:widowControl/>
-        <w:suppressLineNumbers w:val="0"/>
-      </w:pPr>
-      <w:r>
-        <w:t>Our initial target market is upper-elementary and middle-school English education.</w:t>
-      </w:r>
-    </w:p>
-    <w:p>
-      <w:pPr>
-        <w:pStyle w:val="8"/>
-        <w:keepNext w:val="0"/>
-        <w:keepLines w:val="0"/>
-        <w:widowControl/>
-        <w:suppressLineNumbers w:val="0"/>
-      </w:pPr>
-      <w:r>
-        <w:t>B2C Model: Students and Parents</w:t>
-      </w:r>
-    </w:p>
-    <w:p>
-      <w:pPr>
-        <w:pStyle w:val="8"/>
-        <w:keepNext w:val="0"/>
-        <w:keepLines w:val="0"/>
-        <w:widowControl/>
-        <w:suppressLineNumbers w:val="0"/>
-      </w:pPr>
-      <w:r>
-        <w:t>Individual learners could access a free basic version of the platform.</w:t>
-      </w:r>
-    </w:p>
-    <w:p>
-      <w:pPr>
-        <w:pStyle w:val="8"/>
-        <w:keepNext w:val="0"/>
-        <w:keepLines w:val="0"/>
-        <w:widowControl/>
-        <w:suppressLineNumbers w:val="0"/>
-      </w:pPr>
-      <w:r>
-        <w:t>The free version could include basic vocabulary sets, a limited number of campus-building activities, and basic AI feedback.</w:t>
-      </w:r>
-    </w:p>
-    <w:p>
-      <w:pPr>
-        <w:pStyle w:val="8"/>
-        <w:keepNext w:val="0"/>
-        <w:keepLines w:val="0"/>
-        <w:widowControl/>
-        <w:suppressLineNumbers w:val="0"/>
-      </w:pPr>
-      <w:r>
-        <w:t>A premium version could provide larger vocabulary libraries, personalized vocabulary levels, adaptive review, learning history, and additional AI-generated materials.</w:t>
-      </w:r>
-    </w:p>
-    <w:p>
-      <w:pPr>
-        <w:pStyle w:val="8"/>
-        <w:keepNext w:val="0"/>
-        <w:keepLines w:val="0"/>
-        <w:widowControl/>
-        <w:suppressLineNumbers w:val="0"/>
-      </w:pPr>
-      <w:r>
-        <w:t>B2B Model: Schools, Teachers, and Tutoring Programs</w:t>
-      </w:r>
-    </w:p>
-    <w:p>
-      <w:pPr>
-        <w:pStyle w:val="8"/>
-        <w:keepNext w:val="0"/>
-        <w:keepLines w:val="0"/>
-        <w:widowControl/>
-        <w:suppressLineNumbers w:val="0"/>
-      </w:pPr>
-      <w:r>
-        <w:t>Schools and teachers could use a classroom version of the platform.</w:t>
-      </w:r>
-    </w:p>
-    <w:p>
-      <w:pPr>
-        <w:pStyle w:val="8"/>
-        <w:keepNext w:val="0"/>
-        <w:keepLines w:val="0"/>
-        <w:widowControl/>
-        <w:suppressLineNumbers w:val="0"/>
-      </w:pPr>
-      <w:r>
-        <w:t>Teachers could define vocabulary lists, control word difficulty, use the group game mode, monitor student progress, and identify common errors.</w:t>
-      </w:r>
-    </w:p>
-    <w:p>
-      <w:pPr>
-        <w:pStyle w:val="8"/>
-        <w:keepNext w:val="0"/>
-        <w:keepLines w:val="0"/>
-        <w:widowControl/>
-        <w:suppressLineNumbers w:val="0"/>
-      </w:pPr>
-      <w:r>
-        <w:t>Future versions could also include a teacher dashboard for assignments, class performance, and learning analytics.</w:t>
-      </w:r>
-    </w:p>
-    <w:p>
-      <w:pPr>
-        <w:pStyle w:val="8"/>
-        <w:keepNext w:val="0"/>
-        <w:keepLines w:val="0"/>
-        <w:widowControl/>
-        <w:suppressLineNumbers w:val="0"/>
-      </w:pPr>
-      <w:r>
-        <w:t>The platform is designed to support teachers rather than replace them.</w:t>
-      </w:r>
-    </w:p>
-    <w:p>
-      <w:pPr>
-        <w:pStyle w:val="8"/>
-        <w:keepNext w:val="0"/>
-        <w:keepLines w:val="0"/>
-        <w:widowControl/>
-        <w:suppressLineNumbers w:val="0"/>
-      </w:pPr>
-      <w:r>
-        <w:t>Teachers remain responsible for choosing learning objectives and vocabulary, while AI helps provide scalable materials and individualized feedback.</w:t>
-      </w:r>
-    </w:p>
-    <w:p>
-      <w:pPr>
-        <w:pStyle w:val="3"/>
-        <w:keepNext w:val="0"/>
-        <w:keepLines w:val="0"/>
-        <w:widowControl/>
-        <w:suppressLineNumbers w:val="0"/>
-      </w:pPr>
-      <w:r>
-        <w:t>9. Responsible AI</w:t>
-      </w:r>
-    </w:p>
-    <w:p>
-      <w:pPr>
-        <w:pStyle w:val="8"/>
-        <w:keepNext w:val="0"/>
-        <w:keepLines w:val="0"/>
-        <w:widowControl/>
-        <w:suppressLineNumbers w:val="0"/>
-      </w:pPr>
-      <w:r>
-        <w:t>Responsible AI is especially important because the target users include children.</w:t>
-      </w:r>
-    </w:p>
-    <w:p>
-      <w:pPr>
-        <w:pStyle w:val="8"/>
-        <w:keepNext w:val="0"/>
-        <w:keepLines w:val="0"/>
-        <w:widowControl/>
-        <w:suppressLineNumbers w:val="0"/>
-      </w:pPr>
-      <w:r>
-        <w:t>Principle 1: AI Supports Thinking Instead of Replacing It</w:t>
-      </w:r>
-    </w:p>
-    <w:p>
-      <w:pPr>
-        <w:pStyle w:val="8"/>
-        <w:keepNext w:val="0"/>
-        <w:keepLines w:val="0"/>
-        <w:widowControl/>
-        <w:suppressLineNumbers w:val="0"/>
-      </w:pPr>
-      <w:r>
-        <w:t>Students must first attempt their own sentence before receiving AI feedback.</w:t>
-      </w:r>
-    </w:p>
-    <w:p>
-      <w:pPr>
-        <w:pStyle w:val="8"/>
-        <w:keepNext w:val="0"/>
-        <w:keepLines w:val="0"/>
-        <w:widowControl/>
-        <w:suppressLineNumbers w:val="0"/>
-      </w:pPr>
-      <w:r>
-        <w:t>The system does not encourage students to ask AI to complete the learning task for them.</w:t>
-      </w:r>
-    </w:p>
-    <w:p>
-      <w:pPr>
-        <w:pStyle w:val="8"/>
-        <w:keepNext w:val="0"/>
-        <w:keepLines w:val="0"/>
-        <w:widowControl/>
-        <w:suppressLineNumbers w:val="0"/>
-      </w:pPr>
-      <w:r>
-        <w:t>Principle 2: Teacher Control</w:t>
-      </w:r>
-    </w:p>
-    <w:p>
-      <w:pPr>
-        <w:pStyle w:val="8"/>
-        <w:keepNext w:val="0"/>
-        <w:keepLines w:val="0"/>
-        <w:widowControl/>
-        <w:suppressLineNumbers w:val="0"/>
-      </w:pPr>
-      <w:r>
-        <w:t>Teachers can define the vocabulary, difficulty level, and learning objectives.</w:t>
-      </w:r>
-    </w:p>
-    <w:p>
-      <w:pPr>
-        <w:pStyle w:val="8"/>
-        <w:keepNext w:val="0"/>
-        <w:keepLines w:val="0"/>
-        <w:widowControl/>
-        <w:suppressLineNumbers w:val="0"/>
-      </w:pPr>
-      <w:r>
-        <w:t>AI supports these decisions rather than controlling the curriculum independently.</w:t>
-      </w:r>
-    </w:p>
-    <w:p>
-      <w:pPr>
-        <w:pStyle w:val="8"/>
-        <w:keepNext w:val="0"/>
-        <w:keepLines w:val="0"/>
-        <w:widowControl/>
-        <w:suppressLineNumbers w:val="0"/>
-      </w:pPr>
-      <w:r>
-        <w:t>Principle 3: Data Privacy</w:t>
-      </w:r>
-    </w:p>
-    <w:p>
-      <w:pPr>
-        <w:pStyle w:val="8"/>
-        <w:keepNext w:val="0"/>
-        <w:keepLines w:val="0"/>
-        <w:widowControl/>
-        <w:suppressLineNumbers w:val="0"/>
-      </w:pPr>
-      <w:r>
-        <w:t>The basic classroom experience does not require every student to create an account.</w:t>
-      </w:r>
-    </w:p>
-    <w:p>
-      <w:pPr>
-        <w:pStyle w:val="8"/>
-        <w:keepNext w:val="0"/>
-        <w:keepLines w:val="0"/>
-        <w:widowControl/>
-        <w:suppressLineNumbers w:val="0"/>
-      </w:pPr>
-      <w:r>
-        <w:t>This reduces unnecessary collection of personal information, especially for younger users.</w:t>
-      </w:r>
-    </w:p>
-    <w:p>
-      <w:pPr>
-        <w:pStyle w:val="8"/>
-        <w:keepNext w:val="0"/>
-        <w:keepLines w:val="0"/>
-        <w:widowControl/>
-        <w:suppressLineNumbers w:val="0"/>
-      </w:pPr>
-      <w:r>
-        <w:t>Principle 4: AI Accuracy</w:t>
-      </w:r>
-    </w:p>
-    <w:p>
-      <w:pPr>
-        <w:pStyle w:val="8"/>
-        <w:keepNext w:val="0"/>
-        <w:keepLines w:val="0"/>
-        <w:widowControl/>
-        <w:suppressLineNumbers w:val="0"/>
-      </w:pPr>
-      <w:r>
-        <w:t>Generative AI may occasionally produce incorrect feedback or unsuitable content.</w:t>
-      </w:r>
-    </w:p>
-    <w:p>
-      <w:pPr>
-        <w:pStyle w:val="8"/>
-        <w:keepNext w:val="0"/>
-        <w:keepLines w:val="0"/>
-        <w:widowControl/>
-        <w:suppressLineNumbers w:val="0"/>
-      </w:pPr>
-      <w:r>
-        <w:t>Therefore, AI responses should be limited to specific educational tasks, and teachers should be able to review important learning materials.</w:t>
-      </w:r>
-    </w:p>
-    <w:p>
-      <w:pPr>
-        <w:pStyle w:val="8"/>
-        <w:keepNext w:val="0"/>
-        <w:keepLines w:val="0"/>
-        <w:widowControl/>
-        <w:suppressLineNumbers w:val="0"/>
-      </w:pPr>
-      <w:r>
-        <w:t>Principle 5: Age-Appropriate Content</w:t>
-      </w:r>
-    </w:p>
-    <w:p>
-      <w:pPr>
-        <w:pStyle w:val="8"/>
-        <w:keepNext w:val="0"/>
-        <w:keepLines w:val="0"/>
-        <w:widowControl/>
-        <w:suppressLineNumbers w:val="0"/>
-      </w:pPr>
-      <w:r>
-        <w:t>AI-generated images and explanations should remain appropriate for younger learners and should avoid irrelevant or unsafe content.</w:t>
-      </w:r>
-    </w:p>
-    <w:p>
-      <w:pPr>
-        <w:pStyle w:val="8"/>
-      </w:pPr>
-      <w:r>
-        <w:t>Principle 6: Human Review and Minimal Data</w:t>
-      </w:r>
-    </w:p>
-    <w:p>
-      <w:pPr>
-        <w:pStyle w:val="8"/>
-      </w:pPr>
-      <w:r>
-        <w:t>AI feedback should support classroom learning rather than function as an unquestionable final grade. Teachers and students should be able to question or report unclear feedback, and important materials should be reviewed before classroom use. The system should collect only the information needed for the activity, avoid storing student audio by default, and present results in aggregate whenever individual identification is not necessary.</w:t>
-      </w:r>
-    </w:p>
-    <w:p>
-      <w:pPr>
-        <w:pStyle w:val="8"/>
-      </w:pPr>
-      <w:r>
-        <w:t>Principle 7: Clear System Boundaries</w:t>
-      </w:r>
-    </w:p>
-    <w:p>
-      <w:pPr>
-        <w:pStyle w:val="8"/>
-      </w:pPr>
-      <w:r>
-        <w:t>The interface should make clear when feedback comes from an AI service, a simple practice check, or a teacher. If the AI service is unavailable or its response is uncertain, the platform should explain the limitation and let the student continue safely without presenting the result as authoritative.</w:t>
-      </w:r>
-    </w:p>
-    <w:p>
-      <w:pPr>
-        <w:pStyle w:val="8"/>
-        <w:keepNext w:val="0"/>
-        <w:keepLines w:val="0"/>
-        <w:widowControl/>
-        <w:suppressLineNumbers w:val="0"/>
-      </w:pPr>
-      <w:r>
-        <w:t>Our main Responsible AI principle is:</w:t>
-      </w:r>
-    </w:p>
-    <w:p>
-      <w:pPr>
-        <w:pStyle w:val="8"/>
-        <w:keepNext w:val="0"/>
-        <w:keepLines w:val="0"/>
-        <w:widowControl/>
-        <w:suppressLineNumbers w:val="0"/>
-      </w:pPr>
-      <w:r>
-        <w:t>AI should increase students’ ability to learn independently rather than increase their dependence on AI.</w:t>
-      </w:r>
-    </w:p>
-    <w:p>
-      <w:pPr>
-        <w:pStyle w:val="3"/>
-        <w:keepNext w:val="0"/>
-        <w:keepLines w:val="0"/>
-        <w:widowControl/>
-        <w:suppressLineNumbers w:val="0"/>
-      </w:pPr>
-      <w:r>
-        <w:t>10. Roadmap / Team</w:t>
-      </w:r>
-    </w:p>
-    <w:p>
-      <w:pPr>
-        <w:pStyle w:val="8"/>
-        <w:keepNext w:val="0"/>
-        <w:keepLines w:val="0"/>
-        <w:widowControl/>
-        <w:suppressLineNumbers w:val="0"/>
-      </w:pPr>
-      <w:r>
-        <w:t>Phase 1: Functional Prototype</w:t>
-      </w:r>
-    </w:p>
-    <w:p>
-      <w:pPr>
-        <w:pStyle w:val="8"/>
-        <w:keepNext w:val="0"/>
-        <w:keepLines w:val="0"/>
-        <w:widowControl/>
-        <w:suppressLineNumbers w:val="0"/>
-      </w:pPr>
-      <w:r>
-        <w:t>The current prototype includes the web-based learning platform, vocabulary system, campus-building game, AI-generated images, AI grammar feedback, speech-to-text, sentence scaffolding, difficulty levels, and classroom learning modes.</w:t>
-      </w:r>
-    </w:p>
-    <w:p>
-      <w:pPr>
-        <w:pStyle w:val="8"/>
-        <w:keepNext w:val="0"/>
-        <w:keepLines w:val="0"/>
-        <w:widowControl/>
-        <w:suppressLineNumbers w:val="0"/>
-      </w:pPr>
-      <w:r>
+        <w:t>2</w:t>
+      </w:r>
+      <w:r>
+        <w:rPr>
+          <w:rFonts w:hint="default" w:ascii="Times New Roman Regular" w:hAnsi="Times New Roman Regular" w:cs="Times New Roman Regular"/>
+        </w:rPr>
+        <w:t>: Adaptive Learning</w:t>
+      </w:r>
+    </w:p>
+    <w:p>
+      <w:pPr>
+        <w:pStyle w:val="8"/>
+        <w:keepNext w:val="0"/>
+        <w:keepLines w:val="0"/>
+        <w:widowControl/>
+        <w:suppressLineNumbers w:val="0"/>
+        <w:rPr>
+          <w:rFonts w:hint="default" w:ascii="Times New Roman Regular" w:hAnsi="Times New Roman Regular" w:cs="Times New Roman Regular"/>
+        </w:rPr>
+      </w:pPr>
+      <w:r>
+        <w:rPr>
+          <w:rFonts w:hint="default" w:ascii="Times New Roman Regular" w:hAnsi="Times New Roman Regular" w:cs="Times New Roman Regular"/>
+        </w:rPr>
+        <w:t xml:space="preserve">The </w:t>
+      </w:r>
+      <w:r>
+        <w:rPr>
+          <w:rFonts w:hint="default" w:ascii="Times New Roman Regular" w:hAnsi="Times New Roman Regular" w:cs="Times New Roman Regular"/>
+          <w:lang w:val="en-US"/>
+        </w:rPr>
+        <w:t>second</w:t>
+      </w:r>
+      <w:r>
+        <w:rPr>
+          <w:rFonts w:hint="default" w:ascii="Times New Roman Regular" w:hAnsi="Times New Roman Regular" w:cs="Times New Roman Regular"/>
+        </w:rPr>
+        <w:t xml:space="preserve"> version</w:t>
+      </w:r>
+      <w:r>
+        <w:rPr>
+          <w:rFonts w:hint="default" w:ascii="Times New Roman Regular" w:hAnsi="Times New Roman Regular" w:cs="Times New Roman Regular"/>
+          <w:lang w:val="en-US"/>
+        </w:rPr>
+        <w:t xml:space="preserve"> </w:t>
+      </w:r>
+      <w:r>
+        <w:rPr>
+          <w:rFonts w:hint="default" w:ascii="Times New Roman Regular" w:hAnsi="Times New Roman Regular" w:cs="Times New Roman Regular"/>
+        </w:rPr>
+        <w:t>track</w:t>
+      </w:r>
+      <w:r>
+        <w:rPr>
+          <w:rFonts w:hint="default" w:ascii="Times New Roman Regular" w:hAnsi="Times New Roman Regular" w:cs="Times New Roman Regular"/>
+          <w:lang w:val="en-US"/>
+        </w:rPr>
+        <w:t>s</w:t>
+      </w:r>
+      <w:r>
+        <w:rPr>
+          <w:rFonts w:hint="default" w:ascii="Times New Roman Regular" w:hAnsi="Times New Roman Regular" w:cs="Times New Roman Regular"/>
+        </w:rPr>
+        <w:t xml:space="preserve"> vocabulary familiarity and repeated grammar mistakes.</w:t>
+      </w:r>
+    </w:p>
+    <w:p>
+      <w:pPr>
+        <w:pStyle w:val="8"/>
+        <w:keepNext w:val="0"/>
+        <w:keepLines w:val="0"/>
+        <w:widowControl/>
+        <w:suppressLineNumbers w:val="0"/>
+        <w:rPr>
+          <w:rFonts w:hint="default" w:ascii="Times New Roman Regular" w:hAnsi="Times New Roman Regular" w:cs="Times New Roman Regular"/>
+        </w:rPr>
+      </w:pPr>
+      <w:r>
+        <w:rPr>
+          <w:rFonts w:hint="default" w:ascii="Times New Roman Regular" w:hAnsi="Times New Roman Regular" w:cs="Times New Roman Regular"/>
+        </w:rPr>
+        <w:t xml:space="preserve">The system </w:t>
+      </w:r>
+      <w:r>
+        <w:rPr>
+          <w:rFonts w:hint="default" w:ascii="Times New Roman Regular" w:hAnsi="Times New Roman Regular" w:cs="Times New Roman Regular"/>
+          <w:lang w:val="en-US"/>
+        </w:rPr>
+        <w:t>would</w:t>
+      </w:r>
+      <w:r>
+        <w:rPr>
+          <w:rFonts w:hint="default" w:ascii="Times New Roman Regular" w:hAnsi="Times New Roman Regular" w:cs="Times New Roman Regular"/>
+        </w:rPr>
+        <w:t xml:space="preserve"> automatically adjust vocabulary difficulty, review frequency, and sentence support according to individual learner performance.</w:t>
+      </w:r>
+    </w:p>
+    <w:p>
+      <w:pPr>
+        <w:pStyle w:val="8"/>
+        <w:keepNext w:val="0"/>
+        <w:keepLines w:val="0"/>
+        <w:widowControl/>
+        <w:suppressLineNumbers w:val="0"/>
+        <w:rPr>
+          <w:rFonts w:hint="default" w:ascii="Times New Roman Regular" w:hAnsi="Times New Roman Regular" w:cs="Times New Roman Regular"/>
+        </w:rPr>
+      </w:pPr>
+      <w:r>
+        <w:rPr>
+          <w:rFonts w:hint="default" w:ascii="Times New Roman Regular" w:hAnsi="Times New Roman Regular" w:cs="Times New Roman Regular"/>
+        </w:rPr>
         <w:t xml:space="preserve">Phase </w:t>
       </w:r>
       <w:r>
         <w:rPr>
-          <w:rFonts w:hint="default"/>
+          <w:rFonts w:hint="default" w:ascii="Times New Roman Regular" w:hAnsi="Times New Roman Regular" w:cs="Times New Roman Regular"/>
           <w:lang w:val="en-US"/>
         </w:rPr>
-        <w:t>2</w:t>
-      </w:r>
-      <w:r>
-        <w:t>: Adaptive Learning</w:t>
-      </w:r>
-    </w:p>
-    <w:p>
-      <w:pPr>
-        <w:pStyle w:val="8"/>
-        <w:keepNext w:val="0"/>
-        <w:keepLines w:val="0"/>
-        <w:widowControl/>
-        <w:suppressLineNumbers w:val="0"/>
-      </w:pPr>
-      <w:r>
-        <w:t xml:space="preserve">The </w:t>
-      </w:r>
-      <w:r>
-        <w:rPr>
-          <w:rFonts w:hint="default"/>
-          <w:lang w:val="en-US"/>
-        </w:rPr>
-        <w:t>second</w:t>
-      </w:r>
-      <w:r>
-        <w:t xml:space="preserve"> version</w:t>
-      </w:r>
-      <w:r>
-        <w:rPr>
-          <w:rFonts w:hint="default"/>
-          <w:lang w:val="en-US"/>
-        </w:rPr>
-        <w:t xml:space="preserve"> </w:t>
-      </w:r>
-      <w:r>
-        <w:t>track</w:t>
-      </w:r>
-      <w:r>
-        <w:rPr>
-          <w:rFonts w:hint="default"/>
-          <w:lang w:val="en-US"/>
-        </w:rPr>
-        <w:t>s</w:t>
-      </w:r>
-      <w:r>
-        <w:t xml:space="preserve"> vocabulary familiarity and repeated grammar mistakes.</w:t>
-      </w:r>
-    </w:p>
-    <w:p>
-      <w:pPr>
-        <w:pStyle w:val="8"/>
-        <w:keepNext w:val="0"/>
-        <w:keepLines w:val="0"/>
-        <w:widowControl/>
-        <w:suppressLineNumbers w:val="0"/>
-      </w:pPr>
-      <w:r>
-        <w:t xml:space="preserve">The system </w:t>
-      </w:r>
-      <w:r>
-        <w:rPr>
-          <w:rFonts w:hint="default"/>
-          <w:lang w:val="en-US"/>
-        </w:rPr>
-        <w:t>would</w:t>
-      </w:r>
-      <w:r>
-        <w:t xml:space="preserve"> automatically adjust vocabulary difficulty, review frequency, and sentence support according to individual learner performance.</w:t>
-      </w:r>
-    </w:p>
-    <w:p>
-      <w:pPr>
-        <w:pStyle w:val="8"/>
-        <w:keepNext w:val="0"/>
-        <w:keepLines w:val="0"/>
-        <w:widowControl/>
-        <w:suppressLineNumbers w:val="0"/>
-      </w:pPr>
-      <w:r>
-        <w:t xml:space="preserve">Phase </w:t>
-      </w:r>
-      <w:r>
-        <w:rPr>
-          <w:rFonts w:hint="default"/>
-          <w:lang w:val="en-US"/>
-        </w:rPr>
         <w:t>3</w:t>
       </w:r>
       <w:r>
+        <w:rPr>
+          <w:rFonts w:hint="default" w:ascii="Times New Roman Regular" w:hAnsi="Times New Roman Regular" w:cs="Times New Roman Regular"/>
+        </w:rPr>
         <w:t>: Real-User Testing</w:t>
       </w:r>
     </w:p>
@@ -2252,8 +3324,14 @@
         <w:keepLines w:val="0"/>
         <w:widowControl/>
         <w:suppressLineNumbers w:val="0"/>
-      </w:pPr>
-      <w:r>
+        <w:rPr>
+          <w:rFonts w:hint="default" w:ascii="Times New Roman Regular" w:hAnsi="Times New Roman Regular" w:cs="Times New Roman Regular"/>
+        </w:rPr>
+      </w:pPr>
+      <w:r>
+        <w:rPr>
+          <w:rFonts w:hint="default" w:ascii="Times New Roman Regular" w:hAnsi="Times New Roman Regular" w:cs="Times New Roman Regular"/>
+        </w:rPr>
         <w:t>The next priority is to test the system with students in the target age group.</w:t>
       </w:r>
     </w:p>
@@ -2265,15 +3343,18 @@
         <w:widowControl/>
         <w:suppressLineNumbers w:val="0"/>
         <w:rPr>
-          <w:rFonts w:eastAsia="宋体"/>
-        </w:rPr>
-      </w:pPr>
-      <w:r>
+          <w:rFonts w:hint="default" w:ascii="Times New Roman Regular" w:hAnsi="Times New Roman Regular" w:eastAsia="宋体" w:cs="Times New Roman Regular"/>
+        </w:rPr>
+      </w:pPr>
+      <w:r>
+        <w:rPr>
+          <w:rFonts w:hint="default" w:ascii="Times New Roman Regular" w:hAnsi="Times New Roman Regular" w:cs="Times New Roman Regular"/>
+        </w:rPr>
         <w:t>We w</w:t>
       </w:r>
       <w:r>
         <w:rPr>
-          <w:rFonts w:eastAsia="宋体"/>
+          <w:rFonts w:hint="default" w:ascii="Times New Roman Regular" w:hAnsi="Times New Roman Regular" w:eastAsia="宋体" w:cs="Times New Roman Regular"/>
         </w:rPr>
         <w:t>ill conduct pre-tests and post-tests, collect student and teacher feedback, evaluate the accuracy of AI feedback, and identify usability problems.</w:t>
       </w:r>
@@ -2286,12 +3367,12 @@
         <w:widowControl/>
         <w:suppressLineNumbers w:val="0"/>
         <w:rPr>
-          <w:rFonts w:eastAsia="宋体"/>
-        </w:rPr>
-      </w:pPr>
-      <w:r>
-        <w:rPr>
-          <w:rFonts w:eastAsia="宋体"/>
+          <w:rFonts w:hint="default" w:ascii="Times New Roman Regular" w:hAnsi="Times New Roman Regular" w:eastAsia="宋体" w:cs="Times New Roman Regular"/>
+        </w:rPr>
+      </w:pPr>
+      <w:r>
+        <w:rPr>
+          <w:rFonts w:hint="default" w:ascii="Times New Roman Regular" w:hAnsi="Times New Roman Regular" w:eastAsia="宋体" w:cs="Times New Roman Regular"/>
           <w:lang w:val="en-US" w:eastAsia="zh-CN"/>
         </w:rPr>
         <w:t>Testing is feasible because I attend a school with both primary and middle school departments. I can reach out to teachers in these departments for support in conducting the study.</w:t>
@@ -2304,22 +3385,32 @@
         <w:keepLines w:val="0"/>
         <w:widowControl/>
         <w:suppressLineNumbers w:val="0"/>
-      </w:pPr>
-      <w:r>
+        <w:rPr>
+          <w:rFonts w:hint="default" w:ascii="Times New Roman Regular" w:hAnsi="Times New Roman Regular" w:cs="Times New Roman Regular"/>
+        </w:rPr>
+      </w:pPr>
+      <w:r>
+        <w:rPr>
+          <w:rFonts w:hint="default" w:ascii="Times New Roman Regular" w:hAnsi="Times New Roman Regular" w:cs="Times New Roman Regular"/>
+        </w:rPr>
         <w:t>Phase 4: Teacher Dashboard</w:t>
       </w:r>
-      <w:bookmarkStart w:id="0" w:name="_GoBack"/>
-      <w:bookmarkEnd w:id="0"/>
-    </w:p>
-    <w:p>
-      <w:pPr>
-        <w:pStyle w:val="8"/>
-        <w:keepNext w:val="0"/>
-        <w:keepLines w:val="0"/>
-        <w:widowControl/>
-        <w:suppressLineNumbers w:val="0"/>
-      </w:pPr>
-      <w:r>
+    </w:p>
+    <w:p>
+      <w:pPr>
+        <w:pStyle w:val="8"/>
+        <w:keepNext w:val="0"/>
+        <w:keepLines w:val="0"/>
+        <w:widowControl/>
+        <w:suppressLineNumbers w:val="0"/>
+        <w:rPr>
+          <w:rFonts w:hint="default" w:ascii="Times New Roman Regular" w:hAnsi="Times New Roman Regular" w:cs="Times New Roman Regular"/>
+        </w:rPr>
+      </w:pPr>
+      <w:r>
+        <w:rPr>
+          <w:rFonts w:hint="default" w:ascii="Times New Roman Regular" w:hAnsi="Times New Roman Regular" w:cs="Times New Roman Regular"/>
+        </w:rPr>
         <w:t>Future development could allow teachers to upload their own vocabulary lists, define word levels, assign activities, monitor class progress, and identify common student mistakes.</w:t>
       </w:r>
     </w:p>
@@ -2330,8 +3421,14 @@
         <w:keepLines w:val="0"/>
         <w:widowControl/>
         <w:suppressLineNumbers w:val="0"/>
-      </w:pPr>
-      <w:r>
+        <w:rPr>
+          <w:rFonts w:hint="default" w:ascii="Times New Roman Regular" w:hAnsi="Times New Roman Regular" w:cs="Times New Roman Regular"/>
+        </w:rPr>
+      </w:pPr>
+      <w:r>
+        <w:rPr>
+          <w:rFonts w:hint="default" w:ascii="Times New Roman Regular" w:hAnsi="Times New Roman Regular" w:cs="Times New Roman Regular"/>
+        </w:rPr>
         <w:t>Phase 5: Scaling</w:t>
       </w:r>
     </w:p>
@@ -2342,8 +3439,14 @@
         <w:keepLines w:val="0"/>
         <w:widowControl/>
         <w:suppressLineNumbers w:val="0"/>
-      </w:pPr>
-      <w:r>
+        <w:rPr>
+          <w:rFonts w:hint="default" w:ascii="Times New Roman Regular" w:hAnsi="Times New Roman Regular" w:cs="Times New Roman Regular"/>
+        </w:rPr>
+      </w:pPr>
+      <w:r>
+        <w:rPr>
+          <w:rFonts w:hint="default" w:ascii="Times New Roman Regular" w:hAnsi="Times New Roman Regular" w:cs="Times New Roman Regular"/>
+        </w:rPr>
         <w:t>After the learning effectiveness has been validated, the platform could be introduced to more schools, tutoring programs, after-school programs, and English teachers.</w:t>
       </w:r>
     </w:p>
@@ -2354,8 +3457,14 @@
         <w:keepLines w:val="0"/>
         <w:widowControl/>
         <w:suppressLineNumbers w:val="0"/>
-      </w:pPr>
-      <w:r>
+        <w:rPr>
+          <w:rFonts w:hint="default" w:ascii="Times New Roman Regular" w:hAnsi="Times New Roman Regular" w:cs="Times New Roman Regular"/>
+        </w:rPr>
+      </w:pPr>
+      <w:r>
+        <w:rPr>
+          <w:rFonts w:hint="default" w:ascii="Times New Roman Regular" w:hAnsi="Times New Roman Regular" w:cs="Times New Roman Regular"/>
+        </w:rPr>
         <w:t>The project is currently student-led and combines interests in education, curriculum design, game-based learning, and AI.</w:t>
       </w:r>
     </w:p>
@@ -2366,8 +3475,14 @@
         <w:keepLines w:val="0"/>
         <w:widowControl/>
         <w:suppressLineNumbers w:val="0"/>
-      </w:pPr>
-      <w:r>
+        <w:rPr>
+          <w:rFonts w:hint="default" w:ascii="Times New Roman Regular" w:hAnsi="Times New Roman Regular" w:cs="Times New Roman Regular"/>
+        </w:rPr>
+      </w:pPr>
+      <w:r>
+        <w:rPr>
+          <w:rFonts w:hint="default" w:ascii="Times New Roman Regular" w:hAnsi="Times New Roman Regular" w:cs="Times New Roman Regular"/>
+        </w:rPr>
         <w:t>In the future, collaboration with teachers, students, educational researchers, and technical mentors can help improve the educational design and reliability of the platform.</w:t>
       </w:r>
     </w:p>
@@ -2378,8 +3493,14 @@
         <w:keepLines w:val="0"/>
         <w:widowControl/>
         <w:suppressLineNumbers w:val="0"/>
-      </w:pPr>
-      <w:r>
+        <w:rPr>
+          <w:rFonts w:hint="default" w:ascii="Times New Roman Regular" w:hAnsi="Times New Roman Regular" w:cs="Times New Roman Regular"/>
+        </w:rPr>
+      </w:pPr>
+      <w:r>
+        <w:rPr>
+          <w:rFonts w:hint="default" w:ascii="Times New Roman Regular" w:hAnsi="Times New Roman Regular" w:cs="Times New Roman Regular"/>
+        </w:rPr>
         <w:t>Long-Term Vision:</w:t>
       </w:r>
     </w:p>
@@ -2390,8 +3511,14 @@
         <w:keepLines w:val="0"/>
         <w:widowControl/>
         <w:suppressLineNumbers w:val="0"/>
-      </w:pPr>
-      <w:r>
+        <w:rPr>
+          <w:rFonts w:hint="default" w:ascii="Times New Roman Regular" w:hAnsi="Times New Roman Regular" w:cs="Times New Roman Regular"/>
+        </w:rPr>
+      </w:pPr>
+      <w:r>
+        <w:rPr>
+          <w:rFonts w:hint="default" w:ascii="Times New Roman Regular" w:hAnsi="Times New Roman Regular" w:cs="Times New Roman Regular"/>
+        </w:rPr>
         <w:t>Our goal is not to create another vocabulary memorization website or another general AI chatbot.</w:t>
       </w:r>
     </w:p>
@@ -2404,17 +3531,25 @@
         <w:suppressLineNumbers w:val="0"/>
         <w:rPr>
           <w:rStyle w:val="9"/>
-        </w:rPr>
-      </w:pPr>
-      <w:r>
+          <w:rFonts w:hint="default" w:ascii="Times New Roman Regular" w:hAnsi="Times New Roman Regular" w:cs="Times New Roman Regular"/>
+        </w:rPr>
+      </w:pPr>
+      <w:r>
+        <w:rPr>
+          <w:rFonts w:hint="default" w:ascii="Times New Roman Regular" w:hAnsi="Times New Roman Regular" w:cs="Times New Roman Regular"/>
+        </w:rPr>
         <w:t>Our goal is to create a learning environment where students learn a word, understand it visually, use it meaningfully, receive personalized feedback, and apply it again through play.</w:t>
       </w:r>
       <w:r>
+        <w:rPr>
+          <w:rFonts w:hint="default" w:ascii="Times New Roman Regular" w:hAnsi="Times New Roman Regular" w:cs="Times New Roman Regular"/>
+        </w:rPr>
         <w:br w:type="textWrapping"/>
       </w:r>
       <w:r>
         <w:rPr>
           <w:rStyle w:val="9"/>
+          <w:rFonts w:hint="default" w:ascii="Times New Roman Regular" w:hAnsi="Times New Roman Regular" w:cs="Times New Roman Regular"/>
         </w:rPr>
         <w:t>Learn the word → Use the word → Get feedback → Build with the word.</w:t>
       </w:r>
@@ -2424,6 +3559,7 @@
         <w:pStyle w:val="8"/>
         <w:spacing w:before="40" w:after="160"/>
         <w:rPr>
+          <w:rFonts w:hint="default" w:ascii="Times New Roman Regular" w:hAnsi="Times New Roman Regular" w:cs="Times New Roman Regular"/>
           <w:i/>
           <w:color w:val="646464"/>
           <w:sz w:val="17"/>
@@ -2433,15 +3569,42 @@
     <w:p>
       <w:pPr>
         <w:pStyle w:val="8"/>
-        <w:spacing w:before="40" w:after="160"/>
-      </w:pPr>
-      <w:r>
-        <w:rPr>
+        <w:keepNext w:val="0"/>
+        <w:keepLines w:val="0"/>
+        <w:widowControl/>
+        <w:suppressLineNumbers w:val="0"/>
+        <w:rPr>
+          <w:rFonts w:hint="default" w:ascii="Times New Roman Regular" w:hAnsi="Times New Roman Regular" w:eastAsia="宋体" w:cs="Times New Roman Regular"/>
+        </w:rPr>
+      </w:pPr>
+      <w:r>
+        <w:rPr>
+          <w:rFonts w:hint="eastAsia" w:ascii="Times New Roman Regular" w:hAnsi="Times New Roman Regular" w:cs="Times New Roman Regular"/>
+          <w:lang w:val="en-US" w:eastAsia="zh-CN"/>
+        </w:rPr>
+        <w:t xml:space="preserve">Image </w:t>
+      </w:r>
+      <w:bookmarkStart w:id="0" w:name="_GoBack"/>
+      <w:bookmarkEnd w:id="0"/>
+      <w:r>
+        <w:rPr>
+          <w:rFonts w:hint="default" w:ascii="Times New Roman Regular" w:hAnsi="Times New Roman Regular" w:eastAsia="宋体" w:cs="Times New Roman Regular"/>
+        </w:rPr>
+        <w:t xml:space="preserve">Source: Wordcraft Classroom live prototype, </w:t>
+      </w:r>
+      <w:r>
+        <w:rPr>
+          <w:rFonts w:hint="default" w:ascii="Times New Roman Regular" w:hAnsi="Times New Roman Regular" w:eastAsia="宋体" w:cs="Times New Roman Regular"/>
           <w:i/>
-          <w:color w:val="646464"/>
-          <w:sz w:val="17"/>
-        </w:rPr>
-        <w:t>Source: Wordcraft Classroom live prototype, https://wordcraftedu.innolearning.cn/ (accessed 13 September 2026).</w:t>
+          <w:iCs/>
+        </w:rPr>
+        <w:t xml:space="preserve">https://wordcraftedu.innolearning.cn/ </w:t>
+      </w:r>
+      <w:r>
+        <w:rPr>
+          <w:rFonts w:hint="default" w:ascii="Times New Roman Regular" w:hAnsi="Times New Roman Regular" w:eastAsia="宋体" w:cs="Times New Roman Regular"/>
+        </w:rPr>
+        <w:t>(accessed 13 September 2026).</w:t>
       </w:r>
     </w:p>
     <w:p>
@@ -2453,6 +3616,7 @@
         <w:suppressLineNumbers w:val="0"/>
         <w:rPr>
           <w:rStyle w:val="9"/>
+          <w:rFonts w:hint="default" w:ascii="Times New Roman Regular" w:hAnsi="Times New Roman Regular" w:cs="Times New Roman Regular"/>
         </w:rPr>
       </w:pPr>
     </w:p>
@@ -2464,6 +3628,26 @@
     </w:sectPr>
   </w:body>
 </w:document>
+</file>
+
+<file path=word/numbering.xml><?xml version="1.0" encoding="utf-8"?>
+<w:numbering xmlns:wpc="http://schemas.microsoft.com/office/word/2010/wordprocessingCanvas" xmlns:mc="http://schemas.openxmlformats.org/markup-compatibility/2006" xmlns:o="urn:schemas-microsoft-com:office:office" xmlns:r="http://schemas.openxmlformats.org/officeDocument/2006/relationships" xmlns:m="http://schemas.openxmlformats.org/officeDocument/2006/math" xmlns:v="urn:schemas-microsoft-com:vml" xmlns:wp14="http://schemas.microsoft.com/office/word/2010/wordprocessingDrawing" xmlns:wp="http://schemas.openxmlformats.org/drawingml/2006/wordprocessingDrawing" xmlns:w10="urn:schemas-microsoft-com:office:word" xmlns:w="http://schemas.openxmlformats.org/wordprocessingml/2006/main" xmlns:w14="http://schemas.microsoft.com/office/word/2010/wordml" xmlns:wpg="http://schemas.microsoft.com/office/word/2010/wordprocessingGroup" xmlns:wpi="http://schemas.microsoft.com/office/word/2010/wordprocessingInk" xmlns:wne="http://schemas.microsoft.com/office/word/2006/wordml" xmlns:wps="http://schemas.microsoft.com/office/word/2010/wordprocessingShape" xmlns:wpsCustomData="http://www.wps.cn/officeDocument/2013/wpsCustomData" mc:Ignorable="w14 wp14">
+  <w:abstractNum w:abstractNumId="0">
+    <w:nsid w:val="7FB83323"/>
+    <w:multiLevelType w:val="singleLevel"/>
+    <w:tmpl w:val="7FB83323"/>
+    <w:lvl w:ilvl="0" w:tentative="0">
+      <w:start w:val="1"/>
+      <w:numFmt w:val="decimal"/>
+      <w:suff w:val="space"/>
+      <w:lvlText w:val="%1."/>
+      <w:lvlJc w:val="left"/>
+    </w:lvl>
+  </w:abstractNum>
+  <w:num w:numId="1">
+    <w:abstractNumId w:val="0"/>
+  </w:num>
+</w:numbering>
 </file>
 
 <file path=word/styles.xml><?xml version="1.0" encoding="utf-8"?>
